--- a/Bao_Cao_Khoa_Luan.docx
+++ b/Bao_Cao_Khoa_Luan.docx
@@ -9617,7 +9617,7 @@
       <w:r>
         <w:drawing>
           <wp:inline xmlns:a="http://schemas.openxmlformats.org/drawingml/2006/main" xmlns:pic="http://schemas.openxmlformats.org/drawingml/2006/picture">
-            <wp:extent cx="5220000" cy="2349000"/>
+            <wp:extent cx="5220000" cy="2237143"/>
             <wp:docPr id="2" name="Picture 2"/>
             <wp:cNvGraphicFramePr>
               <a:graphicFrameLocks noChangeAspect="1"/>
@@ -9638,7 +9638,7 @@
                   <pic:spPr>
                     <a:xfrm>
                       <a:off x="0" y="0"/>
-                      <a:ext cx="5220000" cy="2349000"/>
+                      <a:ext cx="5220000" cy="2237143"/>
                     </a:xfrm>
                     <a:prstGeom prst="rect"/>
                   </pic:spPr>

--- a/Bao_Cao_Khoa_Luan.docx
+++ b/Bao_Cao_Khoa_Luan.docx
@@ -609,7 +609,7 @@
     <w:p>
       <w:pPr>
         <w:tabs>
-          <w:tab w:val="right" w:leader="dot" w:pos="8504"/>
+          <w:tab w:pos="8504" w:val="right" w:leader="dot"/>
         </w:tabs>
         <w:spacing w:before="120" w:after="120" w:line="360" w:lineRule="auto"/>
         <w:jc w:val="both"/>
@@ -625,7 +625,7 @@
     <w:p>
       <w:pPr>
         <w:tabs>
-          <w:tab w:val="right" w:leader="dot" w:pos="8504"/>
+          <w:tab w:pos="8504" w:val="right" w:leader="dot"/>
         </w:tabs>
         <w:spacing w:before="120" w:after="120" w:line="360" w:lineRule="auto"/>
         <w:jc w:val="both"/>
@@ -641,7 +641,7 @@
     <w:p>
       <w:pPr>
         <w:tabs>
-          <w:tab w:val="right" w:leader="dot" w:pos="8504"/>
+          <w:tab w:pos="8504" w:val="right" w:leader="dot"/>
         </w:tabs>
         <w:spacing w:before="120" w:after="120" w:line="360" w:lineRule="auto"/>
         <w:jc w:val="both"/>
@@ -657,7 +657,7 @@
     <w:p>
       <w:pPr>
         <w:tabs>
-          <w:tab w:val="right" w:leader="dot" w:pos="8504"/>
+          <w:tab w:pos="8504" w:val="right" w:leader="dot"/>
         </w:tabs>
         <w:spacing w:before="120" w:after="120" w:line="360" w:lineRule="auto"/>
         <w:jc w:val="both"/>
@@ -673,7 +673,7 @@
     <w:p>
       <w:pPr>
         <w:tabs>
-          <w:tab w:val="right" w:leader="dot" w:pos="8504"/>
+          <w:tab w:pos="8504" w:val="right" w:leader="dot"/>
         </w:tabs>
         <w:spacing w:before="120" w:after="120" w:line="360" w:lineRule="auto"/>
         <w:jc w:val="both"/>
@@ -689,7 +689,7 @@
     <w:p>
       <w:pPr>
         <w:tabs>
-          <w:tab w:val="right" w:leader="dot" w:pos="8504"/>
+          <w:tab w:pos="8504" w:val="right" w:leader="dot"/>
         </w:tabs>
         <w:spacing w:before="120" w:after="120" w:line="360" w:lineRule="auto"/>
         <w:jc w:val="both"/>
@@ -705,7 +705,7 @@
     <w:p>
       <w:pPr>
         <w:tabs>
-          <w:tab w:val="right" w:leader="dot" w:pos="8504"/>
+          <w:tab w:pos="8504" w:val="right" w:leader="dot"/>
         </w:tabs>
         <w:spacing w:before="120" w:after="120" w:line="360" w:lineRule="auto"/>
         <w:jc w:val="both"/>
@@ -721,7 +721,7 @@
     <w:p>
       <w:pPr>
         <w:tabs>
-          <w:tab w:val="right" w:leader="dot" w:pos="8504"/>
+          <w:tab w:pos="8504" w:val="right" w:leader="dot"/>
         </w:tabs>
         <w:spacing w:before="120" w:after="120" w:line="360" w:lineRule="auto"/>
         <w:jc w:val="both"/>
@@ -737,7 +737,7 @@
     <w:p>
       <w:pPr>
         <w:tabs>
-          <w:tab w:val="right" w:leader="dot" w:pos="8504"/>
+          <w:tab w:pos="8504" w:val="right" w:leader="dot"/>
         </w:tabs>
         <w:spacing w:before="120" w:after="120" w:line="360" w:lineRule="auto"/>
         <w:jc w:val="both"/>
@@ -753,7 +753,7 @@
     <w:p>
       <w:pPr>
         <w:tabs>
-          <w:tab w:val="right" w:leader="dot" w:pos="8504"/>
+          <w:tab w:pos="8504" w:val="right" w:leader="dot"/>
         </w:tabs>
         <w:spacing w:before="120" w:after="120" w:line="360" w:lineRule="auto"/>
         <w:jc w:val="both"/>
@@ -769,7 +769,7 @@
     <w:p>
       <w:pPr>
         <w:tabs>
-          <w:tab w:val="right" w:leader="dot" w:pos="8504"/>
+          <w:tab w:pos="8504" w:val="right" w:leader="dot"/>
         </w:tabs>
         <w:spacing w:before="120" w:after="120" w:line="360" w:lineRule="auto"/>
         <w:jc w:val="both"/>
@@ -785,7 +785,7 @@
     <w:p>
       <w:pPr>
         <w:tabs>
-          <w:tab w:val="right" w:leader="dot" w:pos="8504"/>
+          <w:tab w:pos="8504" w:val="right" w:leader="dot"/>
         </w:tabs>
         <w:spacing w:before="120" w:after="120" w:line="360" w:lineRule="auto"/>
         <w:jc w:val="both"/>
@@ -801,7 +801,7 @@
     <w:p>
       <w:pPr>
         <w:tabs>
-          <w:tab w:val="right" w:leader="dot" w:pos="8504"/>
+          <w:tab w:pos="8504" w:val="right" w:leader="dot"/>
         </w:tabs>
         <w:spacing w:before="120" w:after="120" w:line="360" w:lineRule="auto"/>
         <w:jc w:val="both"/>
@@ -817,7 +817,7 @@
     <w:p>
       <w:pPr>
         <w:tabs>
-          <w:tab w:val="right" w:leader="dot" w:pos="8504"/>
+          <w:tab w:pos="8504" w:val="right" w:leader="dot"/>
         </w:tabs>
         <w:spacing w:before="120" w:after="120" w:line="360" w:lineRule="auto"/>
         <w:jc w:val="both"/>
@@ -833,7 +833,7 @@
     <w:p>
       <w:pPr>
         <w:tabs>
-          <w:tab w:val="right" w:leader="dot" w:pos="8504"/>
+          <w:tab w:pos="8504" w:val="right" w:leader="dot"/>
         </w:tabs>
         <w:spacing w:before="120" w:after="120" w:line="360" w:lineRule="auto"/>
         <w:jc w:val="both"/>
@@ -849,7 +849,7 @@
     <w:p>
       <w:pPr>
         <w:tabs>
-          <w:tab w:val="right" w:leader="dot" w:pos="8504"/>
+          <w:tab w:pos="8504" w:val="right" w:leader="dot"/>
         </w:tabs>
         <w:spacing w:before="120" w:after="120" w:line="360" w:lineRule="auto"/>
         <w:jc w:val="both"/>
@@ -865,7 +865,7 @@
     <w:p>
       <w:pPr>
         <w:tabs>
-          <w:tab w:val="right" w:leader="dot" w:pos="8504"/>
+          <w:tab w:pos="8504" w:val="right" w:leader="dot"/>
         </w:tabs>
         <w:spacing w:before="120" w:after="120" w:line="360" w:lineRule="auto"/>
         <w:jc w:val="both"/>
@@ -881,7 +881,7 @@
     <w:p>
       <w:pPr>
         <w:tabs>
-          <w:tab w:val="right" w:leader="dot" w:pos="8504"/>
+          <w:tab w:pos="8504" w:val="right" w:leader="dot"/>
         </w:tabs>
         <w:spacing w:before="120" w:after="120" w:line="360" w:lineRule="auto"/>
         <w:jc w:val="both"/>
@@ -897,7 +897,7 @@
     <w:p>
       <w:pPr>
         <w:tabs>
-          <w:tab w:val="right" w:leader="dot" w:pos="8504"/>
+          <w:tab w:pos="8504" w:val="right" w:leader="dot"/>
         </w:tabs>
         <w:spacing w:before="120" w:after="120" w:line="360" w:lineRule="auto"/>
         <w:jc w:val="both"/>
@@ -913,7 +913,7 @@
     <w:p>
       <w:pPr>
         <w:tabs>
-          <w:tab w:val="center" w:pos="5670"/>
+          <w:tab w:pos="5669" w:val="center"/>
         </w:tabs>
         <w:spacing w:before="240" w:after="40"/>
       </w:pPr>
@@ -931,7 +931,7 @@
     <w:p>
       <w:pPr>
         <w:tabs>
-          <w:tab w:val="center" w:pos="5670"/>
+          <w:tab w:pos="5669" w:val="center"/>
         </w:tabs>
         <w:spacing w:before="0" w:after="1000"/>
       </w:pPr>
@@ -1103,14 +1103,18 @@
       </w:pPr>
       <w:r>
         <w:fldChar w:fldCharType="begin"/>
+      </w:r>
+      <w:r>
         <w:instrText xml:space="preserve"> TOC \o "1-3" \h \z \u </w:instrText>
+      </w:r>
+      <w:r>
         <w:fldChar w:fldCharType="separate"/>
       </w:r>
     </w:p>
     <w:p>
       <w:pPr>
         <w:tabs>
-          <w:tab w:val="right" w:leader="dot" w:pos="8504"/>
+          <w:tab w:pos="8504" w:val="right" w:leader="dot"/>
         </w:tabs>
         <w:spacing w:before="40" w:after="40" w:line="312" w:lineRule="auto"/>
       </w:pPr>
@@ -1137,7 +1141,7 @@
     <w:p>
       <w:pPr>
         <w:tabs>
-          <w:tab w:val="right" w:leader="dot" w:pos="8504"/>
+          <w:tab w:pos="8504" w:val="right" w:leader="dot"/>
         </w:tabs>
         <w:spacing w:before="40" w:after="40" w:line="312" w:lineRule="auto"/>
       </w:pPr>
@@ -1164,7 +1168,7 @@
     <w:p>
       <w:pPr>
         <w:tabs>
-          <w:tab w:val="right" w:leader="dot" w:pos="8504"/>
+          <w:tab w:pos="8504" w:val="right" w:leader="dot"/>
         </w:tabs>
         <w:spacing w:before="40" w:after="40" w:line="312" w:lineRule="auto"/>
       </w:pPr>
@@ -1191,7 +1195,7 @@
     <w:p>
       <w:pPr>
         <w:tabs>
-          <w:tab w:val="right" w:leader="dot" w:pos="8504"/>
+          <w:tab w:pos="8504" w:val="right" w:leader="dot"/>
         </w:tabs>
         <w:spacing w:before="40" w:after="40" w:line="312" w:lineRule="auto"/>
       </w:pPr>
@@ -1218,7 +1222,7 @@
     <w:p>
       <w:pPr>
         <w:tabs>
-          <w:tab w:val="right" w:leader="dot" w:pos="8504"/>
+          <w:tab w:pos="8504" w:val="right" w:leader="dot"/>
         </w:tabs>
         <w:spacing w:before="40" w:after="40" w:line="312" w:lineRule="auto"/>
       </w:pPr>
@@ -1245,7 +1249,7 @@
     <w:p>
       <w:pPr>
         <w:tabs>
-          <w:tab w:val="right" w:leader="dot" w:pos="8504"/>
+          <w:tab w:pos="8504" w:val="right" w:leader="dot"/>
         </w:tabs>
         <w:spacing w:before="40" w:after="40" w:line="312" w:lineRule="auto"/>
       </w:pPr>
@@ -1272,7 +1276,7 @@
     <w:p>
       <w:pPr>
         <w:tabs>
-          <w:tab w:val="right" w:leader="dot" w:pos="8504"/>
+          <w:tab w:pos="8504" w:val="right" w:leader="dot"/>
         </w:tabs>
         <w:spacing w:before="40" w:after="40" w:line="312" w:lineRule="auto"/>
       </w:pPr>
@@ -1299,7 +1303,7 @@
     <w:p>
       <w:pPr>
         <w:tabs>
-          <w:tab w:val="right" w:leader="dot" w:pos="8504"/>
+          <w:tab w:pos="8504" w:val="right" w:leader="dot"/>
         </w:tabs>
         <w:spacing w:before="40" w:after="40" w:line="312" w:lineRule="auto"/>
       </w:pPr>
@@ -1326,7 +1330,7 @@
     <w:p>
       <w:pPr>
         <w:tabs>
-          <w:tab w:val="right" w:leader="dot" w:pos="8504"/>
+          <w:tab w:pos="8504" w:val="right" w:leader="dot"/>
         </w:tabs>
         <w:spacing w:before="40" w:after="40" w:line="312" w:lineRule="auto"/>
       </w:pPr>
@@ -1353,7 +1357,7 @@
     <w:p>
       <w:pPr>
         <w:tabs>
-          <w:tab w:val="right" w:leader="dot" w:pos="8504"/>
+          <w:tab w:pos="8504" w:val="right" w:leader="dot"/>
         </w:tabs>
         <w:spacing w:before="40" w:after="40" w:line="312" w:lineRule="auto"/>
       </w:pPr>
@@ -1380,7 +1384,7 @@
     <w:p>
       <w:pPr>
         <w:tabs>
-          <w:tab w:val="right" w:leader="dot" w:pos="8504"/>
+          <w:tab w:pos="8504" w:val="right" w:leader="dot"/>
         </w:tabs>
         <w:spacing w:before="40" w:after="40" w:line="312" w:lineRule="auto"/>
       </w:pPr>
@@ -1407,7 +1411,7 @@
     <w:p>
       <w:pPr>
         <w:tabs>
-          <w:tab w:val="right" w:leader="dot" w:pos="8504"/>
+          <w:tab w:pos="8504" w:val="right" w:leader="dot"/>
         </w:tabs>
         <w:spacing w:before="40" w:after="40" w:line="312" w:lineRule="auto"/>
       </w:pPr>
@@ -1434,7 +1438,7 @@
     <w:p>
       <w:pPr>
         <w:tabs>
-          <w:tab w:val="right" w:leader="dot" w:pos="8504"/>
+          <w:tab w:pos="8504" w:val="right" w:leader="dot"/>
         </w:tabs>
         <w:spacing w:before="40" w:after="40" w:line="312" w:lineRule="auto"/>
       </w:pPr>
@@ -1461,7 +1465,7 @@
     <w:p>
       <w:pPr>
         <w:tabs>
-          <w:tab w:val="right" w:leader="dot" w:pos="8504"/>
+          <w:tab w:pos="8504" w:val="right" w:leader="dot"/>
         </w:tabs>
         <w:spacing w:before="40" w:after="40" w:line="312" w:lineRule="auto"/>
       </w:pPr>
@@ -1488,7 +1492,7 @@
     <w:p>
       <w:pPr>
         <w:tabs>
-          <w:tab w:val="right" w:leader="dot" w:pos="8504"/>
+          <w:tab w:pos="8504" w:val="right" w:leader="dot"/>
         </w:tabs>
         <w:spacing w:before="40" w:after="40" w:line="312" w:lineRule="auto"/>
       </w:pPr>
@@ -1515,7 +1519,7 @@
     <w:p>
       <w:pPr>
         <w:tabs>
-          <w:tab w:val="right" w:leader="dot" w:pos="8504"/>
+          <w:tab w:pos="8504" w:val="right" w:leader="dot"/>
         </w:tabs>
         <w:spacing w:before="40" w:after="40" w:line="312" w:lineRule="auto"/>
       </w:pPr>
@@ -1542,7 +1546,7 @@
     <w:p>
       <w:pPr>
         <w:tabs>
-          <w:tab w:val="right" w:leader="dot" w:pos="8504"/>
+          <w:tab w:pos="8504" w:val="right" w:leader="dot"/>
         </w:tabs>
         <w:spacing w:before="40" w:after="40" w:line="312" w:lineRule="auto"/>
       </w:pPr>
@@ -1569,7 +1573,7 @@
     <w:p>
       <w:pPr>
         <w:tabs>
-          <w:tab w:val="right" w:leader="dot" w:pos="8504"/>
+          <w:tab w:pos="8504" w:val="right" w:leader="dot"/>
         </w:tabs>
         <w:spacing w:before="40" w:after="40" w:line="312" w:lineRule="auto"/>
       </w:pPr>
@@ -1596,7 +1600,7 @@
     <w:p>
       <w:pPr>
         <w:tabs>
-          <w:tab w:val="right" w:leader="dot" w:pos="8504"/>
+          <w:tab w:pos="8504" w:val="right" w:leader="dot"/>
         </w:tabs>
         <w:spacing w:before="40" w:after="40" w:line="312" w:lineRule="auto"/>
       </w:pPr>
@@ -1623,7 +1627,7 @@
     <w:p>
       <w:pPr>
         <w:tabs>
-          <w:tab w:val="right" w:leader="dot" w:pos="8504"/>
+          <w:tab w:pos="8504" w:val="right" w:leader="dot"/>
         </w:tabs>
         <w:spacing w:before="40" w:after="40" w:line="312" w:lineRule="auto"/>
       </w:pPr>
@@ -1650,7 +1654,7 @@
     <w:p>
       <w:pPr>
         <w:tabs>
-          <w:tab w:val="right" w:leader="dot" w:pos="8504"/>
+          <w:tab w:pos="8504" w:val="right" w:leader="dot"/>
         </w:tabs>
         <w:spacing w:before="40" w:after="40" w:line="312" w:lineRule="auto"/>
       </w:pPr>
@@ -1677,7 +1681,7 @@
     <w:p>
       <w:pPr>
         <w:tabs>
-          <w:tab w:val="right" w:leader="dot" w:pos="8504"/>
+          <w:tab w:pos="8504" w:val="right" w:leader="dot"/>
         </w:tabs>
         <w:spacing w:before="40" w:after="40" w:line="312" w:lineRule="auto"/>
       </w:pPr>
@@ -1704,7 +1708,7 @@
     <w:p>
       <w:pPr>
         <w:tabs>
-          <w:tab w:val="right" w:leader="dot" w:pos="8504"/>
+          <w:tab w:pos="8504" w:val="right" w:leader="dot"/>
         </w:tabs>
         <w:spacing w:before="40" w:after="40" w:line="312" w:lineRule="auto"/>
       </w:pPr>
@@ -1731,7 +1735,7 @@
     <w:p>
       <w:pPr>
         <w:tabs>
-          <w:tab w:val="right" w:leader="dot" w:pos="8504"/>
+          <w:tab w:pos="8504" w:val="right" w:leader="dot"/>
         </w:tabs>
         <w:spacing w:before="40" w:after="40" w:line="312" w:lineRule="auto"/>
       </w:pPr>
@@ -1758,7 +1762,7 @@
     <w:p>
       <w:pPr>
         <w:tabs>
-          <w:tab w:val="right" w:leader="dot" w:pos="8504"/>
+          <w:tab w:pos="8504" w:val="right" w:leader="dot"/>
         </w:tabs>
         <w:spacing w:before="40" w:after="40" w:line="312" w:lineRule="auto"/>
       </w:pPr>
@@ -1785,7 +1789,7 @@
     <w:p>
       <w:pPr>
         <w:tabs>
-          <w:tab w:val="right" w:leader="dot" w:pos="8504"/>
+          <w:tab w:pos="8504" w:val="right" w:leader="dot"/>
         </w:tabs>
         <w:spacing w:before="40" w:after="40" w:line="312" w:lineRule="auto"/>
       </w:pPr>
@@ -1812,7 +1816,7 @@
     <w:p>
       <w:pPr>
         <w:tabs>
-          <w:tab w:val="right" w:leader="dot" w:pos="8504"/>
+          <w:tab w:pos="8504" w:val="right" w:leader="dot"/>
         </w:tabs>
         <w:spacing w:before="40" w:after="40" w:line="312" w:lineRule="auto"/>
       </w:pPr>
@@ -1839,7 +1843,7 @@
     <w:p>
       <w:pPr>
         <w:tabs>
-          <w:tab w:val="right" w:leader="dot" w:pos="8504"/>
+          <w:tab w:pos="8504" w:val="right" w:leader="dot"/>
         </w:tabs>
         <w:spacing w:before="40" w:after="40" w:line="312" w:lineRule="auto"/>
       </w:pPr>
@@ -1866,7 +1870,7 @@
     <w:p>
       <w:pPr>
         <w:tabs>
-          <w:tab w:val="right" w:leader="dot" w:pos="8504"/>
+          <w:tab w:pos="8504" w:val="right" w:leader="dot"/>
         </w:tabs>
         <w:spacing w:before="40" w:after="40" w:line="312" w:lineRule="auto"/>
       </w:pPr>
@@ -1893,7 +1897,7 @@
     <w:p>
       <w:pPr>
         <w:tabs>
-          <w:tab w:val="right" w:leader="dot" w:pos="8504"/>
+          <w:tab w:pos="8504" w:val="right" w:leader="dot"/>
         </w:tabs>
         <w:spacing w:before="40" w:after="40" w:line="312" w:lineRule="auto"/>
       </w:pPr>
@@ -1920,7 +1924,7 @@
     <w:p>
       <w:pPr>
         <w:tabs>
-          <w:tab w:val="right" w:leader="dot" w:pos="8504"/>
+          <w:tab w:pos="8504" w:val="right" w:leader="dot"/>
         </w:tabs>
         <w:spacing w:before="40" w:after="40" w:line="312" w:lineRule="auto"/>
       </w:pPr>
@@ -1947,7 +1951,7 @@
     <w:p>
       <w:pPr>
         <w:tabs>
-          <w:tab w:val="right" w:leader="dot" w:pos="8504"/>
+          <w:tab w:pos="8504" w:val="right" w:leader="dot"/>
         </w:tabs>
         <w:spacing w:before="40" w:after="40" w:line="312" w:lineRule="auto"/>
       </w:pPr>
@@ -1974,7 +1978,7 @@
     <w:p>
       <w:pPr>
         <w:tabs>
-          <w:tab w:val="right" w:leader="dot" w:pos="8504"/>
+          <w:tab w:pos="8504" w:val="right" w:leader="dot"/>
         </w:tabs>
         <w:spacing w:before="40" w:after="40" w:line="312" w:lineRule="auto"/>
       </w:pPr>
@@ -2001,7 +2005,7 @@
     <w:p>
       <w:pPr>
         <w:tabs>
-          <w:tab w:val="right" w:leader="dot" w:pos="8504"/>
+          <w:tab w:pos="8504" w:val="right" w:leader="dot"/>
         </w:tabs>
         <w:spacing w:before="40" w:after="40" w:line="312" w:lineRule="auto"/>
       </w:pPr>
@@ -2028,7 +2032,7 @@
     <w:p>
       <w:pPr>
         <w:tabs>
-          <w:tab w:val="right" w:leader="dot" w:pos="8504"/>
+          <w:tab w:pos="8504" w:val="right" w:leader="dot"/>
         </w:tabs>
         <w:spacing w:before="40" w:after="40" w:line="312" w:lineRule="auto"/>
       </w:pPr>
@@ -2055,7 +2059,7 @@
     <w:p>
       <w:pPr>
         <w:tabs>
-          <w:tab w:val="right" w:leader="dot" w:pos="8504"/>
+          <w:tab w:pos="8504" w:val="right" w:leader="dot"/>
         </w:tabs>
         <w:spacing w:before="40" w:after="40" w:line="312" w:lineRule="auto"/>
       </w:pPr>
@@ -2082,7 +2086,7 @@
     <w:p>
       <w:pPr>
         <w:tabs>
-          <w:tab w:val="right" w:leader="dot" w:pos="8504"/>
+          <w:tab w:pos="8504" w:val="right" w:leader="dot"/>
         </w:tabs>
         <w:spacing w:before="40" w:after="40" w:line="312" w:lineRule="auto"/>
       </w:pPr>
@@ -2109,7 +2113,7 @@
     <w:p>
       <w:pPr>
         <w:tabs>
-          <w:tab w:val="right" w:leader="dot" w:pos="8504"/>
+          <w:tab w:pos="8504" w:val="right" w:leader="dot"/>
         </w:tabs>
         <w:spacing w:before="40" w:after="40" w:line="312" w:lineRule="auto"/>
       </w:pPr>
@@ -2136,7 +2140,7 @@
     <w:p>
       <w:pPr>
         <w:tabs>
-          <w:tab w:val="right" w:leader="dot" w:pos="8504"/>
+          <w:tab w:pos="8504" w:val="right" w:leader="dot"/>
         </w:tabs>
         <w:spacing w:before="40" w:after="40" w:line="312" w:lineRule="auto"/>
       </w:pPr>
@@ -2163,7 +2167,7 @@
     <w:p>
       <w:pPr>
         <w:tabs>
-          <w:tab w:val="right" w:leader="dot" w:pos="8504"/>
+          <w:tab w:pos="8504" w:val="right" w:leader="dot"/>
         </w:tabs>
         <w:spacing w:before="40" w:after="40" w:line="312" w:lineRule="auto"/>
       </w:pPr>
@@ -2190,7 +2194,7 @@
     <w:p>
       <w:pPr>
         <w:tabs>
-          <w:tab w:val="right" w:leader="dot" w:pos="8504"/>
+          <w:tab w:pos="8504" w:val="right" w:leader="dot"/>
         </w:tabs>
         <w:spacing w:before="40" w:after="40" w:line="312" w:lineRule="auto"/>
       </w:pPr>
@@ -2217,7 +2221,7 @@
     <w:p>
       <w:pPr>
         <w:tabs>
-          <w:tab w:val="right" w:leader="dot" w:pos="8504"/>
+          <w:tab w:pos="8504" w:val="right" w:leader="dot"/>
         </w:tabs>
         <w:spacing w:before="40" w:after="40" w:line="312" w:lineRule="auto"/>
       </w:pPr>
@@ -2244,7 +2248,7 @@
     <w:p>
       <w:pPr>
         <w:tabs>
-          <w:tab w:val="right" w:leader="dot" w:pos="8504"/>
+          <w:tab w:pos="8504" w:val="right" w:leader="dot"/>
         </w:tabs>
         <w:spacing w:before="40" w:after="40" w:line="312" w:lineRule="auto"/>
       </w:pPr>
@@ -2271,7 +2275,7 @@
     <w:p>
       <w:pPr>
         <w:tabs>
-          <w:tab w:val="right" w:leader="dot" w:pos="8504"/>
+          <w:tab w:pos="8504" w:val="right" w:leader="dot"/>
         </w:tabs>
         <w:spacing w:before="40" w:after="40" w:line="312" w:lineRule="auto"/>
       </w:pPr>
@@ -2298,7 +2302,7 @@
     <w:p>
       <w:pPr>
         <w:tabs>
-          <w:tab w:val="right" w:leader="dot" w:pos="8504"/>
+          <w:tab w:pos="8504" w:val="right" w:leader="dot"/>
         </w:tabs>
         <w:spacing w:before="40" w:after="40" w:line="312" w:lineRule="auto"/>
       </w:pPr>
@@ -2325,7 +2329,7 @@
     <w:p>
       <w:pPr>
         <w:tabs>
-          <w:tab w:val="right" w:leader="dot" w:pos="8504"/>
+          <w:tab w:pos="8504" w:val="right" w:leader="dot"/>
         </w:tabs>
         <w:spacing w:before="40" w:after="40" w:line="312" w:lineRule="auto"/>
       </w:pPr>
@@ -2352,7 +2356,7 @@
     <w:p>
       <w:pPr>
         <w:tabs>
-          <w:tab w:val="right" w:leader="dot" w:pos="8504"/>
+          <w:tab w:pos="8504" w:val="right" w:leader="dot"/>
         </w:tabs>
         <w:spacing w:before="40" w:after="40" w:line="312" w:lineRule="auto"/>
       </w:pPr>
@@ -2379,7 +2383,7 @@
     <w:p>
       <w:pPr>
         <w:tabs>
-          <w:tab w:val="right" w:leader="dot" w:pos="8504"/>
+          <w:tab w:pos="8504" w:val="right" w:leader="dot"/>
         </w:tabs>
         <w:spacing w:before="40" w:after="40" w:line="312" w:lineRule="auto"/>
       </w:pPr>
@@ -2406,7 +2410,7 @@
     <w:p>
       <w:pPr>
         <w:tabs>
-          <w:tab w:val="right" w:leader="dot" w:pos="8504"/>
+          <w:tab w:pos="8504" w:val="right" w:leader="dot"/>
         </w:tabs>
         <w:spacing w:before="40" w:after="40" w:line="312" w:lineRule="auto"/>
       </w:pPr>
@@ -2433,7 +2437,7 @@
     <w:p>
       <w:pPr>
         <w:tabs>
-          <w:tab w:val="right" w:leader="dot" w:pos="8504"/>
+          <w:tab w:pos="8504" w:val="right" w:leader="dot"/>
         </w:tabs>
         <w:spacing w:before="40" w:after="40" w:line="312" w:lineRule="auto"/>
       </w:pPr>
@@ -2460,7 +2464,7 @@
     <w:p>
       <w:pPr>
         <w:tabs>
-          <w:tab w:val="right" w:leader="dot" w:pos="8504"/>
+          <w:tab w:pos="8504" w:val="right" w:leader="dot"/>
         </w:tabs>
         <w:spacing w:before="40" w:after="40" w:line="312" w:lineRule="auto"/>
       </w:pPr>
@@ -2487,7 +2491,7 @@
     <w:p>
       <w:pPr>
         <w:tabs>
-          <w:tab w:val="right" w:leader="dot" w:pos="8504"/>
+          <w:tab w:pos="8504" w:val="right" w:leader="dot"/>
         </w:tabs>
         <w:spacing w:before="40" w:after="40" w:line="312" w:lineRule="auto"/>
       </w:pPr>
@@ -2514,7 +2518,7 @@
     <w:p>
       <w:pPr>
         <w:tabs>
-          <w:tab w:val="right" w:leader="dot" w:pos="8504"/>
+          <w:tab w:pos="8504" w:val="right" w:leader="dot"/>
         </w:tabs>
         <w:spacing w:before="40" w:after="40" w:line="312" w:lineRule="auto"/>
       </w:pPr>
@@ -2541,7 +2545,7 @@
     <w:p>
       <w:pPr>
         <w:tabs>
-          <w:tab w:val="right" w:leader="dot" w:pos="8504"/>
+          <w:tab w:pos="8504" w:val="right" w:leader="dot"/>
         </w:tabs>
         <w:spacing w:before="40" w:after="40" w:line="312" w:lineRule="auto"/>
       </w:pPr>
@@ -2568,7 +2572,7 @@
     <w:p>
       <w:pPr>
         <w:tabs>
-          <w:tab w:val="right" w:leader="dot" w:pos="8504"/>
+          <w:tab w:pos="8504" w:val="right" w:leader="dot"/>
         </w:tabs>
         <w:spacing w:before="40" w:after="40" w:line="312" w:lineRule="auto"/>
       </w:pPr>
@@ -2595,7 +2599,7 @@
     <w:p>
       <w:pPr>
         <w:tabs>
-          <w:tab w:val="right" w:leader="dot" w:pos="8504"/>
+          <w:tab w:pos="8504" w:val="right" w:leader="dot"/>
         </w:tabs>
         <w:spacing w:before="40" w:after="40" w:line="312" w:lineRule="auto"/>
       </w:pPr>
@@ -2667,7 +2671,6 @@
       <w:tblPr>
         <w:tblW w:type="auto" w:w="0"/>
         <w:jc w:val="center"/>
-        <w:tblLook w:firstColumn="1" w:firstRow="1" w:lastColumn="0" w:lastRow="0" w:noHBand="0" w:noVBand="1" w:val="04A0"/>
         <w:tblBorders>
           <w:top w:val="single" w:sz="4" w:space="0" w:color="808080"/>
           <w:bottom w:val="single" w:sz="4" w:space="0" w:color="808080"/>
@@ -2676,6 +2679,7 @@
           <w:insideH w:val="single" w:sz="4" w:space="0" w:color="808080"/>
           <w:insideV w:val="none"/>
         </w:tblBorders>
+        <w:tblLook w:firstColumn="1" w:firstRow="1" w:lastColumn="0" w:lastRow="0" w:noHBand="0" w:noVBand="1" w:val="04A0"/>
       </w:tblPr>
       <w:tblGrid>
         <w:gridCol w:w="2835"/>
@@ -2684,13 +2688,13 @@
       </w:tblGrid>
       <w:tr>
         <w:trPr>
+          <w:cantSplit/>
           <w:tblHeader/>
-          <w:cantSplit/>
         </w:trPr>
         <w:tc>
           <w:tcPr>
             <w:tcW w:type="dxa" w:w="1701"/>
-            <w:shd w:fill="F2F2F2"/>
+            <w:shd w:val="clear" w:color="auto" w:fill="F2F2F2"/>
             <w:tcMar>
               <w:top w:w="100" w:type="dxa"/>
               <w:bottom w:w="100" w:type="dxa"/>
@@ -2717,7 +2721,7 @@
         <w:tc>
           <w:tcPr>
             <w:tcW w:type="dxa" w:w="3118"/>
-            <w:shd w:fill="F2F2F2"/>
+            <w:shd w:val="clear" w:color="auto" w:fill="F2F2F2"/>
             <w:tcMar>
               <w:top w:w="100" w:type="dxa"/>
               <w:bottom w:w="100" w:type="dxa"/>
@@ -2744,7 +2748,7 @@
         <w:tc>
           <w:tcPr>
             <w:tcW w:type="dxa" w:w="3685"/>
-            <w:shd w:fill="F2F2F2"/>
+            <w:shd w:val="clear" w:color="auto" w:fill="F2F2F2"/>
             <w:tcMar>
               <w:top w:w="100" w:type="dxa"/>
               <w:bottom w:w="100" w:type="dxa"/>
@@ -2776,7 +2780,7 @@
         <w:tc>
           <w:tcPr>
             <w:tcW w:type="dxa" w:w="1701"/>
-            <w:shd w:fill="FFFFFF"/>
+            <w:shd w:val="clear" w:color="auto" w:fill="FFFFFF"/>
             <w:tcMar>
               <w:top w:w="80" w:type="dxa"/>
               <w:bottom w:w="80" w:type="dxa"/>
@@ -2802,7 +2806,7 @@
         <w:tc>
           <w:tcPr>
             <w:tcW w:type="dxa" w:w="3118"/>
-            <w:shd w:fill="FFFFFF"/>
+            <w:shd w:val="clear" w:color="auto" w:fill="FFFFFF"/>
             <w:tcMar>
               <w:top w:w="80" w:type="dxa"/>
               <w:bottom w:w="80" w:type="dxa"/>
@@ -2828,7 +2832,7 @@
         <w:tc>
           <w:tcPr>
             <w:tcW w:type="dxa" w:w="3685"/>
-            <w:shd w:fill="FFFFFF"/>
+            <w:shd w:val="clear" w:color="auto" w:fill="FFFFFF"/>
             <w:tcMar>
               <w:top w:w="80" w:type="dxa"/>
               <w:bottom w:w="80" w:type="dxa"/>
@@ -2859,7 +2863,7 @@
         <w:tc>
           <w:tcPr>
             <w:tcW w:type="dxa" w:w="1701"/>
-            <w:shd w:fill="F9F9F9"/>
+            <w:shd w:val="clear" w:color="auto" w:fill="F9F9F9"/>
             <w:tcMar>
               <w:top w:w="80" w:type="dxa"/>
               <w:bottom w:w="80" w:type="dxa"/>
@@ -2885,7 +2889,7 @@
         <w:tc>
           <w:tcPr>
             <w:tcW w:type="dxa" w:w="3118"/>
-            <w:shd w:fill="F9F9F9"/>
+            <w:shd w:val="clear" w:color="auto" w:fill="F9F9F9"/>
             <w:tcMar>
               <w:top w:w="80" w:type="dxa"/>
               <w:bottom w:w="80" w:type="dxa"/>
@@ -2911,7 +2915,7 @@
         <w:tc>
           <w:tcPr>
             <w:tcW w:type="dxa" w:w="3685"/>
-            <w:shd w:fill="F9F9F9"/>
+            <w:shd w:val="clear" w:color="auto" w:fill="F9F9F9"/>
             <w:tcMar>
               <w:top w:w="80" w:type="dxa"/>
               <w:bottom w:w="80" w:type="dxa"/>
@@ -2942,7 +2946,7 @@
         <w:tc>
           <w:tcPr>
             <w:tcW w:type="dxa" w:w="1701"/>
-            <w:shd w:fill="FFFFFF"/>
+            <w:shd w:val="clear" w:color="auto" w:fill="FFFFFF"/>
             <w:tcMar>
               <w:top w:w="80" w:type="dxa"/>
               <w:bottom w:w="80" w:type="dxa"/>
@@ -2968,7 +2972,7 @@
         <w:tc>
           <w:tcPr>
             <w:tcW w:type="dxa" w:w="3118"/>
-            <w:shd w:fill="FFFFFF"/>
+            <w:shd w:val="clear" w:color="auto" w:fill="FFFFFF"/>
             <w:tcMar>
               <w:top w:w="80" w:type="dxa"/>
               <w:bottom w:w="80" w:type="dxa"/>
@@ -2994,7 +2998,7 @@
         <w:tc>
           <w:tcPr>
             <w:tcW w:type="dxa" w:w="3685"/>
-            <w:shd w:fill="FFFFFF"/>
+            <w:shd w:val="clear" w:color="auto" w:fill="FFFFFF"/>
             <w:tcMar>
               <w:top w:w="80" w:type="dxa"/>
               <w:bottom w:w="80" w:type="dxa"/>
@@ -3025,7 +3029,7 @@
         <w:tc>
           <w:tcPr>
             <w:tcW w:type="dxa" w:w="1701"/>
-            <w:shd w:fill="F9F9F9"/>
+            <w:shd w:val="clear" w:color="auto" w:fill="F9F9F9"/>
             <w:tcMar>
               <w:top w:w="80" w:type="dxa"/>
               <w:bottom w:w="80" w:type="dxa"/>
@@ -3051,7 +3055,7 @@
         <w:tc>
           <w:tcPr>
             <w:tcW w:type="dxa" w:w="3118"/>
-            <w:shd w:fill="F9F9F9"/>
+            <w:shd w:val="clear" w:color="auto" w:fill="F9F9F9"/>
             <w:tcMar>
               <w:top w:w="80" w:type="dxa"/>
               <w:bottom w:w="80" w:type="dxa"/>
@@ -3077,7 +3081,7 @@
         <w:tc>
           <w:tcPr>
             <w:tcW w:type="dxa" w:w="3685"/>
-            <w:shd w:fill="F9F9F9"/>
+            <w:shd w:val="clear" w:color="auto" w:fill="F9F9F9"/>
             <w:tcMar>
               <w:top w:w="80" w:type="dxa"/>
               <w:bottom w:w="80" w:type="dxa"/>
@@ -3108,7 +3112,7 @@
         <w:tc>
           <w:tcPr>
             <w:tcW w:type="dxa" w:w="1701"/>
-            <w:shd w:fill="FFFFFF"/>
+            <w:shd w:val="clear" w:color="auto" w:fill="FFFFFF"/>
             <w:tcMar>
               <w:top w:w="80" w:type="dxa"/>
               <w:bottom w:w="80" w:type="dxa"/>
@@ -3134,7 +3138,7 @@
         <w:tc>
           <w:tcPr>
             <w:tcW w:type="dxa" w:w="3118"/>
-            <w:shd w:fill="FFFFFF"/>
+            <w:shd w:val="clear" w:color="auto" w:fill="FFFFFF"/>
             <w:tcMar>
               <w:top w:w="80" w:type="dxa"/>
               <w:bottom w:w="80" w:type="dxa"/>
@@ -3160,7 +3164,7 @@
         <w:tc>
           <w:tcPr>
             <w:tcW w:type="dxa" w:w="3685"/>
-            <w:shd w:fill="FFFFFF"/>
+            <w:shd w:val="clear" w:color="auto" w:fill="FFFFFF"/>
             <w:tcMar>
               <w:top w:w="80" w:type="dxa"/>
               <w:bottom w:w="80" w:type="dxa"/>
@@ -3191,7 +3195,7 @@
         <w:tc>
           <w:tcPr>
             <w:tcW w:type="dxa" w:w="1701"/>
-            <w:shd w:fill="F9F9F9"/>
+            <w:shd w:val="clear" w:color="auto" w:fill="F9F9F9"/>
             <w:tcMar>
               <w:top w:w="80" w:type="dxa"/>
               <w:bottom w:w="80" w:type="dxa"/>
@@ -3217,7 +3221,7 @@
         <w:tc>
           <w:tcPr>
             <w:tcW w:type="dxa" w:w="3118"/>
-            <w:shd w:fill="F9F9F9"/>
+            <w:shd w:val="clear" w:color="auto" w:fill="F9F9F9"/>
             <w:tcMar>
               <w:top w:w="80" w:type="dxa"/>
               <w:bottom w:w="80" w:type="dxa"/>
@@ -3243,7 +3247,7 @@
         <w:tc>
           <w:tcPr>
             <w:tcW w:type="dxa" w:w="3685"/>
-            <w:shd w:fill="F9F9F9"/>
+            <w:shd w:val="clear" w:color="auto" w:fill="F9F9F9"/>
             <w:tcMar>
               <w:top w:w="80" w:type="dxa"/>
               <w:bottom w:w="80" w:type="dxa"/>
@@ -3274,7 +3278,7 @@
         <w:tc>
           <w:tcPr>
             <w:tcW w:type="dxa" w:w="1701"/>
-            <w:shd w:fill="FFFFFF"/>
+            <w:shd w:val="clear" w:color="auto" w:fill="FFFFFF"/>
             <w:tcMar>
               <w:top w:w="80" w:type="dxa"/>
               <w:bottom w:w="80" w:type="dxa"/>
@@ -3300,7 +3304,7 @@
         <w:tc>
           <w:tcPr>
             <w:tcW w:type="dxa" w:w="3118"/>
-            <w:shd w:fill="FFFFFF"/>
+            <w:shd w:val="clear" w:color="auto" w:fill="FFFFFF"/>
             <w:tcMar>
               <w:top w:w="80" w:type="dxa"/>
               <w:bottom w:w="80" w:type="dxa"/>
@@ -3326,7 +3330,7 @@
         <w:tc>
           <w:tcPr>
             <w:tcW w:type="dxa" w:w="3685"/>
-            <w:shd w:fill="FFFFFF"/>
+            <w:shd w:val="clear" w:color="auto" w:fill="FFFFFF"/>
             <w:tcMar>
               <w:top w:w="80" w:type="dxa"/>
               <w:bottom w:w="80" w:type="dxa"/>
@@ -3357,7 +3361,7 @@
         <w:tc>
           <w:tcPr>
             <w:tcW w:type="dxa" w:w="1701"/>
-            <w:shd w:fill="F9F9F9"/>
+            <w:shd w:val="clear" w:color="auto" w:fill="F9F9F9"/>
             <w:tcMar>
               <w:top w:w="80" w:type="dxa"/>
               <w:bottom w:w="80" w:type="dxa"/>
@@ -3383,7 +3387,7 @@
         <w:tc>
           <w:tcPr>
             <w:tcW w:type="dxa" w:w="3118"/>
-            <w:shd w:fill="F9F9F9"/>
+            <w:shd w:val="clear" w:color="auto" w:fill="F9F9F9"/>
             <w:tcMar>
               <w:top w:w="80" w:type="dxa"/>
               <w:bottom w:w="80" w:type="dxa"/>
@@ -3409,7 +3413,7 @@
         <w:tc>
           <w:tcPr>
             <w:tcW w:type="dxa" w:w="3685"/>
-            <w:shd w:fill="F9F9F9"/>
+            <w:shd w:val="clear" w:color="auto" w:fill="F9F9F9"/>
             <w:tcMar>
               <w:top w:w="80" w:type="dxa"/>
               <w:bottom w:w="80" w:type="dxa"/>
@@ -3440,7 +3444,7 @@
         <w:tc>
           <w:tcPr>
             <w:tcW w:type="dxa" w:w="1701"/>
-            <w:shd w:fill="FFFFFF"/>
+            <w:shd w:val="clear" w:color="auto" w:fill="FFFFFF"/>
             <w:tcMar>
               <w:top w:w="80" w:type="dxa"/>
               <w:bottom w:w="80" w:type="dxa"/>
@@ -3466,7 +3470,7 @@
         <w:tc>
           <w:tcPr>
             <w:tcW w:type="dxa" w:w="3118"/>
-            <w:shd w:fill="FFFFFF"/>
+            <w:shd w:val="clear" w:color="auto" w:fill="FFFFFF"/>
             <w:tcMar>
               <w:top w:w="80" w:type="dxa"/>
               <w:bottom w:w="80" w:type="dxa"/>
@@ -3492,7 +3496,7 @@
         <w:tc>
           <w:tcPr>
             <w:tcW w:type="dxa" w:w="3685"/>
-            <w:shd w:fill="FFFFFF"/>
+            <w:shd w:val="clear" w:color="auto" w:fill="FFFFFF"/>
             <w:tcMar>
               <w:top w:w="80" w:type="dxa"/>
               <w:bottom w:w="80" w:type="dxa"/>
@@ -3523,7 +3527,7 @@
         <w:tc>
           <w:tcPr>
             <w:tcW w:type="dxa" w:w="1701"/>
-            <w:shd w:fill="F9F9F9"/>
+            <w:shd w:val="clear" w:color="auto" w:fill="F9F9F9"/>
             <w:tcMar>
               <w:top w:w="80" w:type="dxa"/>
               <w:bottom w:w="80" w:type="dxa"/>
@@ -3549,7 +3553,7 @@
         <w:tc>
           <w:tcPr>
             <w:tcW w:type="dxa" w:w="3118"/>
-            <w:shd w:fill="F9F9F9"/>
+            <w:shd w:val="clear" w:color="auto" w:fill="F9F9F9"/>
             <w:tcMar>
               <w:top w:w="80" w:type="dxa"/>
               <w:bottom w:w="80" w:type="dxa"/>
@@ -3575,7 +3579,7 @@
         <w:tc>
           <w:tcPr>
             <w:tcW w:type="dxa" w:w="3685"/>
-            <w:shd w:fill="F9F9F9"/>
+            <w:shd w:val="clear" w:color="auto" w:fill="F9F9F9"/>
             <w:tcMar>
               <w:top w:w="80" w:type="dxa"/>
               <w:bottom w:w="80" w:type="dxa"/>
@@ -3606,7 +3610,7 @@
         <w:tc>
           <w:tcPr>
             <w:tcW w:type="dxa" w:w="1701"/>
-            <w:shd w:fill="FFFFFF"/>
+            <w:shd w:val="clear" w:color="auto" w:fill="FFFFFF"/>
             <w:tcMar>
               <w:top w:w="80" w:type="dxa"/>
               <w:bottom w:w="80" w:type="dxa"/>
@@ -3632,7 +3636,7 @@
         <w:tc>
           <w:tcPr>
             <w:tcW w:type="dxa" w:w="3118"/>
-            <w:shd w:fill="FFFFFF"/>
+            <w:shd w:val="clear" w:color="auto" w:fill="FFFFFF"/>
             <w:tcMar>
               <w:top w:w="80" w:type="dxa"/>
               <w:bottom w:w="80" w:type="dxa"/>
@@ -3658,7 +3662,7 @@
         <w:tc>
           <w:tcPr>
             <w:tcW w:type="dxa" w:w="3685"/>
-            <w:shd w:fill="FFFFFF"/>
+            <w:shd w:val="clear" w:color="auto" w:fill="FFFFFF"/>
             <w:tcMar>
               <w:top w:w="80" w:type="dxa"/>
               <w:bottom w:w="80" w:type="dxa"/>
@@ -3689,7 +3693,7 @@
         <w:tc>
           <w:tcPr>
             <w:tcW w:type="dxa" w:w="1701"/>
-            <w:shd w:fill="F9F9F9"/>
+            <w:shd w:val="clear" w:color="auto" w:fill="F9F9F9"/>
             <w:tcMar>
               <w:top w:w="80" w:type="dxa"/>
               <w:bottom w:w="80" w:type="dxa"/>
@@ -3715,7 +3719,7 @@
         <w:tc>
           <w:tcPr>
             <w:tcW w:type="dxa" w:w="3118"/>
-            <w:shd w:fill="F9F9F9"/>
+            <w:shd w:val="clear" w:color="auto" w:fill="F9F9F9"/>
             <w:tcMar>
               <w:top w:w="80" w:type="dxa"/>
               <w:bottom w:w="80" w:type="dxa"/>
@@ -3741,7 +3745,7 @@
         <w:tc>
           <w:tcPr>
             <w:tcW w:type="dxa" w:w="3685"/>
-            <w:shd w:fill="F9F9F9"/>
+            <w:shd w:val="clear" w:color="auto" w:fill="F9F9F9"/>
             <w:tcMar>
               <w:top w:w="80" w:type="dxa"/>
               <w:bottom w:w="80" w:type="dxa"/>
@@ -3772,7 +3776,7 @@
         <w:tc>
           <w:tcPr>
             <w:tcW w:type="dxa" w:w="1701"/>
-            <w:shd w:fill="FFFFFF"/>
+            <w:shd w:val="clear" w:color="auto" w:fill="FFFFFF"/>
             <w:tcMar>
               <w:top w:w="80" w:type="dxa"/>
               <w:bottom w:w="80" w:type="dxa"/>
@@ -3798,7 +3802,7 @@
         <w:tc>
           <w:tcPr>
             <w:tcW w:type="dxa" w:w="3118"/>
-            <w:shd w:fill="FFFFFF"/>
+            <w:shd w:val="clear" w:color="auto" w:fill="FFFFFF"/>
             <w:tcMar>
               <w:top w:w="80" w:type="dxa"/>
               <w:bottom w:w="80" w:type="dxa"/>
@@ -3824,7 +3828,7 @@
         <w:tc>
           <w:tcPr>
             <w:tcW w:type="dxa" w:w="3685"/>
-            <w:shd w:fill="FFFFFF"/>
+            <w:shd w:val="clear" w:color="auto" w:fill="FFFFFF"/>
             <w:tcMar>
               <w:top w:w="80" w:type="dxa"/>
               <w:bottom w:w="80" w:type="dxa"/>
@@ -3855,7 +3859,7 @@
         <w:tc>
           <w:tcPr>
             <w:tcW w:type="dxa" w:w="1701"/>
-            <w:shd w:fill="F9F9F9"/>
+            <w:shd w:val="clear" w:color="auto" w:fill="F9F9F9"/>
             <w:tcMar>
               <w:top w:w="80" w:type="dxa"/>
               <w:bottom w:w="80" w:type="dxa"/>
@@ -3881,7 +3885,7 @@
         <w:tc>
           <w:tcPr>
             <w:tcW w:type="dxa" w:w="3118"/>
-            <w:shd w:fill="F9F9F9"/>
+            <w:shd w:val="clear" w:color="auto" w:fill="F9F9F9"/>
             <w:tcMar>
               <w:top w:w="80" w:type="dxa"/>
               <w:bottom w:w="80" w:type="dxa"/>
@@ -3907,7 +3911,7 @@
         <w:tc>
           <w:tcPr>
             <w:tcW w:type="dxa" w:w="3685"/>
-            <w:shd w:fill="F9F9F9"/>
+            <w:shd w:val="clear" w:color="auto" w:fill="F9F9F9"/>
             <w:tcMar>
               <w:top w:w="80" w:type="dxa"/>
               <w:bottom w:w="80" w:type="dxa"/>
@@ -3938,7 +3942,7 @@
         <w:tc>
           <w:tcPr>
             <w:tcW w:type="dxa" w:w="1701"/>
-            <w:shd w:fill="FFFFFF"/>
+            <w:shd w:val="clear" w:color="auto" w:fill="FFFFFF"/>
             <w:tcMar>
               <w:top w:w="80" w:type="dxa"/>
               <w:bottom w:w="80" w:type="dxa"/>
@@ -3964,7 +3968,7 @@
         <w:tc>
           <w:tcPr>
             <w:tcW w:type="dxa" w:w="3118"/>
-            <w:shd w:fill="FFFFFF"/>
+            <w:shd w:val="clear" w:color="auto" w:fill="FFFFFF"/>
             <w:tcMar>
               <w:top w:w="80" w:type="dxa"/>
               <w:bottom w:w="80" w:type="dxa"/>
@@ -3990,7 +3994,7 @@
         <w:tc>
           <w:tcPr>
             <w:tcW w:type="dxa" w:w="3685"/>
-            <w:shd w:fill="FFFFFF"/>
+            <w:shd w:val="clear" w:color="auto" w:fill="FFFFFF"/>
             <w:tcMar>
               <w:top w:w="80" w:type="dxa"/>
               <w:bottom w:w="80" w:type="dxa"/>
@@ -4021,7 +4025,7 @@
         <w:tc>
           <w:tcPr>
             <w:tcW w:type="dxa" w:w="1701"/>
-            <w:shd w:fill="F9F9F9"/>
+            <w:shd w:val="clear" w:color="auto" w:fill="F9F9F9"/>
             <w:tcMar>
               <w:top w:w="80" w:type="dxa"/>
               <w:bottom w:w="80" w:type="dxa"/>
@@ -4047,7 +4051,7 @@
         <w:tc>
           <w:tcPr>
             <w:tcW w:type="dxa" w:w="3118"/>
-            <w:shd w:fill="F9F9F9"/>
+            <w:shd w:val="clear" w:color="auto" w:fill="F9F9F9"/>
             <w:tcMar>
               <w:top w:w="80" w:type="dxa"/>
               <w:bottom w:w="80" w:type="dxa"/>
@@ -4073,7 +4077,7 @@
         <w:tc>
           <w:tcPr>
             <w:tcW w:type="dxa" w:w="3685"/>
-            <w:shd w:fill="F9F9F9"/>
+            <w:shd w:val="clear" w:color="auto" w:fill="F9F9F9"/>
             <w:tcMar>
               <w:top w:w="80" w:type="dxa"/>
               <w:bottom w:w="80" w:type="dxa"/>
@@ -4104,7 +4108,7 @@
         <w:tc>
           <w:tcPr>
             <w:tcW w:type="dxa" w:w="1701"/>
-            <w:shd w:fill="FFFFFF"/>
+            <w:shd w:val="clear" w:color="auto" w:fill="FFFFFF"/>
             <w:tcMar>
               <w:top w:w="80" w:type="dxa"/>
               <w:bottom w:w="80" w:type="dxa"/>
@@ -4130,7 +4134,7 @@
         <w:tc>
           <w:tcPr>
             <w:tcW w:type="dxa" w:w="3118"/>
-            <w:shd w:fill="FFFFFF"/>
+            <w:shd w:val="clear" w:color="auto" w:fill="FFFFFF"/>
             <w:tcMar>
               <w:top w:w="80" w:type="dxa"/>
               <w:bottom w:w="80" w:type="dxa"/>
@@ -4156,7 +4160,7 @@
         <w:tc>
           <w:tcPr>
             <w:tcW w:type="dxa" w:w="3685"/>
-            <w:shd w:fill="FFFFFF"/>
+            <w:shd w:val="clear" w:color="auto" w:fill="FFFFFF"/>
             <w:tcMar>
               <w:top w:w="80" w:type="dxa"/>
               <w:bottom w:w="80" w:type="dxa"/>
@@ -4187,7 +4191,7 @@
         <w:tc>
           <w:tcPr>
             <w:tcW w:type="dxa" w:w="1701"/>
-            <w:shd w:fill="F9F9F9"/>
+            <w:shd w:val="clear" w:color="auto" w:fill="F9F9F9"/>
             <w:tcMar>
               <w:top w:w="80" w:type="dxa"/>
               <w:bottom w:w="80" w:type="dxa"/>
@@ -4213,7 +4217,7 @@
         <w:tc>
           <w:tcPr>
             <w:tcW w:type="dxa" w:w="3118"/>
-            <w:shd w:fill="F9F9F9"/>
+            <w:shd w:val="clear" w:color="auto" w:fill="F9F9F9"/>
             <w:tcMar>
               <w:top w:w="80" w:type="dxa"/>
               <w:bottom w:w="80" w:type="dxa"/>
@@ -4239,7 +4243,7 @@
         <w:tc>
           <w:tcPr>
             <w:tcW w:type="dxa" w:w="3685"/>
-            <w:shd w:fill="F9F9F9"/>
+            <w:shd w:val="clear" w:color="auto" w:fill="F9F9F9"/>
             <w:tcMar>
               <w:top w:w="80" w:type="dxa"/>
               <w:bottom w:w="80" w:type="dxa"/>
@@ -4270,7 +4274,7 @@
         <w:tc>
           <w:tcPr>
             <w:tcW w:type="dxa" w:w="1701"/>
-            <w:shd w:fill="FFFFFF"/>
+            <w:shd w:val="clear" w:color="auto" w:fill="FFFFFF"/>
             <w:tcMar>
               <w:top w:w="80" w:type="dxa"/>
               <w:bottom w:w="80" w:type="dxa"/>
@@ -4296,7 +4300,7 @@
         <w:tc>
           <w:tcPr>
             <w:tcW w:type="dxa" w:w="3118"/>
-            <w:shd w:fill="FFFFFF"/>
+            <w:shd w:val="clear" w:color="auto" w:fill="FFFFFF"/>
             <w:tcMar>
               <w:top w:w="80" w:type="dxa"/>
               <w:bottom w:w="80" w:type="dxa"/>
@@ -4322,7 +4326,7 @@
         <w:tc>
           <w:tcPr>
             <w:tcW w:type="dxa" w:w="3685"/>
-            <w:shd w:fill="FFFFFF"/>
+            <w:shd w:val="clear" w:color="auto" w:fill="FFFFFF"/>
             <w:tcMar>
               <w:top w:w="80" w:type="dxa"/>
               <w:bottom w:w="80" w:type="dxa"/>
@@ -4353,7 +4357,7 @@
         <w:tc>
           <w:tcPr>
             <w:tcW w:type="dxa" w:w="1701"/>
-            <w:shd w:fill="F9F9F9"/>
+            <w:shd w:val="clear" w:color="auto" w:fill="F9F9F9"/>
             <w:tcMar>
               <w:top w:w="80" w:type="dxa"/>
               <w:bottom w:w="80" w:type="dxa"/>
@@ -4379,7 +4383,7 @@
         <w:tc>
           <w:tcPr>
             <w:tcW w:type="dxa" w:w="3118"/>
-            <w:shd w:fill="F9F9F9"/>
+            <w:shd w:val="clear" w:color="auto" w:fill="F9F9F9"/>
             <w:tcMar>
               <w:top w:w="80" w:type="dxa"/>
               <w:bottom w:w="80" w:type="dxa"/>
@@ -4405,7 +4409,7 @@
         <w:tc>
           <w:tcPr>
             <w:tcW w:type="dxa" w:w="3685"/>
-            <w:shd w:fill="F9F9F9"/>
+            <w:shd w:val="clear" w:color="auto" w:fill="F9F9F9"/>
             <w:tcMar>
               <w:top w:w="80" w:type="dxa"/>
               <w:bottom w:w="80" w:type="dxa"/>
@@ -4436,7 +4440,7 @@
         <w:tc>
           <w:tcPr>
             <w:tcW w:type="dxa" w:w="1701"/>
-            <w:shd w:fill="FFFFFF"/>
+            <w:shd w:val="clear" w:color="auto" w:fill="FFFFFF"/>
             <w:tcMar>
               <w:top w:w="80" w:type="dxa"/>
               <w:bottom w:w="80" w:type="dxa"/>
@@ -4462,7 +4466,7 @@
         <w:tc>
           <w:tcPr>
             <w:tcW w:type="dxa" w:w="3118"/>
-            <w:shd w:fill="FFFFFF"/>
+            <w:shd w:val="clear" w:color="auto" w:fill="FFFFFF"/>
             <w:tcMar>
               <w:top w:w="80" w:type="dxa"/>
               <w:bottom w:w="80" w:type="dxa"/>
@@ -4488,7 +4492,7 @@
         <w:tc>
           <w:tcPr>
             <w:tcW w:type="dxa" w:w="3685"/>
-            <w:shd w:fill="FFFFFF"/>
+            <w:shd w:val="clear" w:color="auto" w:fill="FFFFFF"/>
             <w:tcMar>
               <w:top w:w="80" w:type="dxa"/>
               <w:bottom w:w="80" w:type="dxa"/>
@@ -4545,14 +4549,18 @@
       </w:pPr>
       <w:r>
         <w:fldChar w:fldCharType="begin"/>
+      </w:r>
+      <w:r>
         <w:instrText xml:space="preserve"> TOC \c "Hình" \h \z </w:instrText>
+      </w:r>
+      <w:r>
         <w:fldChar w:fldCharType="separate"/>
       </w:r>
     </w:p>
     <w:p>
       <w:pPr>
         <w:tabs>
-          <w:tab w:val="right" w:leader="dot" w:pos="8504"/>
+          <w:tab w:pos="8504" w:val="right" w:leader="dot"/>
         </w:tabs>
         <w:spacing w:before="40" w:after="40" w:line="312" w:lineRule="auto"/>
       </w:pPr>
@@ -4578,7 +4586,7 @@
     <w:p>
       <w:pPr>
         <w:tabs>
-          <w:tab w:val="right" w:leader="dot" w:pos="8504"/>
+          <w:tab w:pos="8504" w:val="right" w:leader="dot"/>
         </w:tabs>
         <w:spacing w:before="40" w:after="40" w:line="312" w:lineRule="auto"/>
       </w:pPr>
@@ -4604,7 +4612,7 @@
     <w:p>
       <w:pPr>
         <w:tabs>
-          <w:tab w:val="right" w:leader="dot" w:pos="8504"/>
+          <w:tab w:pos="8504" w:val="right" w:leader="dot"/>
         </w:tabs>
         <w:spacing w:before="40" w:after="40" w:line="312" w:lineRule="auto"/>
       </w:pPr>
@@ -4630,7 +4638,7 @@
     <w:p>
       <w:pPr>
         <w:tabs>
-          <w:tab w:val="right" w:leader="dot" w:pos="8504"/>
+          <w:tab w:pos="8504" w:val="right" w:leader="dot"/>
         </w:tabs>
         <w:spacing w:before="40" w:after="40" w:line="312" w:lineRule="auto"/>
       </w:pPr>
@@ -4656,7 +4664,7 @@
     <w:p>
       <w:pPr>
         <w:tabs>
-          <w:tab w:val="right" w:leader="dot" w:pos="8504"/>
+          <w:tab w:pos="8504" w:val="right" w:leader="dot"/>
         </w:tabs>
         <w:spacing w:before="40" w:after="40" w:line="312" w:lineRule="auto"/>
       </w:pPr>
@@ -4682,7 +4690,7 @@
     <w:p>
       <w:pPr>
         <w:tabs>
-          <w:tab w:val="right" w:leader="dot" w:pos="8504"/>
+          <w:tab w:pos="8504" w:val="right" w:leader="dot"/>
         </w:tabs>
         <w:spacing w:before="40" w:after="40" w:line="312" w:lineRule="auto"/>
       </w:pPr>
@@ -4708,7 +4716,7 @@
     <w:p>
       <w:pPr>
         <w:tabs>
-          <w:tab w:val="right" w:leader="dot" w:pos="8504"/>
+          <w:tab w:pos="8504" w:val="right" w:leader="dot"/>
         </w:tabs>
         <w:spacing w:before="40" w:after="40" w:line="312" w:lineRule="auto"/>
       </w:pPr>
@@ -4734,7 +4742,7 @@
     <w:p>
       <w:pPr>
         <w:tabs>
-          <w:tab w:val="right" w:leader="dot" w:pos="8504"/>
+          <w:tab w:pos="8504" w:val="right" w:leader="dot"/>
         </w:tabs>
         <w:spacing w:before="40" w:after="40" w:line="312" w:lineRule="auto"/>
       </w:pPr>
@@ -4760,7 +4768,7 @@
     <w:p>
       <w:pPr>
         <w:tabs>
-          <w:tab w:val="right" w:leader="dot" w:pos="8504"/>
+          <w:tab w:pos="8504" w:val="right" w:leader="dot"/>
         </w:tabs>
         <w:spacing w:before="40" w:after="40" w:line="312" w:lineRule="auto"/>
       </w:pPr>
@@ -4818,14 +4826,18 @@
       </w:pPr>
       <w:r>
         <w:fldChar w:fldCharType="begin"/>
+      </w:r>
+      <w:r>
         <w:instrText xml:space="preserve"> TOC \c "Bảng" \h \z </w:instrText>
+      </w:r>
+      <w:r>
         <w:fldChar w:fldCharType="separate"/>
       </w:r>
     </w:p>
     <w:p>
       <w:pPr>
         <w:tabs>
-          <w:tab w:val="right" w:leader="dot" w:pos="8504"/>
+          <w:tab w:pos="8504" w:val="right" w:leader="dot"/>
         </w:tabs>
         <w:spacing w:before="40" w:after="40" w:line="312" w:lineRule="auto"/>
       </w:pPr>
@@ -4851,7 +4863,7 @@
     <w:p>
       <w:pPr>
         <w:tabs>
-          <w:tab w:val="right" w:leader="dot" w:pos="8504"/>
+          <w:tab w:pos="8504" w:val="right" w:leader="dot"/>
         </w:tabs>
         <w:spacing w:before="40" w:after="40" w:line="312" w:lineRule="auto"/>
       </w:pPr>
@@ -4877,7 +4889,7 @@
     <w:p>
       <w:pPr>
         <w:tabs>
-          <w:tab w:val="right" w:leader="dot" w:pos="8504"/>
+          <w:tab w:pos="8504" w:val="right" w:leader="dot"/>
         </w:tabs>
         <w:spacing w:before="40" w:after="40" w:line="312" w:lineRule="auto"/>
       </w:pPr>
@@ -4903,7 +4915,7 @@
     <w:p>
       <w:pPr>
         <w:tabs>
-          <w:tab w:val="right" w:leader="dot" w:pos="8504"/>
+          <w:tab w:pos="8504" w:val="right" w:leader="dot"/>
         </w:tabs>
         <w:spacing w:before="40" w:after="40" w:line="312" w:lineRule="auto"/>
       </w:pPr>
@@ -4929,7 +4941,7 @@
     <w:p>
       <w:pPr>
         <w:tabs>
-          <w:tab w:val="right" w:leader="dot" w:pos="8504"/>
+          <w:tab w:pos="8504" w:val="right" w:leader="dot"/>
         </w:tabs>
         <w:spacing w:before="40" w:after="40" w:line="312" w:lineRule="auto"/>
       </w:pPr>
@@ -4955,7 +4967,7 @@
     <w:p>
       <w:pPr>
         <w:tabs>
-          <w:tab w:val="right" w:leader="dot" w:pos="8504"/>
+          <w:tab w:pos="8504" w:val="right" w:leader="dot"/>
         </w:tabs>
         <w:spacing w:before="40" w:after="40" w:line="312" w:lineRule="auto"/>
       </w:pPr>
@@ -4981,7 +4993,7 @@
     <w:p>
       <w:pPr>
         <w:tabs>
-          <w:tab w:val="right" w:leader="dot" w:pos="8504"/>
+          <w:tab w:pos="8504" w:val="right" w:leader="dot"/>
         </w:tabs>
         <w:spacing w:before="40" w:after="40" w:line="312" w:lineRule="auto"/>
       </w:pPr>
@@ -5007,7 +5019,7 @@
     <w:p>
       <w:pPr>
         <w:tabs>
-          <w:tab w:val="right" w:leader="dot" w:pos="8504"/>
+          <w:tab w:pos="8504" w:val="right" w:leader="dot"/>
         </w:tabs>
         <w:spacing w:before="40" w:after="40" w:line="312" w:lineRule="auto"/>
       </w:pPr>
@@ -5033,7 +5045,7 @@
     <w:p>
       <w:pPr>
         <w:tabs>
-          <w:tab w:val="right" w:leader="dot" w:pos="8504"/>
+          <w:tab w:pos="8504" w:val="right" w:leader="dot"/>
         </w:tabs>
         <w:spacing w:before="40" w:after="40" w:line="312" w:lineRule="auto"/>
       </w:pPr>
@@ -5059,7 +5071,7 @@
     <w:p>
       <w:pPr>
         <w:tabs>
-          <w:tab w:val="right" w:leader="dot" w:pos="8504"/>
+          <w:tab w:pos="8504" w:val="right" w:leader="dot"/>
         </w:tabs>
         <w:spacing w:before="40" w:after="40" w:line="312" w:lineRule="auto"/>
       </w:pPr>
@@ -5085,7 +5097,7 @@
     <w:p>
       <w:pPr>
         <w:tabs>
-          <w:tab w:val="right" w:leader="dot" w:pos="8504"/>
+          <w:tab w:pos="8504" w:val="right" w:leader="dot"/>
         </w:tabs>
         <w:spacing w:before="40" w:after="40" w:line="312" w:lineRule="auto"/>
       </w:pPr>
@@ -5122,9 +5134,9 @@
           <w:footerReference w:type="default" r:id="rId10"/>
           <w:pgSz w:w="11906" w:h="16838"/>
           <w:pgMar w:top="1417" w:right="1417" w:bottom="1417" w:left="1984" w:header="720" w:footer="720" w:gutter="0"/>
+          <w:pgNumType w:fmt="lowerRoman" w:start="1"/>
           <w:cols w:space="720"/>
           <w:docGrid w:linePitch="360"/>
-          <w:pgNumType w:fmt="lowerRoman" w:start="1"/>
         </w:sectPr>
       </w:pPr>
     </w:p>
@@ -6370,7 +6382,6 @@
       <w:tblPr>
         <w:tblW w:type="auto" w:w="0"/>
         <w:jc w:val="center"/>
-        <w:tblLook w:firstColumn="1" w:firstRow="1" w:lastColumn="0" w:lastRow="0" w:noHBand="0" w:noVBand="1" w:val="04A0"/>
         <w:tblBorders>
           <w:top w:val="single" w:sz="4" w:space="0" w:color="808080"/>
           <w:bottom w:val="single" w:sz="4" w:space="0" w:color="808080"/>
@@ -6379,6 +6390,7 @@
           <w:insideH w:val="single" w:sz="4" w:space="0" w:color="808080"/>
           <w:insideV w:val="none"/>
         </w:tblBorders>
+        <w:tblLook w:firstColumn="1" w:firstRow="1" w:lastColumn="0" w:lastRow="0" w:noHBand="0" w:noVBand="1" w:val="04A0"/>
       </w:tblPr>
       <w:tblGrid>
         <w:gridCol w:w="2126"/>
@@ -6388,13 +6400,13 @@
       </w:tblGrid>
       <w:tr>
         <w:trPr>
+          <w:cantSplit/>
           <w:tblHeader/>
-          <w:cantSplit/>
         </w:trPr>
         <w:tc>
           <w:tcPr>
             <w:tcW w:type="dxa" w:w="1701"/>
-            <w:shd w:fill="F2F2F2"/>
+            <w:shd w:val="clear" w:color="auto" w:fill="F2F2F2"/>
             <w:tcMar>
               <w:top w:w="100" w:type="dxa"/>
               <w:bottom w:w="100" w:type="dxa"/>
@@ -6421,7 +6433,7 @@
         <w:tc>
           <w:tcPr>
             <w:tcW w:type="dxa" w:w="2551"/>
-            <w:shd w:fill="F2F2F2"/>
+            <w:shd w:val="clear" w:color="auto" w:fill="F2F2F2"/>
             <w:tcMar>
               <w:top w:w="100" w:type="dxa"/>
               <w:bottom w:w="100" w:type="dxa"/>
@@ -6448,7 +6460,7 @@
         <w:tc>
           <w:tcPr>
             <w:tcW w:type="dxa" w:w="1984"/>
-            <w:shd w:fill="F2F2F2"/>
+            <w:shd w:val="clear" w:color="auto" w:fill="F2F2F2"/>
             <w:tcMar>
               <w:top w:w="100" w:type="dxa"/>
               <w:bottom w:w="100" w:type="dxa"/>
@@ -6475,7 +6487,7 @@
         <w:tc>
           <w:tcPr>
             <w:tcW w:type="dxa" w:w="2268"/>
-            <w:shd w:fill="F2F2F2"/>
+            <w:shd w:val="clear" w:color="auto" w:fill="F2F2F2"/>
             <w:tcMar>
               <w:top w:w="100" w:type="dxa"/>
               <w:bottom w:w="100" w:type="dxa"/>
@@ -6507,7 +6519,7 @@
         <w:tc>
           <w:tcPr>
             <w:tcW w:type="dxa" w:w="1701"/>
-            <w:shd w:fill="FFFFFF"/>
+            <w:shd w:val="clear" w:color="auto" w:fill="FFFFFF"/>
             <w:tcMar>
               <w:top w:w="80" w:type="dxa"/>
               <w:bottom w:w="80" w:type="dxa"/>
@@ -6533,7 +6545,7 @@
         <w:tc>
           <w:tcPr>
             <w:tcW w:type="dxa" w:w="2551"/>
-            <w:shd w:fill="FFFFFF"/>
+            <w:shd w:val="clear" w:color="auto" w:fill="FFFFFF"/>
             <w:tcMar>
               <w:top w:w="80" w:type="dxa"/>
               <w:bottom w:w="80" w:type="dxa"/>
@@ -6559,7 +6571,7 @@
         <w:tc>
           <w:tcPr>
             <w:tcW w:type="dxa" w:w="1984"/>
-            <w:shd w:fill="FFFFFF"/>
+            <w:shd w:val="clear" w:color="auto" w:fill="FFFFFF"/>
             <w:tcMar>
               <w:top w:w="80" w:type="dxa"/>
               <w:bottom w:w="80" w:type="dxa"/>
@@ -6585,7 +6597,7 @@
         <w:tc>
           <w:tcPr>
             <w:tcW w:type="dxa" w:w="2268"/>
-            <w:shd w:fill="FFFFFF"/>
+            <w:shd w:val="clear" w:color="auto" w:fill="FFFFFF"/>
             <w:tcMar>
               <w:top w:w="80" w:type="dxa"/>
               <w:bottom w:w="80" w:type="dxa"/>
@@ -6616,7 +6628,7 @@
         <w:tc>
           <w:tcPr>
             <w:tcW w:type="dxa" w:w="1701"/>
-            <w:shd w:fill="F9F9F9"/>
+            <w:shd w:val="clear" w:color="auto" w:fill="F9F9F9"/>
             <w:tcMar>
               <w:top w:w="80" w:type="dxa"/>
               <w:bottom w:w="80" w:type="dxa"/>
@@ -6642,7 +6654,7 @@
         <w:tc>
           <w:tcPr>
             <w:tcW w:type="dxa" w:w="2551"/>
-            <w:shd w:fill="F9F9F9"/>
+            <w:shd w:val="clear" w:color="auto" w:fill="F9F9F9"/>
             <w:tcMar>
               <w:top w:w="80" w:type="dxa"/>
               <w:bottom w:w="80" w:type="dxa"/>
@@ -6668,7 +6680,7 @@
         <w:tc>
           <w:tcPr>
             <w:tcW w:type="dxa" w:w="1984"/>
-            <w:shd w:fill="F9F9F9"/>
+            <w:shd w:val="clear" w:color="auto" w:fill="F9F9F9"/>
             <w:tcMar>
               <w:top w:w="80" w:type="dxa"/>
               <w:bottom w:w="80" w:type="dxa"/>
@@ -6694,7 +6706,7 @@
         <w:tc>
           <w:tcPr>
             <w:tcW w:type="dxa" w:w="2268"/>
-            <w:shd w:fill="F9F9F9"/>
+            <w:shd w:val="clear" w:color="auto" w:fill="F9F9F9"/>
             <w:tcMar>
               <w:top w:w="80" w:type="dxa"/>
               <w:bottom w:w="80" w:type="dxa"/>
@@ -6725,7 +6737,7 @@
         <w:tc>
           <w:tcPr>
             <w:tcW w:type="dxa" w:w="1701"/>
-            <w:shd w:fill="FFFFFF"/>
+            <w:shd w:val="clear" w:color="auto" w:fill="FFFFFF"/>
             <w:tcMar>
               <w:top w:w="80" w:type="dxa"/>
               <w:bottom w:w="80" w:type="dxa"/>
@@ -6751,7 +6763,7 @@
         <w:tc>
           <w:tcPr>
             <w:tcW w:type="dxa" w:w="2551"/>
-            <w:shd w:fill="FFFFFF"/>
+            <w:shd w:val="clear" w:color="auto" w:fill="FFFFFF"/>
             <w:tcMar>
               <w:top w:w="80" w:type="dxa"/>
               <w:bottom w:w="80" w:type="dxa"/>
@@ -6777,7 +6789,7 @@
         <w:tc>
           <w:tcPr>
             <w:tcW w:type="dxa" w:w="1984"/>
-            <w:shd w:fill="FFFFFF"/>
+            <w:shd w:val="clear" w:color="auto" w:fill="FFFFFF"/>
             <w:tcMar>
               <w:top w:w="80" w:type="dxa"/>
               <w:bottom w:w="80" w:type="dxa"/>
@@ -6803,7 +6815,7 @@
         <w:tc>
           <w:tcPr>
             <w:tcW w:type="dxa" w:w="2268"/>
-            <w:shd w:fill="FFFFFF"/>
+            <w:shd w:val="clear" w:color="auto" w:fill="FFFFFF"/>
             <w:tcMar>
               <w:top w:w="80" w:type="dxa"/>
               <w:bottom w:w="80" w:type="dxa"/>
@@ -6834,7 +6846,7 @@
         <w:tc>
           <w:tcPr>
             <w:tcW w:type="dxa" w:w="1701"/>
-            <w:shd w:fill="F9F9F9"/>
+            <w:shd w:val="clear" w:color="auto" w:fill="F9F9F9"/>
             <w:tcMar>
               <w:top w:w="80" w:type="dxa"/>
               <w:bottom w:w="80" w:type="dxa"/>
@@ -6860,7 +6872,7 @@
         <w:tc>
           <w:tcPr>
             <w:tcW w:type="dxa" w:w="2551"/>
-            <w:shd w:fill="F9F9F9"/>
+            <w:shd w:val="clear" w:color="auto" w:fill="F9F9F9"/>
             <w:tcMar>
               <w:top w:w="80" w:type="dxa"/>
               <w:bottom w:w="80" w:type="dxa"/>
@@ -6886,7 +6898,7 @@
         <w:tc>
           <w:tcPr>
             <w:tcW w:type="dxa" w:w="1984"/>
-            <w:shd w:fill="F9F9F9"/>
+            <w:shd w:val="clear" w:color="auto" w:fill="F9F9F9"/>
             <w:tcMar>
               <w:top w:w="80" w:type="dxa"/>
               <w:bottom w:w="80" w:type="dxa"/>
@@ -6912,7 +6924,7 @@
         <w:tc>
           <w:tcPr>
             <w:tcW w:type="dxa" w:w="2268"/>
-            <w:shd w:fill="F9F9F9"/>
+            <w:shd w:val="clear" w:color="auto" w:fill="F9F9F9"/>
             <w:tcMar>
               <w:top w:w="80" w:type="dxa"/>
               <w:bottom w:w="80" w:type="dxa"/>
@@ -6943,7 +6955,7 @@
         <w:tc>
           <w:tcPr>
             <w:tcW w:type="dxa" w:w="1701"/>
-            <w:shd w:fill="FFFFFF"/>
+            <w:shd w:val="clear" w:color="auto" w:fill="FFFFFF"/>
             <w:tcMar>
               <w:top w:w="80" w:type="dxa"/>
               <w:bottom w:w="80" w:type="dxa"/>
@@ -6969,7 +6981,7 @@
         <w:tc>
           <w:tcPr>
             <w:tcW w:type="dxa" w:w="2551"/>
-            <w:shd w:fill="FFFFFF"/>
+            <w:shd w:val="clear" w:color="auto" w:fill="FFFFFF"/>
             <w:tcMar>
               <w:top w:w="80" w:type="dxa"/>
               <w:bottom w:w="80" w:type="dxa"/>
@@ -6995,7 +7007,7 @@
         <w:tc>
           <w:tcPr>
             <w:tcW w:type="dxa" w:w="1984"/>
-            <w:shd w:fill="FFFFFF"/>
+            <w:shd w:val="clear" w:color="auto" w:fill="FFFFFF"/>
             <w:tcMar>
               <w:top w:w="80" w:type="dxa"/>
               <w:bottom w:w="80" w:type="dxa"/>
@@ -7021,7 +7033,7 @@
         <w:tc>
           <w:tcPr>
             <w:tcW w:type="dxa" w:w="2268"/>
-            <w:shd w:fill="FFFFFF"/>
+            <w:shd w:val="clear" w:color="auto" w:fill="FFFFFF"/>
             <w:tcMar>
               <w:top w:w="80" w:type="dxa"/>
               <w:bottom w:w="80" w:type="dxa"/>
@@ -7052,7 +7064,7 @@
         <w:tc>
           <w:tcPr>
             <w:tcW w:type="dxa" w:w="1701"/>
-            <w:shd w:fill="F9F9F9"/>
+            <w:shd w:val="clear" w:color="auto" w:fill="F9F9F9"/>
             <w:tcMar>
               <w:top w:w="80" w:type="dxa"/>
               <w:bottom w:w="80" w:type="dxa"/>
@@ -7078,7 +7090,7 @@
         <w:tc>
           <w:tcPr>
             <w:tcW w:type="dxa" w:w="2551"/>
-            <w:shd w:fill="F9F9F9"/>
+            <w:shd w:val="clear" w:color="auto" w:fill="F9F9F9"/>
             <w:tcMar>
               <w:top w:w="80" w:type="dxa"/>
               <w:bottom w:w="80" w:type="dxa"/>
@@ -7104,7 +7116,7 @@
         <w:tc>
           <w:tcPr>
             <w:tcW w:type="dxa" w:w="1984"/>
-            <w:shd w:fill="F9F9F9"/>
+            <w:shd w:val="clear" w:color="auto" w:fill="F9F9F9"/>
             <w:tcMar>
               <w:top w:w="80" w:type="dxa"/>
               <w:bottom w:w="80" w:type="dxa"/>
@@ -7130,7 +7142,7 @@
         <w:tc>
           <w:tcPr>
             <w:tcW w:type="dxa" w:w="2268"/>
-            <w:shd w:fill="F9F9F9"/>
+            <w:shd w:val="clear" w:color="auto" w:fill="F9F9F9"/>
             <w:tcMar>
               <w:top w:w="80" w:type="dxa"/>
               <w:bottom w:w="80" w:type="dxa"/>
@@ -7384,7 +7396,6 @@
       <w:tblPr>
         <w:tblW w:type="auto" w:w="0"/>
         <w:jc w:val="center"/>
-        <w:tblLook w:firstColumn="1" w:firstRow="1" w:lastColumn="0" w:lastRow="0" w:noHBand="0" w:noVBand="1" w:val="04A0"/>
         <w:tblBorders>
           <w:top w:val="single" w:sz="4" w:space="0" w:color="808080"/>
           <w:bottom w:val="single" w:sz="4" w:space="0" w:color="808080"/>
@@ -7393,6 +7404,7 @@
           <w:insideH w:val="single" w:sz="4" w:space="0" w:color="808080"/>
           <w:insideV w:val="none"/>
         </w:tblBorders>
+        <w:tblLook w:firstColumn="1" w:firstRow="1" w:lastColumn="0" w:lastRow="0" w:noHBand="0" w:noVBand="1" w:val="04A0"/>
       </w:tblPr>
       <w:tblGrid>
         <w:gridCol w:w="2126"/>
@@ -7402,13 +7414,13 @@
       </w:tblGrid>
       <w:tr>
         <w:trPr>
+          <w:cantSplit/>
           <w:tblHeader/>
-          <w:cantSplit/>
         </w:trPr>
         <w:tc>
           <w:tcPr>
             <w:tcW w:type="dxa" w:w="1417"/>
-            <w:shd w:fill="F2F2F2"/>
+            <w:shd w:val="clear" w:color="auto" w:fill="F2F2F2"/>
             <w:tcMar>
               <w:top w:w="100" w:type="dxa"/>
               <w:bottom w:w="100" w:type="dxa"/>
@@ -7435,7 +7447,7 @@
         <w:tc>
           <w:tcPr>
             <w:tcW w:type="dxa" w:w="2268"/>
-            <w:shd w:fill="F2F2F2"/>
+            <w:shd w:val="clear" w:color="auto" w:fill="F2F2F2"/>
             <w:tcMar>
               <w:top w:w="100" w:type="dxa"/>
               <w:bottom w:w="100" w:type="dxa"/>
@@ -7462,7 +7474,7 @@
         <w:tc>
           <w:tcPr>
             <w:tcW w:type="dxa" w:w="2551"/>
-            <w:shd w:fill="F2F2F2"/>
+            <w:shd w:val="clear" w:color="auto" w:fill="F2F2F2"/>
             <w:tcMar>
               <w:top w:w="100" w:type="dxa"/>
               <w:bottom w:w="100" w:type="dxa"/>
@@ -7489,7 +7501,7 @@
         <w:tc>
           <w:tcPr>
             <w:tcW w:type="dxa" w:w="2268"/>
-            <w:shd w:fill="F2F2F2"/>
+            <w:shd w:val="clear" w:color="auto" w:fill="F2F2F2"/>
             <w:tcMar>
               <w:top w:w="100" w:type="dxa"/>
               <w:bottom w:w="100" w:type="dxa"/>
@@ -7521,7 +7533,7 @@
         <w:tc>
           <w:tcPr>
             <w:tcW w:type="dxa" w:w="1417"/>
-            <w:shd w:fill="FFFFFF"/>
+            <w:shd w:val="clear" w:color="auto" w:fill="FFFFFF"/>
             <w:tcMar>
               <w:top w:w="80" w:type="dxa"/>
               <w:bottom w:w="80" w:type="dxa"/>
@@ -7547,7 +7559,7 @@
         <w:tc>
           <w:tcPr>
             <w:tcW w:type="dxa" w:w="2268"/>
-            <w:shd w:fill="FFFFFF"/>
+            <w:shd w:val="clear" w:color="auto" w:fill="FFFFFF"/>
             <w:tcMar>
               <w:top w:w="80" w:type="dxa"/>
               <w:bottom w:w="80" w:type="dxa"/>
@@ -7573,7 +7585,7 @@
         <w:tc>
           <w:tcPr>
             <w:tcW w:type="dxa" w:w="2551"/>
-            <w:shd w:fill="FFFFFF"/>
+            <w:shd w:val="clear" w:color="auto" w:fill="FFFFFF"/>
             <w:tcMar>
               <w:top w:w="80" w:type="dxa"/>
               <w:bottom w:w="80" w:type="dxa"/>
@@ -7599,7 +7611,7 @@
         <w:tc>
           <w:tcPr>
             <w:tcW w:type="dxa" w:w="2268"/>
-            <w:shd w:fill="FFFFFF"/>
+            <w:shd w:val="clear" w:color="auto" w:fill="FFFFFF"/>
             <w:tcMar>
               <w:top w:w="80" w:type="dxa"/>
               <w:bottom w:w="80" w:type="dxa"/>
@@ -7630,7 +7642,7 @@
         <w:tc>
           <w:tcPr>
             <w:tcW w:type="dxa" w:w="1417"/>
-            <w:shd w:fill="F9F9F9"/>
+            <w:shd w:val="clear" w:color="auto" w:fill="F9F9F9"/>
             <w:tcMar>
               <w:top w:w="80" w:type="dxa"/>
               <w:bottom w:w="80" w:type="dxa"/>
@@ -7656,7 +7668,7 @@
         <w:tc>
           <w:tcPr>
             <w:tcW w:type="dxa" w:w="2268"/>
-            <w:shd w:fill="F9F9F9"/>
+            <w:shd w:val="clear" w:color="auto" w:fill="F9F9F9"/>
             <w:tcMar>
               <w:top w:w="80" w:type="dxa"/>
               <w:bottom w:w="80" w:type="dxa"/>
@@ -7682,7 +7694,7 @@
         <w:tc>
           <w:tcPr>
             <w:tcW w:type="dxa" w:w="2551"/>
-            <w:shd w:fill="F9F9F9"/>
+            <w:shd w:val="clear" w:color="auto" w:fill="F9F9F9"/>
             <w:tcMar>
               <w:top w:w="80" w:type="dxa"/>
               <w:bottom w:w="80" w:type="dxa"/>
@@ -7708,7 +7720,7 @@
         <w:tc>
           <w:tcPr>
             <w:tcW w:type="dxa" w:w="2268"/>
-            <w:shd w:fill="F9F9F9"/>
+            <w:shd w:val="clear" w:color="auto" w:fill="F9F9F9"/>
             <w:tcMar>
               <w:top w:w="80" w:type="dxa"/>
               <w:bottom w:w="80" w:type="dxa"/>
@@ -7739,7 +7751,7 @@
         <w:tc>
           <w:tcPr>
             <w:tcW w:type="dxa" w:w="1417"/>
-            <w:shd w:fill="FFFFFF"/>
+            <w:shd w:val="clear" w:color="auto" w:fill="FFFFFF"/>
             <w:tcMar>
               <w:top w:w="80" w:type="dxa"/>
               <w:bottom w:w="80" w:type="dxa"/>
@@ -7765,7 +7777,7 @@
         <w:tc>
           <w:tcPr>
             <w:tcW w:type="dxa" w:w="2268"/>
-            <w:shd w:fill="FFFFFF"/>
+            <w:shd w:val="clear" w:color="auto" w:fill="FFFFFF"/>
             <w:tcMar>
               <w:top w:w="80" w:type="dxa"/>
               <w:bottom w:w="80" w:type="dxa"/>
@@ -7791,7 +7803,7 @@
         <w:tc>
           <w:tcPr>
             <w:tcW w:type="dxa" w:w="2551"/>
-            <w:shd w:fill="FFFFFF"/>
+            <w:shd w:val="clear" w:color="auto" w:fill="FFFFFF"/>
             <w:tcMar>
               <w:top w:w="80" w:type="dxa"/>
               <w:bottom w:w="80" w:type="dxa"/>
@@ -7817,7 +7829,7 @@
         <w:tc>
           <w:tcPr>
             <w:tcW w:type="dxa" w:w="2268"/>
-            <w:shd w:fill="FFFFFF"/>
+            <w:shd w:val="clear" w:color="auto" w:fill="FFFFFF"/>
             <w:tcMar>
               <w:top w:w="80" w:type="dxa"/>
               <w:bottom w:w="80" w:type="dxa"/>
@@ -7848,7 +7860,7 @@
         <w:tc>
           <w:tcPr>
             <w:tcW w:type="dxa" w:w="1417"/>
-            <w:shd w:fill="F9F9F9"/>
+            <w:shd w:val="clear" w:color="auto" w:fill="F9F9F9"/>
             <w:tcMar>
               <w:top w:w="80" w:type="dxa"/>
               <w:bottom w:w="80" w:type="dxa"/>
@@ -7874,7 +7886,7 @@
         <w:tc>
           <w:tcPr>
             <w:tcW w:type="dxa" w:w="2268"/>
-            <w:shd w:fill="F9F9F9"/>
+            <w:shd w:val="clear" w:color="auto" w:fill="F9F9F9"/>
             <w:tcMar>
               <w:top w:w="80" w:type="dxa"/>
               <w:bottom w:w="80" w:type="dxa"/>
@@ -7900,7 +7912,7 @@
         <w:tc>
           <w:tcPr>
             <w:tcW w:type="dxa" w:w="2551"/>
-            <w:shd w:fill="F9F9F9"/>
+            <w:shd w:val="clear" w:color="auto" w:fill="F9F9F9"/>
             <w:tcMar>
               <w:top w:w="80" w:type="dxa"/>
               <w:bottom w:w="80" w:type="dxa"/>
@@ -7926,7 +7938,7 @@
         <w:tc>
           <w:tcPr>
             <w:tcW w:type="dxa" w:w="2268"/>
-            <w:shd w:fill="F9F9F9"/>
+            <w:shd w:val="clear" w:color="auto" w:fill="F9F9F9"/>
             <w:tcMar>
               <w:top w:w="80" w:type="dxa"/>
               <w:bottom w:w="80" w:type="dxa"/>
@@ -7957,7 +7969,7 @@
         <w:tc>
           <w:tcPr>
             <w:tcW w:type="dxa" w:w="1417"/>
-            <w:shd w:fill="FFFFFF"/>
+            <w:shd w:val="clear" w:color="auto" w:fill="FFFFFF"/>
             <w:tcMar>
               <w:top w:w="80" w:type="dxa"/>
               <w:bottom w:w="80" w:type="dxa"/>
@@ -7983,7 +7995,7 @@
         <w:tc>
           <w:tcPr>
             <w:tcW w:type="dxa" w:w="2268"/>
-            <w:shd w:fill="FFFFFF"/>
+            <w:shd w:val="clear" w:color="auto" w:fill="FFFFFF"/>
             <w:tcMar>
               <w:top w:w="80" w:type="dxa"/>
               <w:bottom w:w="80" w:type="dxa"/>
@@ -8009,7 +8021,7 @@
         <w:tc>
           <w:tcPr>
             <w:tcW w:type="dxa" w:w="2551"/>
-            <w:shd w:fill="FFFFFF"/>
+            <w:shd w:val="clear" w:color="auto" w:fill="FFFFFF"/>
             <w:tcMar>
               <w:top w:w="80" w:type="dxa"/>
               <w:bottom w:w="80" w:type="dxa"/>
@@ -8035,7 +8047,7 @@
         <w:tc>
           <w:tcPr>
             <w:tcW w:type="dxa" w:w="2268"/>
-            <w:shd w:fill="FFFFFF"/>
+            <w:shd w:val="clear" w:color="auto" w:fill="FFFFFF"/>
             <w:tcMar>
               <w:top w:w="80" w:type="dxa"/>
               <w:bottom w:w="80" w:type="dxa"/>
@@ -8066,7 +8078,7 @@
         <w:tc>
           <w:tcPr>
             <w:tcW w:type="dxa" w:w="1417"/>
-            <w:shd w:fill="F9F9F9"/>
+            <w:shd w:val="clear" w:color="auto" w:fill="F9F9F9"/>
             <w:tcMar>
               <w:top w:w="80" w:type="dxa"/>
               <w:bottom w:w="80" w:type="dxa"/>
@@ -8092,7 +8104,7 @@
         <w:tc>
           <w:tcPr>
             <w:tcW w:type="dxa" w:w="2268"/>
-            <w:shd w:fill="F9F9F9"/>
+            <w:shd w:val="clear" w:color="auto" w:fill="F9F9F9"/>
             <w:tcMar>
               <w:top w:w="80" w:type="dxa"/>
               <w:bottom w:w="80" w:type="dxa"/>
@@ -8118,7 +8130,7 @@
         <w:tc>
           <w:tcPr>
             <w:tcW w:type="dxa" w:w="2551"/>
-            <w:shd w:fill="F9F9F9"/>
+            <w:shd w:val="clear" w:color="auto" w:fill="F9F9F9"/>
             <w:tcMar>
               <w:top w:w="80" w:type="dxa"/>
               <w:bottom w:w="80" w:type="dxa"/>
@@ -8144,7 +8156,7 @@
         <w:tc>
           <w:tcPr>
             <w:tcW w:type="dxa" w:w="2268"/>
-            <w:shd w:fill="F9F9F9"/>
+            <w:shd w:val="clear" w:color="auto" w:fill="F9F9F9"/>
             <w:tcMar>
               <w:top w:w="80" w:type="dxa"/>
               <w:bottom w:w="80" w:type="dxa"/>
@@ -8175,7 +8187,7 @@
         <w:tc>
           <w:tcPr>
             <w:tcW w:type="dxa" w:w="1417"/>
-            <w:shd w:fill="FFFFFF"/>
+            <w:shd w:val="clear" w:color="auto" w:fill="FFFFFF"/>
             <w:tcMar>
               <w:top w:w="80" w:type="dxa"/>
               <w:bottom w:w="80" w:type="dxa"/>
@@ -8201,7 +8213,7 @@
         <w:tc>
           <w:tcPr>
             <w:tcW w:type="dxa" w:w="2268"/>
-            <w:shd w:fill="FFFFFF"/>
+            <w:shd w:val="clear" w:color="auto" w:fill="FFFFFF"/>
             <w:tcMar>
               <w:top w:w="80" w:type="dxa"/>
               <w:bottom w:w="80" w:type="dxa"/>
@@ -8227,7 +8239,7 @@
         <w:tc>
           <w:tcPr>
             <w:tcW w:type="dxa" w:w="2551"/>
-            <w:shd w:fill="FFFFFF"/>
+            <w:shd w:val="clear" w:color="auto" w:fill="FFFFFF"/>
             <w:tcMar>
               <w:top w:w="80" w:type="dxa"/>
               <w:bottom w:w="80" w:type="dxa"/>
@@ -8253,7 +8265,7 @@
         <w:tc>
           <w:tcPr>
             <w:tcW w:type="dxa" w:w="2268"/>
-            <w:shd w:fill="FFFFFF"/>
+            <w:shd w:val="clear" w:color="auto" w:fill="FFFFFF"/>
             <w:tcMar>
               <w:top w:w="80" w:type="dxa"/>
               <w:bottom w:w="80" w:type="dxa"/>
@@ -9698,7 +9710,6 @@
       <w:tblPr>
         <w:tblW w:type="auto" w:w="0"/>
         <w:jc w:val="center"/>
-        <w:tblLook w:firstColumn="1" w:firstRow="1" w:lastColumn="0" w:lastRow="0" w:noHBand="0" w:noVBand="1" w:val="04A0"/>
         <w:tblBorders>
           <w:top w:val="single" w:sz="4" w:space="0" w:color="808080"/>
           <w:bottom w:val="single" w:sz="4" w:space="0" w:color="808080"/>
@@ -9707,6 +9718,7 @@
           <w:insideH w:val="single" w:sz="4" w:space="0" w:color="808080"/>
           <w:insideV w:val="none"/>
         </w:tblBorders>
+        <w:tblLook w:firstColumn="1" w:firstRow="1" w:lastColumn="0" w:lastRow="0" w:noHBand="0" w:noVBand="1" w:val="04A0"/>
       </w:tblPr>
       <w:tblGrid>
         <w:gridCol w:w="2835"/>
@@ -9715,13 +9727,13 @@
       </w:tblGrid>
       <w:tr>
         <w:trPr>
+          <w:cantSplit/>
           <w:tblHeader/>
-          <w:cantSplit/>
         </w:trPr>
         <w:tc>
           <w:tcPr>
             <w:tcW w:type="dxa" w:w="2268"/>
-            <w:shd w:fill="F2F2F2"/>
+            <w:shd w:val="clear" w:color="auto" w:fill="F2F2F2"/>
             <w:tcMar>
               <w:top w:w="100" w:type="dxa"/>
               <w:bottom w:w="100" w:type="dxa"/>
@@ -9748,7 +9760,7 @@
         <w:tc>
           <w:tcPr>
             <w:tcW w:type="dxa" w:w="2551"/>
-            <w:shd w:fill="F2F2F2"/>
+            <w:shd w:val="clear" w:color="auto" w:fill="F2F2F2"/>
             <w:tcMar>
               <w:top w:w="100" w:type="dxa"/>
               <w:bottom w:w="100" w:type="dxa"/>
@@ -9775,7 +9787,7 @@
         <w:tc>
           <w:tcPr>
             <w:tcW w:type="dxa" w:w="3402"/>
-            <w:shd w:fill="F2F2F2"/>
+            <w:shd w:val="clear" w:color="auto" w:fill="F2F2F2"/>
             <w:tcMar>
               <w:top w:w="100" w:type="dxa"/>
               <w:bottom w:w="100" w:type="dxa"/>
@@ -9807,7 +9819,7 @@
         <w:tc>
           <w:tcPr>
             <w:tcW w:type="dxa" w:w="2268"/>
-            <w:shd w:fill="FFFFFF"/>
+            <w:shd w:val="clear" w:color="auto" w:fill="FFFFFF"/>
             <w:tcMar>
               <w:top w:w="80" w:type="dxa"/>
               <w:bottom w:w="80" w:type="dxa"/>
@@ -9833,7 +9845,7 @@
         <w:tc>
           <w:tcPr>
             <w:tcW w:type="dxa" w:w="2551"/>
-            <w:shd w:fill="FFFFFF"/>
+            <w:shd w:val="clear" w:color="auto" w:fill="FFFFFF"/>
             <w:tcMar>
               <w:top w:w="80" w:type="dxa"/>
               <w:bottom w:w="80" w:type="dxa"/>
@@ -9859,7 +9871,7 @@
         <w:tc>
           <w:tcPr>
             <w:tcW w:type="dxa" w:w="3402"/>
-            <w:shd w:fill="FFFFFF"/>
+            <w:shd w:val="clear" w:color="auto" w:fill="FFFFFF"/>
             <w:tcMar>
               <w:top w:w="80" w:type="dxa"/>
               <w:bottom w:w="80" w:type="dxa"/>
@@ -9890,7 +9902,7 @@
         <w:tc>
           <w:tcPr>
             <w:tcW w:type="dxa" w:w="2268"/>
-            <w:shd w:fill="F9F9F9"/>
+            <w:shd w:val="clear" w:color="auto" w:fill="F9F9F9"/>
             <w:tcMar>
               <w:top w:w="80" w:type="dxa"/>
               <w:bottom w:w="80" w:type="dxa"/>
@@ -9916,7 +9928,7 @@
         <w:tc>
           <w:tcPr>
             <w:tcW w:type="dxa" w:w="2551"/>
-            <w:shd w:fill="F9F9F9"/>
+            <w:shd w:val="clear" w:color="auto" w:fill="F9F9F9"/>
             <w:tcMar>
               <w:top w:w="80" w:type="dxa"/>
               <w:bottom w:w="80" w:type="dxa"/>
@@ -9942,7 +9954,7 @@
         <w:tc>
           <w:tcPr>
             <w:tcW w:type="dxa" w:w="3402"/>
-            <w:shd w:fill="F9F9F9"/>
+            <w:shd w:val="clear" w:color="auto" w:fill="F9F9F9"/>
             <w:tcMar>
               <w:top w:w="80" w:type="dxa"/>
               <w:bottom w:w="80" w:type="dxa"/>
@@ -9973,7 +9985,7 @@
         <w:tc>
           <w:tcPr>
             <w:tcW w:type="dxa" w:w="2268"/>
-            <w:shd w:fill="FFFFFF"/>
+            <w:shd w:val="clear" w:color="auto" w:fill="FFFFFF"/>
             <w:tcMar>
               <w:top w:w="80" w:type="dxa"/>
               <w:bottom w:w="80" w:type="dxa"/>
@@ -9999,7 +10011,7 @@
         <w:tc>
           <w:tcPr>
             <w:tcW w:type="dxa" w:w="2551"/>
-            <w:shd w:fill="FFFFFF"/>
+            <w:shd w:val="clear" w:color="auto" w:fill="FFFFFF"/>
             <w:tcMar>
               <w:top w:w="80" w:type="dxa"/>
               <w:bottom w:w="80" w:type="dxa"/>
@@ -10025,7 +10037,7 @@
         <w:tc>
           <w:tcPr>
             <w:tcW w:type="dxa" w:w="3402"/>
-            <w:shd w:fill="FFFFFF"/>
+            <w:shd w:val="clear" w:color="auto" w:fill="FFFFFF"/>
             <w:tcMar>
               <w:top w:w="80" w:type="dxa"/>
               <w:bottom w:w="80" w:type="dxa"/>
@@ -10056,7 +10068,7 @@
         <w:tc>
           <w:tcPr>
             <w:tcW w:type="dxa" w:w="2268"/>
-            <w:shd w:fill="F9F9F9"/>
+            <w:shd w:val="clear" w:color="auto" w:fill="F9F9F9"/>
             <w:tcMar>
               <w:top w:w="80" w:type="dxa"/>
               <w:bottom w:w="80" w:type="dxa"/>
@@ -10082,7 +10094,7 @@
         <w:tc>
           <w:tcPr>
             <w:tcW w:type="dxa" w:w="2551"/>
-            <w:shd w:fill="F9F9F9"/>
+            <w:shd w:val="clear" w:color="auto" w:fill="F9F9F9"/>
             <w:tcMar>
               <w:top w:w="80" w:type="dxa"/>
               <w:bottom w:w="80" w:type="dxa"/>
@@ -10108,7 +10120,7 @@
         <w:tc>
           <w:tcPr>
             <w:tcW w:type="dxa" w:w="3402"/>
-            <w:shd w:fill="F9F9F9"/>
+            <w:shd w:val="clear" w:color="auto" w:fill="F9F9F9"/>
             <w:tcMar>
               <w:top w:w="80" w:type="dxa"/>
               <w:bottom w:w="80" w:type="dxa"/>
@@ -10139,7 +10151,7 @@
         <w:tc>
           <w:tcPr>
             <w:tcW w:type="dxa" w:w="2268"/>
-            <w:shd w:fill="FFFFFF"/>
+            <w:shd w:val="clear" w:color="auto" w:fill="FFFFFF"/>
             <w:tcMar>
               <w:top w:w="80" w:type="dxa"/>
               <w:bottom w:w="80" w:type="dxa"/>
@@ -10165,7 +10177,7 @@
         <w:tc>
           <w:tcPr>
             <w:tcW w:type="dxa" w:w="2551"/>
-            <w:shd w:fill="FFFFFF"/>
+            <w:shd w:val="clear" w:color="auto" w:fill="FFFFFF"/>
             <w:tcMar>
               <w:top w:w="80" w:type="dxa"/>
               <w:bottom w:w="80" w:type="dxa"/>
@@ -10191,7 +10203,7 @@
         <w:tc>
           <w:tcPr>
             <w:tcW w:type="dxa" w:w="3402"/>
-            <w:shd w:fill="FFFFFF"/>
+            <w:shd w:val="clear" w:color="auto" w:fill="FFFFFF"/>
             <w:tcMar>
               <w:top w:w="80" w:type="dxa"/>
               <w:bottom w:w="80" w:type="dxa"/>
@@ -10222,7 +10234,7 @@
         <w:tc>
           <w:tcPr>
             <w:tcW w:type="dxa" w:w="2268"/>
-            <w:shd w:fill="F9F9F9"/>
+            <w:shd w:val="clear" w:color="auto" w:fill="F9F9F9"/>
             <w:tcMar>
               <w:top w:w="80" w:type="dxa"/>
               <w:bottom w:w="80" w:type="dxa"/>
@@ -10248,7 +10260,7 @@
         <w:tc>
           <w:tcPr>
             <w:tcW w:type="dxa" w:w="2551"/>
-            <w:shd w:fill="F9F9F9"/>
+            <w:shd w:val="clear" w:color="auto" w:fill="F9F9F9"/>
             <w:tcMar>
               <w:top w:w="80" w:type="dxa"/>
               <w:bottom w:w="80" w:type="dxa"/>
@@ -10274,7 +10286,7 @@
         <w:tc>
           <w:tcPr>
             <w:tcW w:type="dxa" w:w="3402"/>
-            <w:shd w:fill="F9F9F9"/>
+            <w:shd w:val="clear" w:color="auto" w:fill="F9F9F9"/>
             <w:tcMar>
               <w:top w:w="80" w:type="dxa"/>
               <w:bottom w:w="80" w:type="dxa"/>
@@ -10305,7 +10317,7 @@
         <w:tc>
           <w:tcPr>
             <w:tcW w:type="dxa" w:w="2268"/>
-            <w:shd w:fill="FFFFFF"/>
+            <w:shd w:val="clear" w:color="auto" w:fill="FFFFFF"/>
             <w:tcMar>
               <w:top w:w="80" w:type="dxa"/>
               <w:bottom w:w="80" w:type="dxa"/>
@@ -10331,7 +10343,7 @@
         <w:tc>
           <w:tcPr>
             <w:tcW w:type="dxa" w:w="2551"/>
-            <w:shd w:fill="FFFFFF"/>
+            <w:shd w:val="clear" w:color="auto" w:fill="FFFFFF"/>
             <w:tcMar>
               <w:top w:w="80" w:type="dxa"/>
               <w:bottom w:w="80" w:type="dxa"/>
@@ -10357,7 +10369,7 @@
         <w:tc>
           <w:tcPr>
             <w:tcW w:type="dxa" w:w="3402"/>
-            <w:shd w:fill="FFFFFF"/>
+            <w:shd w:val="clear" w:color="auto" w:fill="FFFFFF"/>
             <w:tcMar>
               <w:top w:w="80" w:type="dxa"/>
               <w:bottom w:w="80" w:type="dxa"/>
@@ -10388,7 +10400,7 @@
         <w:tc>
           <w:tcPr>
             <w:tcW w:type="dxa" w:w="2268"/>
-            <w:shd w:fill="F9F9F9"/>
+            <w:shd w:val="clear" w:color="auto" w:fill="F9F9F9"/>
             <w:tcMar>
               <w:top w:w="80" w:type="dxa"/>
               <w:bottom w:w="80" w:type="dxa"/>
@@ -10414,7 +10426,7 @@
         <w:tc>
           <w:tcPr>
             <w:tcW w:type="dxa" w:w="2551"/>
-            <w:shd w:fill="F9F9F9"/>
+            <w:shd w:val="clear" w:color="auto" w:fill="F9F9F9"/>
             <w:tcMar>
               <w:top w:w="80" w:type="dxa"/>
               <w:bottom w:w="80" w:type="dxa"/>
@@ -10440,7 +10452,7 @@
         <w:tc>
           <w:tcPr>
             <w:tcW w:type="dxa" w:w="3402"/>
-            <w:shd w:fill="F9F9F9"/>
+            <w:shd w:val="clear" w:color="auto" w:fill="F9F9F9"/>
             <w:tcMar>
               <w:top w:w="80" w:type="dxa"/>
               <w:bottom w:w="80" w:type="dxa"/>
@@ -11282,7 +11294,6 @@
       <w:tblPr>
         <w:tblW w:type="auto" w:w="0"/>
         <w:jc w:val="center"/>
-        <w:tblLook w:firstColumn="1" w:firstRow="1" w:lastColumn="0" w:lastRow="0" w:noHBand="0" w:noVBand="1" w:val="04A0"/>
         <w:tblBorders>
           <w:top w:val="single" w:sz="4" w:space="0" w:color="808080"/>
           <w:bottom w:val="single" w:sz="4" w:space="0" w:color="808080"/>
@@ -11291,6 +11302,7 @@
           <w:insideH w:val="single" w:sz="4" w:space="0" w:color="808080"/>
           <w:insideV w:val="none"/>
         </w:tblBorders>
+        <w:tblLook w:firstColumn="1" w:firstRow="1" w:lastColumn="0" w:lastRow="0" w:noHBand="0" w:noVBand="1" w:val="04A0"/>
       </w:tblPr>
       <w:tblGrid>
         <w:gridCol w:w="2835"/>
@@ -11299,13 +11311,13 @@
       </w:tblGrid>
       <w:tr>
         <w:trPr>
+          <w:cantSplit/>
           <w:tblHeader/>
-          <w:cantSplit/>
         </w:trPr>
         <w:tc>
           <w:tcPr>
             <w:tcW w:type="dxa" w:w="1984"/>
-            <w:shd w:fill="F2F2F2"/>
+            <w:shd w:val="clear" w:color="auto" w:fill="F2F2F2"/>
             <w:tcMar>
               <w:top w:w="100" w:type="dxa"/>
               <w:bottom w:w="100" w:type="dxa"/>
@@ -11332,7 +11344,7 @@
         <w:tc>
           <w:tcPr>
             <w:tcW w:type="dxa" w:w="2835"/>
-            <w:shd w:fill="F2F2F2"/>
+            <w:shd w:val="clear" w:color="auto" w:fill="F2F2F2"/>
             <w:tcMar>
               <w:top w:w="100" w:type="dxa"/>
               <w:bottom w:w="100" w:type="dxa"/>
@@ -11359,7 +11371,7 @@
         <w:tc>
           <w:tcPr>
             <w:tcW w:type="dxa" w:w="3402"/>
-            <w:shd w:fill="F2F2F2"/>
+            <w:shd w:val="clear" w:color="auto" w:fill="F2F2F2"/>
             <w:tcMar>
               <w:top w:w="100" w:type="dxa"/>
               <w:bottom w:w="100" w:type="dxa"/>
@@ -11391,7 +11403,7 @@
         <w:tc>
           <w:tcPr>
             <w:tcW w:type="dxa" w:w="1984"/>
-            <w:shd w:fill="FFFFFF"/>
+            <w:shd w:val="clear" w:color="auto" w:fill="FFFFFF"/>
             <w:tcMar>
               <w:top w:w="80" w:type="dxa"/>
               <w:bottom w:w="80" w:type="dxa"/>
@@ -11417,7 +11429,7 @@
         <w:tc>
           <w:tcPr>
             <w:tcW w:type="dxa" w:w="2835"/>
-            <w:shd w:fill="FFFFFF"/>
+            <w:shd w:val="clear" w:color="auto" w:fill="FFFFFF"/>
             <w:tcMar>
               <w:top w:w="80" w:type="dxa"/>
               <w:bottom w:w="80" w:type="dxa"/>
@@ -11443,7 +11455,7 @@
         <w:tc>
           <w:tcPr>
             <w:tcW w:type="dxa" w:w="3402"/>
-            <w:shd w:fill="FFFFFF"/>
+            <w:shd w:val="clear" w:color="auto" w:fill="FFFFFF"/>
             <w:tcMar>
               <w:top w:w="80" w:type="dxa"/>
               <w:bottom w:w="80" w:type="dxa"/>
@@ -11474,7 +11486,7 @@
         <w:tc>
           <w:tcPr>
             <w:tcW w:type="dxa" w:w="1984"/>
-            <w:shd w:fill="F9F9F9"/>
+            <w:shd w:val="clear" w:color="auto" w:fill="F9F9F9"/>
             <w:tcMar>
               <w:top w:w="80" w:type="dxa"/>
               <w:bottom w:w="80" w:type="dxa"/>
@@ -11500,7 +11512,7 @@
         <w:tc>
           <w:tcPr>
             <w:tcW w:type="dxa" w:w="2835"/>
-            <w:shd w:fill="F9F9F9"/>
+            <w:shd w:val="clear" w:color="auto" w:fill="F9F9F9"/>
             <w:tcMar>
               <w:top w:w="80" w:type="dxa"/>
               <w:bottom w:w="80" w:type="dxa"/>
@@ -11526,7 +11538,7 @@
         <w:tc>
           <w:tcPr>
             <w:tcW w:type="dxa" w:w="3402"/>
-            <w:shd w:fill="F9F9F9"/>
+            <w:shd w:val="clear" w:color="auto" w:fill="F9F9F9"/>
             <w:tcMar>
               <w:top w:w="80" w:type="dxa"/>
               <w:bottom w:w="80" w:type="dxa"/>
@@ -11557,7 +11569,7 @@
         <w:tc>
           <w:tcPr>
             <w:tcW w:type="dxa" w:w="1984"/>
-            <w:shd w:fill="FFFFFF"/>
+            <w:shd w:val="clear" w:color="auto" w:fill="FFFFFF"/>
             <w:tcMar>
               <w:top w:w="80" w:type="dxa"/>
               <w:bottom w:w="80" w:type="dxa"/>
@@ -11583,7 +11595,7 @@
         <w:tc>
           <w:tcPr>
             <w:tcW w:type="dxa" w:w="2835"/>
-            <w:shd w:fill="FFFFFF"/>
+            <w:shd w:val="clear" w:color="auto" w:fill="FFFFFF"/>
             <w:tcMar>
               <w:top w:w="80" w:type="dxa"/>
               <w:bottom w:w="80" w:type="dxa"/>
@@ -11609,7 +11621,7 @@
         <w:tc>
           <w:tcPr>
             <w:tcW w:type="dxa" w:w="3402"/>
-            <w:shd w:fill="FFFFFF"/>
+            <w:shd w:val="clear" w:color="auto" w:fill="FFFFFF"/>
             <w:tcMar>
               <w:top w:w="80" w:type="dxa"/>
               <w:bottom w:w="80" w:type="dxa"/>
@@ -11640,7 +11652,7 @@
         <w:tc>
           <w:tcPr>
             <w:tcW w:type="dxa" w:w="1984"/>
-            <w:shd w:fill="F9F9F9"/>
+            <w:shd w:val="clear" w:color="auto" w:fill="F9F9F9"/>
             <w:tcMar>
               <w:top w:w="80" w:type="dxa"/>
               <w:bottom w:w="80" w:type="dxa"/>
@@ -11666,7 +11678,7 @@
         <w:tc>
           <w:tcPr>
             <w:tcW w:type="dxa" w:w="2835"/>
-            <w:shd w:fill="F9F9F9"/>
+            <w:shd w:val="clear" w:color="auto" w:fill="F9F9F9"/>
             <w:tcMar>
               <w:top w:w="80" w:type="dxa"/>
               <w:bottom w:w="80" w:type="dxa"/>
@@ -11692,7 +11704,7 @@
         <w:tc>
           <w:tcPr>
             <w:tcW w:type="dxa" w:w="3402"/>
-            <w:shd w:fill="F9F9F9"/>
+            <w:shd w:val="clear" w:color="auto" w:fill="F9F9F9"/>
             <w:tcMar>
               <w:top w:w="80" w:type="dxa"/>
               <w:bottom w:w="80" w:type="dxa"/>
@@ -11723,7 +11735,7 @@
         <w:tc>
           <w:tcPr>
             <w:tcW w:type="dxa" w:w="1984"/>
-            <w:shd w:fill="FFFFFF"/>
+            <w:shd w:val="clear" w:color="auto" w:fill="FFFFFF"/>
             <w:tcMar>
               <w:top w:w="80" w:type="dxa"/>
               <w:bottom w:w="80" w:type="dxa"/>
@@ -11749,7 +11761,7 @@
         <w:tc>
           <w:tcPr>
             <w:tcW w:type="dxa" w:w="2835"/>
-            <w:shd w:fill="FFFFFF"/>
+            <w:shd w:val="clear" w:color="auto" w:fill="FFFFFF"/>
             <w:tcMar>
               <w:top w:w="80" w:type="dxa"/>
               <w:bottom w:w="80" w:type="dxa"/>
@@ -11775,7 +11787,7 @@
         <w:tc>
           <w:tcPr>
             <w:tcW w:type="dxa" w:w="3402"/>
-            <w:shd w:fill="FFFFFF"/>
+            <w:shd w:val="clear" w:color="auto" w:fill="FFFFFF"/>
             <w:tcMar>
               <w:top w:w="80" w:type="dxa"/>
               <w:bottom w:w="80" w:type="dxa"/>
@@ -11806,7 +11818,7 @@
         <w:tc>
           <w:tcPr>
             <w:tcW w:type="dxa" w:w="1984"/>
-            <w:shd w:fill="F9F9F9"/>
+            <w:shd w:val="clear" w:color="auto" w:fill="F9F9F9"/>
             <w:tcMar>
               <w:top w:w="80" w:type="dxa"/>
               <w:bottom w:w="80" w:type="dxa"/>
@@ -11832,7 +11844,7 @@
         <w:tc>
           <w:tcPr>
             <w:tcW w:type="dxa" w:w="2835"/>
-            <w:shd w:fill="F9F9F9"/>
+            <w:shd w:val="clear" w:color="auto" w:fill="F9F9F9"/>
             <w:tcMar>
               <w:top w:w="80" w:type="dxa"/>
               <w:bottom w:w="80" w:type="dxa"/>
@@ -11858,7 +11870,7 @@
         <w:tc>
           <w:tcPr>
             <w:tcW w:type="dxa" w:w="3402"/>
-            <w:shd w:fill="F9F9F9"/>
+            <w:shd w:val="clear" w:color="auto" w:fill="F9F9F9"/>
             <w:tcMar>
               <w:top w:w="80" w:type="dxa"/>
               <w:bottom w:w="80" w:type="dxa"/>
@@ -12189,7 +12201,6 @@
       <w:tblPr>
         <w:tblW w:type="auto" w:w="0"/>
         <w:jc w:val="center"/>
-        <w:tblLook w:firstColumn="1" w:firstRow="1" w:lastColumn="0" w:lastRow="0" w:noHBand="0" w:noVBand="1" w:val="04A0"/>
         <w:tblBorders>
           <w:top w:val="single" w:sz="4" w:space="0" w:color="808080"/>
           <w:bottom w:val="single" w:sz="4" w:space="0" w:color="808080"/>
@@ -12198,6 +12209,7 @@
           <w:insideH w:val="single" w:sz="4" w:space="0" w:color="808080"/>
           <w:insideV w:val="none"/>
         </w:tblBorders>
+        <w:tblLook w:firstColumn="1" w:firstRow="1" w:lastColumn="0" w:lastRow="0" w:noHBand="0" w:noVBand="1" w:val="04A0"/>
       </w:tblPr>
       <w:tblGrid>
         <w:gridCol w:w="2126"/>
@@ -12207,13 +12219,13 @@
       </w:tblGrid>
       <w:tr>
         <w:trPr>
+          <w:cantSplit/>
           <w:tblHeader/>
-          <w:cantSplit/>
         </w:trPr>
         <w:tc>
           <w:tcPr>
             <w:tcW w:type="dxa" w:w="2835"/>
-            <w:shd w:fill="F2F2F2"/>
+            <w:shd w:val="clear" w:color="auto" w:fill="F2F2F2"/>
             <w:tcMar>
               <w:top w:w="100" w:type="dxa"/>
               <w:bottom w:w="100" w:type="dxa"/>
@@ -12240,7 +12252,7 @@
         <w:tc>
           <w:tcPr>
             <w:tcW w:type="dxa" w:w="1814"/>
-            <w:shd w:fill="F2F2F2"/>
+            <w:shd w:val="clear" w:color="auto" w:fill="F2F2F2"/>
             <w:tcMar>
               <w:top w:w="100" w:type="dxa"/>
               <w:bottom w:w="100" w:type="dxa"/>
@@ -12267,7 +12279,7 @@
         <w:tc>
           <w:tcPr>
             <w:tcW w:type="dxa" w:w="1984"/>
-            <w:shd w:fill="F2F2F2"/>
+            <w:shd w:val="clear" w:color="auto" w:fill="F2F2F2"/>
             <w:tcMar>
               <w:top w:w="100" w:type="dxa"/>
               <w:bottom w:w="100" w:type="dxa"/>
@@ -12294,7 +12306,7 @@
         <w:tc>
           <w:tcPr>
             <w:tcW w:type="dxa" w:w="1814"/>
-            <w:shd w:fill="F2F2F2"/>
+            <w:shd w:val="clear" w:color="auto" w:fill="F2F2F2"/>
             <w:tcMar>
               <w:top w:w="100" w:type="dxa"/>
               <w:bottom w:w="100" w:type="dxa"/>
@@ -12326,7 +12338,7 @@
         <w:tc>
           <w:tcPr>
             <w:tcW w:type="dxa" w:w="2835"/>
-            <w:shd w:fill="FFFFFF"/>
+            <w:shd w:val="clear" w:color="auto" w:fill="FFFFFF"/>
             <w:tcMar>
               <w:top w:w="80" w:type="dxa"/>
               <w:bottom w:w="80" w:type="dxa"/>
@@ -12352,7 +12364,7 @@
         <w:tc>
           <w:tcPr>
             <w:tcW w:type="dxa" w:w="1814"/>
-            <w:shd w:fill="FFFFFF"/>
+            <w:shd w:val="clear" w:color="auto" w:fill="FFFFFF"/>
             <w:tcMar>
               <w:top w:w="80" w:type="dxa"/>
               <w:bottom w:w="80" w:type="dxa"/>
@@ -12378,7 +12390,7 @@
         <w:tc>
           <w:tcPr>
             <w:tcW w:type="dxa" w:w="1984"/>
-            <w:shd w:fill="FFFFFF"/>
+            <w:shd w:val="clear" w:color="auto" w:fill="FFFFFF"/>
             <w:tcMar>
               <w:top w:w="80" w:type="dxa"/>
               <w:bottom w:w="80" w:type="dxa"/>
@@ -12404,7 +12416,7 @@
         <w:tc>
           <w:tcPr>
             <w:tcW w:type="dxa" w:w="1814"/>
-            <w:shd w:fill="FFFFFF"/>
+            <w:shd w:val="clear" w:color="auto" w:fill="FFFFFF"/>
             <w:tcMar>
               <w:top w:w="80" w:type="dxa"/>
               <w:bottom w:w="80" w:type="dxa"/>
@@ -12435,7 +12447,7 @@
         <w:tc>
           <w:tcPr>
             <w:tcW w:type="dxa" w:w="2835"/>
-            <w:shd w:fill="F9F9F9"/>
+            <w:shd w:val="clear" w:color="auto" w:fill="F9F9F9"/>
             <w:tcMar>
               <w:top w:w="80" w:type="dxa"/>
               <w:bottom w:w="80" w:type="dxa"/>
@@ -12461,7 +12473,7 @@
         <w:tc>
           <w:tcPr>
             <w:tcW w:type="dxa" w:w="1814"/>
-            <w:shd w:fill="F9F9F9"/>
+            <w:shd w:val="clear" w:color="auto" w:fill="F9F9F9"/>
             <w:tcMar>
               <w:top w:w="80" w:type="dxa"/>
               <w:bottom w:w="80" w:type="dxa"/>
@@ -12487,7 +12499,7 @@
         <w:tc>
           <w:tcPr>
             <w:tcW w:type="dxa" w:w="1984"/>
-            <w:shd w:fill="F9F9F9"/>
+            <w:shd w:val="clear" w:color="auto" w:fill="F9F9F9"/>
             <w:tcMar>
               <w:top w:w="80" w:type="dxa"/>
               <w:bottom w:w="80" w:type="dxa"/>
@@ -12513,7 +12525,7 @@
         <w:tc>
           <w:tcPr>
             <w:tcW w:type="dxa" w:w="1814"/>
-            <w:shd w:fill="F9F9F9"/>
+            <w:shd w:val="clear" w:color="auto" w:fill="F9F9F9"/>
             <w:tcMar>
               <w:top w:w="80" w:type="dxa"/>
               <w:bottom w:w="80" w:type="dxa"/>
@@ -12544,7 +12556,7 @@
         <w:tc>
           <w:tcPr>
             <w:tcW w:type="dxa" w:w="2835"/>
-            <w:shd w:fill="FFFFFF"/>
+            <w:shd w:val="clear" w:color="auto" w:fill="FFFFFF"/>
             <w:tcMar>
               <w:top w:w="80" w:type="dxa"/>
               <w:bottom w:w="80" w:type="dxa"/>
@@ -12570,7 +12582,7 @@
         <w:tc>
           <w:tcPr>
             <w:tcW w:type="dxa" w:w="1814"/>
-            <w:shd w:fill="FFFFFF"/>
+            <w:shd w:val="clear" w:color="auto" w:fill="FFFFFF"/>
             <w:tcMar>
               <w:top w:w="80" w:type="dxa"/>
               <w:bottom w:w="80" w:type="dxa"/>
@@ -12596,7 +12608,7 @@
         <w:tc>
           <w:tcPr>
             <w:tcW w:type="dxa" w:w="1984"/>
-            <w:shd w:fill="FFFFFF"/>
+            <w:shd w:val="clear" w:color="auto" w:fill="FFFFFF"/>
             <w:tcMar>
               <w:top w:w="80" w:type="dxa"/>
               <w:bottom w:w="80" w:type="dxa"/>
@@ -12622,7 +12634,7 @@
         <w:tc>
           <w:tcPr>
             <w:tcW w:type="dxa" w:w="1814"/>
-            <w:shd w:fill="FFFFFF"/>
+            <w:shd w:val="clear" w:color="auto" w:fill="FFFFFF"/>
             <w:tcMar>
               <w:top w:w="80" w:type="dxa"/>
               <w:bottom w:w="80" w:type="dxa"/>
@@ -12653,7 +12665,7 @@
         <w:tc>
           <w:tcPr>
             <w:tcW w:type="dxa" w:w="2835"/>
-            <w:shd w:fill="F9F9F9"/>
+            <w:shd w:val="clear" w:color="auto" w:fill="F9F9F9"/>
             <w:tcMar>
               <w:top w:w="80" w:type="dxa"/>
               <w:bottom w:w="80" w:type="dxa"/>
@@ -12679,7 +12691,7 @@
         <w:tc>
           <w:tcPr>
             <w:tcW w:type="dxa" w:w="1814"/>
-            <w:shd w:fill="F9F9F9"/>
+            <w:shd w:val="clear" w:color="auto" w:fill="F9F9F9"/>
             <w:tcMar>
               <w:top w:w="80" w:type="dxa"/>
               <w:bottom w:w="80" w:type="dxa"/>
@@ -12705,7 +12717,7 @@
         <w:tc>
           <w:tcPr>
             <w:tcW w:type="dxa" w:w="1984"/>
-            <w:shd w:fill="F9F9F9"/>
+            <w:shd w:val="clear" w:color="auto" w:fill="F9F9F9"/>
             <w:tcMar>
               <w:top w:w="80" w:type="dxa"/>
               <w:bottom w:w="80" w:type="dxa"/>
@@ -12731,7 +12743,7 @@
         <w:tc>
           <w:tcPr>
             <w:tcW w:type="dxa" w:w="1814"/>
-            <w:shd w:fill="F9F9F9"/>
+            <w:shd w:val="clear" w:color="auto" w:fill="F9F9F9"/>
             <w:tcMar>
               <w:top w:w="80" w:type="dxa"/>
               <w:bottom w:w="80" w:type="dxa"/>
@@ -12762,7 +12774,7 @@
         <w:tc>
           <w:tcPr>
             <w:tcW w:type="dxa" w:w="2835"/>
-            <w:shd w:fill="FFFFFF"/>
+            <w:shd w:val="clear" w:color="auto" w:fill="FFFFFF"/>
             <w:tcMar>
               <w:top w:w="80" w:type="dxa"/>
               <w:bottom w:w="80" w:type="dxa"/>
@@ -12788,7 +12800,7 @@
         <w:tc>
           <w:tcPr>
             <w:tcW w:type="dxa" w:w="1814"/>
-            <w:shd w:fill="FFFFFF"/>
+            <w:shd w:val="clear" w:color="auto" w:fill="FFFFFF"/>
             <w:tcMar>
               <w:top w:w="80" w:type="dxa"/>
               <w:bottom w:w="80" w:type="dxa"/>
@@ -12814,7 +12826,7 @@
         <w:tc>
           <w:tcPr>
             <w:tcW w:type="dxa" w:w="1984"/>
-            <w:shd w:fill="FFFFFF"/>
+            <w:shd w:val="clear" w:color="auto" w:fill="FFFFFF"/>
             <w:tcMar>
               <w:top w:w="80" w:type="dxa"/>
               <w:bottom w:w="80" w:type="dxa"/>
@@ -12840,7 +12852,7 @@
         <w:tc>
           <w:tcPr>
             <w:tcW w:type="dxa" w:w="1814"/>
-            <w:shd w:fill="FFFFFF"/>
+            <w:shd w:val="clear" w:color="auto" w:fill="FFFFFF"/>
             <w:tcMar>
               <w:top w:w="80" w:type="dxa"/>
               <w:bottom w:w="80" w:type="dxa"/>
@@ -12871,7 +12883,7 @@
         <w:tc>
           <w:tcPr>
             <w:tcW w:type="dxa" w:w="2835"/>
-            <w:shd w:fill="F9F9F9"/>
+            <w:shd w:val="clear" w:color="auto" w:fill="F9F9F9"/>
             <w:tcMar>
               <w:top w:w="80" w:type="dxa"/>
               <w:bottom w:w="80" w:type="dxa"/>
@@ -12897,7 +12909,7 @@
         <w:tc>
           <w:tcPr>
             <w:tcW w:type="dxa" w:w="1814"/>
-            <w:shd w:fill="F9F9F9"/>
+            <w:shd w:val="clear" w:color="auto" w:fill="F9F9F9"/>
             <w:tcMar>
               <w:top w:w="80" w:type="dxa"/>
               <w:bottom w:w="80" w:type="dxa"/>
@@ -12923,7 +12935,7 @@
         <w:tc>
           <w:tcPr>
             <w:tcW w:type="dxa" w:w="1984"/>
-            <w:shd w:fill="F9F9F9"/>
+            <w:shd w:val="clear" w:color="auto" w:fill="F9F9F9"/>
             <w:tcMar>
               <w:top w:w="80" w:type="dxa"/>
               <w:bottom w:w="80" w:type="dxa"/>
@@ -12949,7 +12961,7 @@
         <w:tc>
           <w:tcPr>
             <w:tcW w:type="dxa" w:w="1814"/>
-            <w:shd w:fill="F9F9F9"/>
+            <w:shd w:val="clear" w:color="auto" w:fill="F9F9F9"/>
             <w:tcMar>
               <w:top w:w="80" w:type="dxa"/>
               <w:bottom w:w="80" w:type="dxa"/>
@@ -12980,7 +12992,7 @@
         <w:tc>
           <w:tcPr>
             <w:tcW w:type="dxa" w:w="2835"/>
-            <w:shd w:fill="FFFFFF"/>
+            <w:shd w:val="clear" w:color="auto" w:fill="FFFFFF"/>
             <w:tcMar>
               <w:top w:w="80" w:type="dxa"/>
               <w:bottom w:w="80" w:type="dxa"/>
@@ -13006,7 +13018,7 @@
         <w:tc>
           <w:tcPr>
             <w:tcW w:type="dxa" w:w="1814"/>
-            <w:shd w:fill="FFFFFF"/>
+            <w:shd w:val="clear" w:color="auto" w:fill="FFFFFF"/>
             <w:tcMar>
               <w:top w:w="80" w:type="dxa"/>
               <w:bottom w:w="80" w:type="dxa"/>
@@ -13032,7 +13044,7 @@
         <w:tc>
           <w:tcPr>
             <w:tcW w:type="dxa" w:w="1984"/>
-            <w:shd w:fill="FFFFFF"/>
+            <w:shd w:val="clear" w:color="auto" w:fill="FFFFFF"/>
             <w:tcMar>
               <w:top w:w="80" w:type="dxa"/>
               <w:bottom w:w="80" w:type="dxa"/>
@@ -13058,7 +13070,7 @@
         <w:tc>
           <w:tcPr>
             <w:tcW w:type="dxa" w:w="1814"/>
-            <w:shd w:fill="FFFFFF"/>
+            <w:shd w:val="clear" w:color="auto" w:fill="FFFFFF"/>
             <w:tcMar>
               <w:top w:w="80" w:type="dxa"/>
               <w:bottom w:w="80" w:type="dxa"/>
@@ -13089,7 +13101,7 @@
         <w:tc>
           <w:tcPr>
             <w:tcW w:type="dxa" w:w="2835"/>
-            <w:shd w:fill="F9F9F9"/>
+            <w:shd w:val="clear" w:color="auto" w:fill="F9F9F9"/>
             <w:tcMar>
               <w:top w:w="80" w:type="dxa"/>
               <w:bottom w:w="80" w:type="dxa"/>
@@ -13115,7 +13127,7 @@
         <w:tc>
           <w:tcPr>
             <w:tcW w:type="dxa" w:w="1814"/>
-            <w:shd w:fill="F9F9F9"/>
+            <w:shd w:val="clear" w:color="auto" w:fill="F9F9F9"/>
             <w:tcMar>
               <w:top w:w="80" w:type="dxa"/>
               <w:bottom w:w="80" w:type="dxa"/>
@@ -13141,7 +13153,7 @@
         <w:tc>
           <w:tcPr>
             <w:tcW w:type="dxa" w:w="1984"/>
-            <w:shd w:fill="F9F9F9"/>
+            <w:shd w:val="clear" w:color="auto" w:fill="F9F9F9"/>
             <w:tcMar>
               <w:top w:w="80" w:type="dxa"/>
               <w:bottom w:w="80" w:type="dxa"/>
@@ -13167,7 +13179,7 @@
         <w:tc>
           <w:tcPr>
             <w:tcW w:type="dxa" w:w="1814"/>
-            <w:shd w:fill="F9F9F9"/>
+            <w:shd w:val="clear" w:color="auto" w:fill="F9F9F9"/>
             <w:tcMar>
               <w:top w:w="80" w:type="dxa"/>
               <w:bottom w:w="80" w:type="dxa"/>
@@ -13198,7 +13210,7 @@
         <w:tc>
           <w:tcPr>
             <w:tcW w:type="dxa" w:w="2835"/>
-            <w:shd w:fill="FFFFFF"/>
+            <w:shd w:val="clear" w:color="auto" w:fill="FFFFFF"/>
             <w:tcMar>
               <w:top w:w="80" w:type="dxa"/>
               <w:bottom w:w="80" w:type="dxa"/>
@@ -13224,7 +13236,7 @@
         <w:tc>
           <w:tcPr>
             <w:tcW w:type="dxa" w:w="1814"/>
-            <w:shd w:fill="FFFFFF"/>
+            <w:shd w:val="clear" w:color="auto" w:fill="FFFFFF"/>
             <w:tcMar>
               <w:top w:w="80" w:type="dxa"/>
               <w:bottom w:w="80" w:type="dxa"/>
@@ -13250,7 +13262,7 @@
         <w:tc>
           <w:tcPr>
             <w:tcW w:type="dxa" w:w="1984"/>
-            <w:shd w:fill="FFFFFF"/>
+            <w:shd w:val="clear" w:color="auto" w:fill="FFFFFF"/>
             <w:tcMar>
               <w:top w:w="80" w:type="dxa"/>
               <w:bottom w:w="80" w:type="dxa"/>
@@ -13276,7 +13288,7 @@
         <w:tc>
           <w:tcPr>
             <w:tcW w:type="dxa" w:w="1814"/>
-            <w:shd w:fill="FFFFFF"/>
+            <w:shd w:val="clear" w:color="auto" w:fill="FFFFFF"/>
             <w:tcMar>
               <w:top w:w="80" w:type="dxa"/>
               <w:bottom w:w="80" w:type="dxa"/>
@@ -13356,7 +13368,6 @@
       <w:tblPr>
         <w:tblW w:type="auto" w:w="0"/>
         <w:jc w:val="center"/>
-        <w:tblLook w:firstColumn="1" w:firstRow="1" w:lastColumn="0" w:lastRow="0" w:noHBand="0" w:noVBand="1" w:val="04A0"/>
         <w:tblBorders>
           <w:top w:val="single" w:sz="4" w:space="0" w:color="808080"/>
           <w:bottom w:val="single" w:sz="4" w:space="0" w:color="808080"/>
@@ -13365,6 +13376,7 @@
           <w:insideH w:val="single" w:sz="4" w:space="0" w:color="808080"/>
           <w:insideV w:val="none"/>
         </w:tblBorders>
+        <w:tblLook w:firstColumn="1" w:firstRow="1" w:lastColumn="0" w:lastRow="0" w:noHBand="0" w:noVBand="1" w:val="04A0"/>
       </w:tblPr>
       <w:tblGrid>
         <w:gridCol w:w="2126"/>
@@ -13374,13 +13386,13 @@
       </w:tblGrid>
       <w:tr>
         <w:trPr>
+          <w:cantSplit/>
           <w:tblHeader/>
-          <w:cantSplit/>
         </w:trPr>
         <w:tc>
           <w:tcPr>
             <w:tcW w:type="dxa" w:w="1701"/>
-            <w:shd w:fill="F2F2F2"/>
+            <w:shd w:val="clear" w:color="auto" w:fill="F2F2F2"/>
             <w:tcMar>
               <w:top w:w="100" w:type="dxa"/>
               <w:bottom w:w="100" w:type="dxa"/>
@@ -13407,7 +13419,7 @@
         <w:tc>
           <w:tcPr>
             <w:tcW w:type="dxa" w:w="1701"/>
-            <w:shd w:fill="F2F2F2"/>
+            <w:shd w:val="clear" w:color="auto" w:fill="F2F2F2"/>
             <w:tcMar>
               <w:top w:w="100" w:type="dxa"/>
               <w:bottom w:w="100" w:type="dxa"/>
@@ -13434,7 +13446,7 @@
         <w:tc>
           <w:tcPr>
             <w:tcW w:type="dxa" w:w="1984"/>
-            <w:shd w:fill="F2F2F2"/>
+            <w:shd w:val="clear" w:color="auto" w:fill="F2F2F2"/>
             <w:tcMar>
               <w:top w:w="100" w:type="dxa"/>
               <w:bottom w:w="100" w:type="dxa"/>
@@ -13461,7 +13473,7 @@
         <w:tc>
           <w:tcPr>
             <w:tcW w:type="dxa" w:w="3118"/>
-            <w:shd w:fill="F2F2F2"/>
+            <w:shd w:val="clear" w:color="auto" w:fill="F2F2F2"/>
             <w:tcMar>
               <w:top w:w="100" w:type="dxa"/>
               <w:bottom w:w="100" w:type="dxa"/>
@@ -13493,7 +13505,7 @@
         <w:tc>
           <w:tcPr>
             <w:tcW w:type="dxa" w:w="1701"/>
-            <w:shd w:fill="FFFFFF"/>
+            <w:shd w:val="clear" w:color="auto" w:fill="FFFFFF"/>
             <w:tcMar>
               <w:top w:w="80" w:type="dxa"/>
               <w:bottom w:w="80" w:type="dxa"/>
@@ -13519,7 +13531,7 @@
         <w:tc>
           <w:tcPr>
             <w:tcW w:type="dxa" w:w="1701"/>
-            <w:shd w:fill="FFFFFF"/>
+            <w:shd w:val="clear" w:color="auto" w:fill="FFFFFF"/>
             <w:tcMar>
               <w:top w:w="80" w:type="dxa"/>
               <w:bottom w:w="80" w:type="dxa"/>
@@ -13545,7 +13557,7 @@
         <w:tc>
           <w:tcPr>
             <w:tcW w:type="dxa" w:w="1984"/>
-            <w:shd w:fill="FFFFFF"/>
+            <w:shd w:val="clear" w:color="auto" w:fill="FFFFFF"/>
             <w:tcMar>
               <w:top w:w="80" w:type="dxa"/>
               <w:bottom w:w="80" w:type="dxa"/>
@@ -13571,7 +13583,7 @@
         <w:tc>
           <w:tcPr>
             <w:tcW w:type="dxa" w:w="3118"/>
-            <w:shd w:fill="FFFFFF"/>
+            <w:shd w:val="clear" w:color="auto" w:fill="FFFFFF"/>
             <w:tcMar>
               <w:top w:w="80" w:type="dxa"/>
               <w:bottom w:w="80" w:type="dxa"/>
@@ -13602,7 +13614,7 @@
         <w:tc>
           <w:tcPr>
             <w:tcW w:type="dxa" w:w="1701"/>
-            <w:shd w:fill="F9F9F9"/>
+            <w:shd w:val="clear" w:color="auto" w:fill="F9F9F9"/>
             <w:tcMar>
               <w:top w:w="80" w:type="dxa"/>
               <w:bottom w:w="80" w:type="dxa"/>
@@ -13628,7 +13640,7 @@
         <w:tc>
           <w:tcPr>
             <w:tcW w:type="dxa" w:w="1701"/>
-            <w:shd w:fill="F9F9F9"/>
+            <w:shd w:val="clear" w:color="auto" w:fill="F9F9F9"/>
             <w:tcMar>
               <w:top w:w="80" w:type="dxa"/>
               <w:bottom w:w="80" w:type="dxa"/>
@@ -13654,7 +13666,7 @@
         <w:tc>
           <w:tcPr>
             <w:tcW w:type="dxa" w:w="1984"/>
-            <w:shd w:fill="F9F9F9"/>
+            <w:shd w:val="clear" w:color="auto" w:fill="F9F9F9"/>
             <w:tcMar>
               <w:top w:w="80" w:type="dxa"/>
               <w:bottom w:w="80" w:type="dxa"/>
@@ -13680,7 +13692,7 @@
         <w:tc>
           <w:tcPr>
             <w:tcW w:type="dxa" w:w="3118"/>
-            <w:shd w:fill="F9F9F9"/>
+            <w:shd w:val="clear" w:color="auto" w:fill="F9F9F9"/>
             <w:tcMar>
               <w:top w:w="80" w:type="dxa"/>
               <w:bottom w:w="80" w:type="dxa"/>
@@ -13711,7 +13723,7 @@
         <w:tc>
           <w:tcPr>
             <w:tcW w:type="dxa" w:w="1701"/>
-            <w:shd w:fill="FFFFFF"/>
+            <w:shd w:val="clear" w:color="auto" w:fill="FFFFFF"/>
             <w:tcMar>
               <w:top w:w="80" w:type="dxa"/>
               <w:bottom w:w="80" w:type="dxa"/>
@@ -13737,7 +13749,7 @@
         <w:tc>
           <w:tcPr>
             <w:tcW w:type="dxa" w:w="1701"/>
-            <w:shd w:fill="FFFFFF"/>
+            <w:shd w:val="clear" w:color="auto" w:fill="FFFFFF"/>
             <w:tcMar>
               <w:top w:w="80" w:type="dxa"/>
               <w:bottom w:w="80" w:type="dxa"/>
@@ -13763,7 +13775,7 @@
         <w:tc>
           <w:tcPr>
             <w:tcW w:type="dxa" w:w="1984"/>
-            <w:shd w:fill="FFFFFF"/>
+            <w:shd w:val="clear" w:color="auto" w:fill="FFFFFF"/>
             <w:tcMar>
               <w:top w:w="80" w:type="dxa"/>
               <w:bottom w:w="80" w:type="dxa"/>
@@ -13789,7 +13801,7 @@
         <w:tc>
           <w:tcPr>
             <w:tcW w:type="dxa" w:w="3118"/>
-            <w:shd w:fill="FFFFFF"/>
+            <w:shd w:val="clear" w:color="auto" w:fill="FFFFFF"/>
             <w:tcMar>
               <w:top w:w="80" w:type="dxa"/>
               <w:bottom w:w="80" w:type="dxa"/>
@@ -13820,7 +13832,7 @@
         <w:tc>
           <w:tcPr>
             <w:tcW w:type="dxa" w:w="1701"/>
-            <w:shd w:fill="F9F9F9"/>
+            <w:shd w:val="clear" w:color="auto" w:fill="F9F9F9"/>
             <w:tcMar>
               <w:top w:w="80" w:type="dxa"/>
               <w:bottom w:w="80" w:type="dxa"/>
@@ -13846,7 +13858,7 @@
         <w:tc>
           <w:tcPr>
             <w:tcW w:type="dxa" w:w="1701"/>
-            <w:shd w:fill="F9F9F9"/>
+            <w:shd w:val="clear" w:color="auto" w:fill="F9F9F9"/>
             <w:tcMar>
               <w:top w:w="80" w:type="dxa"/>
               <w:bottom w:w="80" w:type="dxa"/>
@@ -13872,7 +13884,7 @@
         <w:tc>
           <w:tcPr>
             <w:tcW w:type="dxa" w:w="1984"/>
-            <w:shd w:fill="F9F9F9"/>
+            <w:shd w:val="clear" w:color="auto" w:fill="F9F9F9"/>
             <w:tcMar>
               <w:top w:w="80" w:type="dxa"/>
               <w:bottom w:w="80" w:type="dxa"/>
@@ -13898,7 +13910,7 @@
         <w:tc>
           <w:tcPr>
             <w:tcW w:type="dxa" w:w="3118"/>
-            <w:shd w:fill="F9F9F9"/>
+            <w:shd w:val="clear" w:color="auto" w:fill="F9F9F9"/>
             <w:tcMar>
               <w:top w:w="80" w:type="dxa"/>
               <w:bottom w:w="80" w:type="dxa"/>
@@ -13929,7 +13941,7 @@
         <w:tc>
           <w:tcPr>
             <w:tcW w:type="dxa" w:w="1701"/>
-            <w:shd w:fill="FFFFFF"/>
+            <w:shd w:val="clear" w:color="auto" w:fill="FFFFFF"/>
             <w:tcMar>
               <w:top w:w="80" w:type="dxa"/>
               <w:bottom w:w="80" w:type="dxa"/>
@@ -13955,7 +13967,7 @@
         <w:tc>
           <w:tcPr>
             <w:tcW w:type="dxa" w:w="1701"/>
-            <w:shd w:fill="FFFFFF"/>
+            <w:shd w:val="clear" w:color="auto" w:fill="FFFFFF"/>
             <w:tcMar>
               <w:top w:w="80" w:type="dxa"/>
               <w:bottom w:w="80" w:type="dxa"/>
@@ -13981,7 +13993,7 @@
         <w:tc>
           <w:tcPr>
             <w:tcW w:type="dxa" w:w="1984"/>
-            <w:shd w:fill="FFFFFF"/>
+            <w:shd w:val="clear" w:color="auto" w:fill="FFFFFF"/>
             <w:tcMar>
               <w:top w:w="80" w:type="dxa"/>
               <w:bottom w:w="80" w:type="dxa"/>
@@ -14007,7 +14019,7 @@
         <w:tc>
           <w:tcPr>
             <w:tcW w:type="dxa" w:w="3118"/>
-            <w:shd w:fill="FFFFFF"/>
+            <w:shd w:val="clear" w:color="auto" w:fill="FFFFFF"/>
             <w:tcMar>
               <w:top w:w="80" w:type="dxa"/>
               <w:bottom w:w="80" w:type="dxa"/>
@@ -14038,7 +14050,7 @@
         <w:tc>
           <w:tcPr>
             <w:tcW w:type="dxa" w:w="1701"/>
-            <w:shd w:fill="F9F9F9"/>
+            <w:shd w:val="clear" w:color="auto" w:fill="F9F9F9"/>
             <w:tcMar>
               <w:top w:w="80" w:type="dxa"/>
               <w:bottom w:w="80" w:type="dxa"/>
@@ -14064,7 +14076,7 @@
         <w:tc>
           <w:tcPr>
             <w:tcW w:type="dxa" w:w="1701"/>
-            <w:shd w:fill="F9F9F9"/>
+            <w:shd w:val="clear" w:color="auto" w:fill="F9F9F9"/>
             <w:tcMar>
               <w:top w:w="80" w:type="dxa"/>
               <w:bottom w:w="80" w:type="dxa"/>
@@ -14090,7 +14102,7 @@
         <w:tc>
           <w:tcPr>
             <w:tcW w:type="dxa" w:w="1984"/>
-            <w:shd w:fill="F9F9F9"/>
+            <w:shd w:val="clear" w:color="auto" w:fill="F9F9F9"/>
             <w:tcMar>
               <w:top w:w="80" w:type="dxa"/>
               <w:bottom w:w="80" w:type="dxa"/>
@@ -14116,7 +14128,7 @@
         <w:tc>
           <w:tcPr>
             <w:tcW w:type="dxa" w:w="3118"/>
-            <w:shd w:fill="F9F9F9"/>
+            <w:shd w:val="clear" w:color="auto" w:fill="F9F9F9"/>
             <w:tcMar>
               <w:top w:w="80" w:type="dxa"/>
               <w:bottom w:w="80" w:type="dxa"/>
@@ -14147,7 +14159,7 @@
         <w:tc>
           <w:tcPr>
             <w:tcW w:type="dxa" w:w="1701"/>
-            <w:shd w:fill="FFFFFF"/>
+            <w:shd w:val="clear" w:color="auto" w:fill="FFFFFF"/>
             <w:tcMar>
               <w:top w:w="80" w:type="dxa"/>
               <w:bottom w:w="80" w:type="dxa"/>
@@ -14173,7 +14185,7 @@
         <w:tc>
           <w:tcPr>
             <w:tcW w:type="dxa" w:w="1701"/>
-            <w:shd w:fill="FFFFFF"/>
+            <w:shd w:val="clear" w:color="auto" w:fill="FFFFFF"/>
             <w:tcMar>
               <w:top w:w="80" w:type="dxa"/>
               <w:bottom w:w="80" w:type="dxa"/>
@@ -14199,7 +14211,7 @@
         <w:tc>
           <w:tcPr>
             <w:tcW w:type="dxa" w:w="1984"/>
-            <w:shd w:fill="FFFFFF"/>
+            <w:shd w:val="clear" w:color="auto" w:fill="FFFFFF"/>
             <w:tcMar>
               <w:top w:w="80" w:type="dxa"/>
               <w:bottom w:w="80" w:type="dxa"/>
@@ -14225,7 +14237,7 @@
         <w:tc>
           <w:tcPr>
             <w:tcW w:type="dxa" w:w="3118"/>
-            <w:shd w:fill="FFFFFF"/>
+            <w:shd w:val="clear" w:color="auto" w:fill="FFFFFF"/>
             <w:tcMar>
               <w:top w:w="80" w:type="dxa"/>
               <w:bottom w:w="80" w:type="dxa"/>
@@ -14256,7 +14268,7 @@
         <w:tc>
           <w:tcPr>
             <w:tcW w:type="dxa" w:w="1701"/>
-            <w:shd w:fill="F9F9F9"/>
+            <w:shd w:val="clear" w:color="auto" w:fill="F9F9F9"/>
             <w:tcMar>
               <w:top w:w="80" w:type="dxa"/>
               <w:bottom w:w="80" w:type="dxa"/>
@@ -14282,7 +14294,7 @@
         <w:tc>
           <w:tcPr>
             <w:tcW w:type="dxa" w:w="1701"/>
-            <w:shd w:fill="F9F9F9"/>
+            <w:shd w:val="clear" w:color="auto" w:fill="F9F9F9"/>
             <w:tcMar>
               <w:top w:w="80" w:type="dxa"/>
               <w:bottom w:w="80" w:type="dxa"/>
@@ -14308,7 +14320,7 @@
         <w:tc>
           <w:tcPr>
             <w:tcW w:type="dxa" w:w="1984"/>
-            <w:shd w:fill="F9F9F9"/>
+            <w:shd w:val="clear" w:color="auto" w:fill="F9F9F9"/>
             <w:tcMar>
               <w:top w:w="80" w:type="dxa"/>
               <w:bottom w:w="80" w:type="dxa"/>
@@ -14334,7 +14346,7 @@
         <w:tc>
           <w:tcPr>
             <w:tcW w:type="dxa" w:w="3118"/>
-            <w:shd w:fill="F9F9F9"/>
+            <w:shd w:val="clear" w:color="auto" w:fill="F9F9F9"/>
             <w:tcMar>
               <w:top w:w="80" w:type="dxa"/>
               <w:bottom w:w="80" w:type="dxa"/>
@@ -14365,7 +14377,7 @@
         <w:tc>
           <w:tcPr>
             <w:tcW w:type="dxa" w:w="1701"/>
-            <w:shd w:fill="FFFFFF"/>
+            <w:shd w:val="clear" w:color="auto" w:fill="FFFFFF"/>
             <w:tcMar>
               <w:top w:w="80" w:type="dxa"/>
               <w:bottom w:w="80" w:type="dxa"/>
@@ -14391,7 +14403,7 @@
         <w:tc>
           <w:tcPr>
             <w:tcW w:type="dxa" w:w="1701"/>
-            <w:shd w:fill="FFFFFF"/>
+            <w:shd w:val="clear" w:color="auto" w:fill="FFFFFF"/>
             <w:tcMar>
               <w:top w:w="80" w:type="dxa"/>
               <w:bottom w:w="80" w:type="dxa"/>
@@ -14417,7 +14429,7 @@
         <w:tc>
           <w:tcPr>
             <w:tcW w:type="dxa" w:w="1984"/>
-            <w:shd w:fill="FFFFFF"/>
+            <w:shd w:val="clear" w:color="auto" w:fill="FFFFFF"/>
             <w:tcMar>
               <w:top w:w="80" w:type="dxa"/>
               <w:bottom w:w="80" w:type="dxa"/>
@@ -14443,7 +14455,7 @@
         <w:tc>
           <w:tcPr>
             <w:tcW w:type="dxa" w:w="3118"/>
-            <w:shd w:fill="FFFFFF"/>
+            <w:shd w:val="clear" w:color="auto" w:fill="FFFFFF"/>
             <w:tcMar>
               <w:top w:w="80" w:type="dxa"/>
               <w:bottom w:w="80" w:type="dxa"/>
@@ -14474,7 +14486,7 @@
         <w:tc>
           <w:tcPr>
             <w:tcW w:type="dxa" w:w="1701"/>
-            <w:shd w:fill="F9F9F9"/>
+            <w:shd w:val="clear" w:color="auto" w:fill="F9F9F9"/>
             <w:tcMar>
               <w:top w:w="80" w:type="dxa"/>
               <w:bottom w:w="80" w:type="dxa"/>
@@ -14500,7 +14512,7 @@
         <w:tc>
           <w:tcPr>
             <w:tcW w:type="dxa" w:w="1701"/>
-            <w:shd w:fill="F9F9F9"/>
+            <w:shd w:val="clear" w:color="auto" w:fill="F9F9F9"/>
             <w:tcMar>
               <w:top w:w="80" w:type="dxa"/>
               <w:bottom w:w="80" w:type="dxa"/>
@@ -14526,7 +14538,7 @@
         <w:tc>
           <w:tcPr>
             <w:tcW w:type="dxa" w:w="1984"/>
-            <w:shd w:fill="F9F9F9"/>
+            <w:shd w:val="clear" w:color="auto" w:fill="F9F9F9"/>
             <w:tcMar>
               <w:top w:w="80" w:type="dxa"/>
               <w:bottom w:w="80" w:type="dxa"/>
@@ -14552,7 +14564,7 @@
         <w:tc>
           <w:tcPr>
             <w:tcW w:type="dxa" w:w="3118"/>
-            <w:shd w:fill="F9F9F9"/>
+            <w:shd w:val="clear" w:color="auto" w:fill="F9F9F9"/>
             <w:tcMar>
               <w:top w:w="80" w:type="dxa"/>
               <w:bottom w:w="80" w:type="dxa"/>
@@ -14583,7 +14595,7 @@
         <w:tc>
           <w:tcPr>
             <w:tcW w:type="dxa" w:w="1701"/>
-            <w:shd w:fill="FFFFFF"/>
+            <w:shd w:val="clear" w:color="auto" w:fill="FFFFFF"/>
             <w:tcMar>
               <w:top w:w="80" w:type="dxa"/>
               <w:bottom w:w="80" w:type="dxa"/>
@@ -14609,7 +14621,7 @@
         <w:tc>
           <w:tcPr>
             <w:tcW w:type="dxa" w:w="1701"/>
-            <w:shd w:fill="FFFFFF"/>
+            <w:shd w:val="clear" w:color="auto" w:fill="FFFFFF"/>
             <w:tcMar>
               <w:top w:w="80" w:type="dxa"/>
               <w:bottom w:w="80" w:type="dxa"/>
@@ -14635,7 +14647,7 @@
         <w:tc>
           <w:tcPr>
             <w:tcW w:type="dxa" w:w="1984"/>
-            <w:shd w:fill="FFFFFF"/>
+            <w:shd w:val="clear" w:color="auto" w:fill="FFFFFF"/>
             <w:tcMar>
               <w:top w:w="80" w:type="dxa"/>
               <w:bottom w:w="80" w:type="dxa"/>
@@ -14661,7 +14673,7 @@
         <w:tc>
           <w:tcPr>
             <w:tcW w:type="dxa" w:w="3118"/>
-            <w:shd w:fill="FFFFFF"/>
+            <w:shd w:val="clear" w:color="auto" w:fill="FFFFFF"/>
             <w:tcMar>
               <w:top w:w="80" w:type="dxa"/>
               <w:bottom w:w="80" w:type="dxa"/>
@@ -14692,7 +14704,7 @@
         <w:tc>
           <w:tcPr>
             <w:tcW w:type="dxa" w:w="1701"/>
-            <w:shd w:fill="F9F9F9"/>
+            <w:shd w:val="clear" w:color="auto" w:fill="F9F9F9"/>
             <w:tcMar>
               <w:top w:w="80" w:type="dxa"/>
               <w:bottom w:w="80" w:type="dxa"/>
@@ -14718,7 +14730,7 @@
         <w:tc>
           <w:tcPr>
             <w:tcW w:type="dxa" w:w="1701"/>
-            <w:shd w:fill="F9F9F9"/>
+            <w:shd w:val="clear" w:color="auto" w:fill="F9F9F9"/>
             <w:tcMar>
               <w:top w:w="80" w:type="dxa"/>
               <w:bottom w:w="80" w:type="dxa"/>
@@ -14744,7 +14756,7 @@
         <w:tc>
           <w:tcPr>
             <w:tcW w:type="dxa" w:w="1984"/>
-            <w:shd w:fill="F9F9F9"/>
+            <w:shd w:val="clear" w:color="auto" w:fill="F9F9F9"/>
             <w:tcMar>
               <w:top w:w="80" w:type="dxa"/>
               <w:bottom w:w="80" w:type="dxa"/>
@@ -14770,7 +14782,7 @@
         <w:tc>
           <w:tcPr>
             <w:tcW w:type="dxa" w:w="3118"/>
-            <w:shd w:fill="F9F9F9"/>
+            <w:shd w:val="clear" w:color="auto" w:fill="F9F9F9"/>
             <w:tcMar>
               <w:top w:w="80" w:type="dxa"/>
               <w:bottom w:w="80" w:type="dxa"/>
@@ -14801,7 +14813,7 @@
         <w:tc>
           <w:tcPr>
             <w:tcW w:type="dxa" w:w="1701"/>
-            <w:shd w:fill="FFFFFF"/>
+            <w:shd w:val="clear" w:color="auto" w:fill="FFFFFF"/>
             <w:tcMar>
               <w:top w:w="80" w:type="dxa"/>
               <w:bottom w:w="80" w:type="dxa"/>
@@ -14827,7 +14839,7 @@
         <w:tc>
           <w:tcPr>
             <w:tcW w:type="dxa" w:w="1701"/>
-            <w:shd w:fill="FFFFFF"/>
+            <w:shd w:val="clear" w:color="auto" w:fill="FFFFFF"/>
             <w:tcMar>
               <w:top w:w="80" w:type="dxa"/>
               <w:bottom w:w="80" w:type="dxa"/>
@@ -14853,7 +14865,7 @@
         <w:tc>
           <w:tcPr>
             <w:tcW w:type="dxa" w:w="1984"/>
-            <w:shd w:fill="FFFFFF"/>
+            <w:shd w:val="clear" w:color="auto" w:fill="FFFFFF"/>
             <w:tcMar>
               <w:top w:w="80" w:type="dxa"/>
               <w:bottom w:w="80" w:type="dxa"/>
@@ -14879,7 +14891,7 @@
         <w:tc>
           <w:tcPr>
             <w:tcW w:type="dxa" w:w="3118"/>
-            <w:shd w:fill="FFFFFF"/>
+            <w:shd w:val="clear" w:color="auto" w:fill="FFFFFF"/>
             <w:tcMar>
               <w:top w:w="80" w:type="dxa"/>
               <w:bottom w:w="80" w:type="dxa"/>
@@ -14910,7 +14922,7 @@
         <w:tc>
           <w:tcPr>
             <w:tcW w:type="dxa" w:w="1701"/>
-            <w:shd w:fill="F9F9F9"/>
+            <w:shd w:val="clear" w:color="auto" w:fill="F9F9F9"/>
             <w:tcMar>
               <w:top w:w="80" w:type="dxa"/>
               <w:bottom w:w="80" w:type="dxa"/>
@@ -14936,7 +14948,7 @@
         <w:tc>
           <w:tcPr>
             <w:tcW w:type="dxa" w:w="1701"/>
-            <w:shd w:fill="F9F9F9"/>
+            <w:shd w:val="clear" w:color="auto" w:fill="F9F9F9"/>
             <w:tcMar>
               <w:top w:w="80" w:type="dxa"/>
               <w:bottom w:w="80" w:type="dxa"/>
@@ -14962,7 +14974,7 @@
         <w:tc>
           <w:tcPr>
             <w:tcW w:type="dxa" w:w="1984"/>
-            <w:shd w:fill="F9F9F9"/>
+            <w:shd w:val="clear" w:color="auto" w:fill="F9F9F9"/>
             <w:tcMar>
               <w:top w:w="80" w:type="dxa"/>
               <w:bottom w:w="80" w:type="dxa"/>
@@ -14988,7 +15000,7 @@
         <w:tc>
           <w:tcPr>
             <w:tcW w:type="dxa" w:w="3118"/>
-            <w:shd w:fill="F9F9F9"/>
+            <w:shd w:val="clear" w:color="auto" w:fill="F9F9F9"/>
             <w:tcMar>
               <w:top w:w="80" w:type="dxa"/>
               <w:bottom w:w="80" w:type="dxa"/>
@@ -15019,7 +15031,7 @@
         <w:tc>
           <w:tcPr>
             <w:tcW w:type="dxa" w:w="1701"/>
-            <w:shd w:fill="FFFFFF"/>
+            <w:shd w:val="clear" w:color="auto" w:fill="FFFFFF"/>
             <w:tcMar>
               <w:top w:w="80" w:type="dxa"/>
               <w:bottom w:w="80" w:type="dxa"/>
@@ -15045,7 +15057,7 @@
         <w:tc>
           <w:tcPr>
             <w:tcW w:type="dxa" w:w="1701"/>
-            <w:shd w:fill="FFFFFF"/>
+            <w:shd w:val="clear" w:color="auto" w:fill="FFFFFF"/>
             <w:tcMar>
               <w:top w:w="80" w:type="dxa"/>
               <w:bottom w:w="80" w:type="dxa"/>
@@ -15071,7 +15083,7 @@
         <w:tc>
           <w:tcPr>
             <w:tcW w:type="dxa" w:w="1984"/>
-            <w:shd w:fill="FFFFFF"/>
+            <w:shd w:val="clear" w:color="auto" w:fill="FFFFFF"/>
             <w:tcMar>
               <w:top w:w="80" w:type="dxa"/>
               <w:bottom w:w="80" w:type="dxa"/>
@@ -15097,7 +15109,7 @@
         <w:tc>
           <w:tcPr>
             <w:tcW w:type="dxa" w:w="3118"/>
-            <w:shd w:fill="FFFFFF"/>
+            <w:shd w:val="clear" w:color="auto" w:fill="FFFFFF"/>
             <w:tcMar>
               <w:top w:w="80" w:type="dxa"/>
               <w:bottom w:w="80" w:type="dxa"/>
@@ -15128,7 +15140,7 @@
         <w:tc>
           <w:tcPr>
             <w:tcW w:type="dxa" w:w="1701"/>
-            <w:shd w:fill="F9F9F9"/>
+            <w:shd w:val="clear" w:color="auto" w:fill="F9F9F9"/>
             <w:tcMar>
               <w:top w:w="80" w:type="dxa"/>
               <w:bottom w:w="80" w:type="dxa"/>
@@ -15154,7 +15166,7 @@
         <w:tc>
           <w:tcPr>
             <w:tcW w:type="dxa" w:w="1701"/>
-            <w:shd w:fill="F9F9F9"/>
+            <w:shd w:val="clear" w:color="auto" w:fill="F9F9F9"/>
             <w:tcMar>
               <w:top w:w="80" w:type="dxa"/>
               <w:bottom w:w="80" w:type="dxa"/>
@@ -15180,7 +15192,7 @@
         <w:tc>
           <w:tcPr>
             <w:tcW w:type="dxa" w:w="1984"/>
-            <w:shd w:fill="F9F9F9"/>
+            <w:shd w:val="clear" w:color="auto" w:fill="F9F9F9"/>
             <w:tcMar>
               <w:top w:w="80" w:type="dxa"/>
               <w:bottom w:w="80" w:type="dxa"/>
@@ -15206,7 +15218,7 @@
         <w:tc>
           <w:tcPr>
             <w:tcW w:type="dxa" w:w="3118"/>
-            <w:shd w:fill="F9F9F9"/>
+            <w:shd w:val="clear" w:color="auto" w:fill="F9F9F9"/>
             <w:tcMar>
               <w:top w:w="80" w:type="dxa"/>
               <w:bottom w:w="80" w:type="dxa"/>
@@ -15237,7 +15249,7 @@
         <w:tc>
           <w:tcPr>
             <w:tcW w:type="dxa" w:w="1701"/>
-            <w:shd w:fill="FFFFFF"/>
+            <w:shd w:val="clear" w:color="auto" w:fill="FFFFFF"/>
             <w:tcMar>
               <w:top w:w="80" w:type="dxa"/>
               <w:bottom w:w="80" w:type="dxa"/>
@@ -15263,7 +15275,7 @@
         <w:tc>
           <w:tcPr>
             <w:tcW w:type="dxa" w:w="1701"/>
-            <w:shd w:fill="FFFFFF"/>
+            <w:shd w:val="clear" w:color="auto" w:fill="FFFFFF"/>
             <w:tcMar>
               <w:top w:w="80" w:type="dxa"/>
               <w:bottom w:w="80" w:type="dxa"/>
@@ -15289,7 +15301,7 @@
         <w:tc>
           <w:tcPr>
             <w:tcW w:type="dxa" w:w="1984"/>
-            <w:shd w:fill="FFFFFF"/>
+            <w:shd w:val="clear" w:color="auto" w:fill="FFFFFF"/>
             <w:tcMar>
               <w:top w:w="80" w:type="dxa"/>
               <w:bottom w:w="80" w:type="dxa"/>
@@ -15315,7 +15327,7 @@
         <w:tc>
           <w:tcPr>
             <w:tcW w:type="dxa" w:w="3118"/>
-            <w:shd w:fill="FFFFFF"/>
+            <w:shd w:val="clear" w:color="auto" w:fill="FFFFFF"/>
             <w:tcMar>
               <w:top w:w="80" w:type="dxa"/>
               <w:bottom w:w="80" w:type="dxa"/>
@@ -15346,7 +15358,7 @@
         <w:tc>
           <w:tcPr>
             <w:tcW w:type="dxa" w:w="1701"/>
-            <w:shd w:fill="F9F9F9"/>
+            <w:shd w:val="clear" w:color="auto" w:fill="F9F9F9"/>
             <w:tcMar>
               <w:top w:w="80" w:type="dxa"/>
               <w:bottom w:w="80" w:type="dxa"/>
@@ -15372,7 +15384,7 @@
         <w:tc>
           <w:tcPr>
             <w:tcW w:type="dxa" w:w="1701"/>
-            <w:shd w:fill="F9F9F9"/>
+            <w:shd w:val="clear" w:color="auto" w:fill="F9F9F9"/>
             <w:tcMar>
               <w:top w:w="80" w:type="dxa"/>
               <w:bottom w:w="80" w:type="dxa"/>
@@ -15398,7 +15410,7 @@
         <w:tc>
           <w:tcPr>
             <w:tcW w:type="dxa" w:w="1984"/>
-            <w:shd w:fill="F9F9F9"/>
+            <w:shd w:val="clear" w:color="auto" w:fill="F9F9F9"/>
             <w:tcMar>
               <w:top w:w="80" w:type="dxa"/>
               <w:bottom w:w="80" w:type="dxa"/>
@@ -15424,7 +15436,7 @@
         <w:tc>
           <w:tcPr>
             <w:tcW w:type="dxa" w:w="3118"/>
-            <w:shd w:fill="F9F9F9"/>
+            <w:shd w:val="clear" w:color="auto" w:fill="F9F9F9"/>
             <w:tcMar>
               <w:top w:w="80" w:type="dxa"/>
               <w:bottom w:w="80" w:type="dxa"/>
@@ -15455,7 +15467,7 @@
         <w:tc>
           <w:tcPr>
             <w:tcW w:type="dxa" w:w="1701"/>
-            <w:shd w:fill="FFFFFF"/>
+            <w:shd w:val="clear" w:color="auto" w:fill="FFFFFF"/>
             <w:tcMar>
               <w:top w:w="80" w:type="dxa"/>
               <w:bottom w:w="80" w:type="dxa"/>
@@ -15481,7 +15493,7 @@
         <w:tc>
           <w:tcPr>
             <w:tcW w:type="dxa" w:w="1701"/>
-            <w:shd w:fill="FFFFFF"/>
+            <w:shd w:val="clear" w:color="auto" w:fill="FFFFFF"/>
             <w:tcMar>
               <w:top w:w="80" w:type="dxa"/>
               <w:bottom w:w="80" w:type="dxa"/>
@@ -15507,7 +15519,7 @@
         <w:tc>
           <w:tcPr>
             <w:tcW w:type="dxa" w:w="1984"/>
-            <w:shd w:fill="FFFFFF"/>
+            <w:shd w:val="clear" w:color="auto" w:fill="FFFFFF"/>
             <w:tcMar>
               <w:top w:w="80" w:type="dxa"/>
               <w:bottom w:w="80" w:type="dxa"/>
@@ -15533,7 +15545,7 @@
         <w:tc>
           <w:tcPr>
             <w:tcW w:type="dxa" w:w="3118"/>
-            <w:shd w:fill="FFFFFF"/>
+            <w:shd w:val="clear" w:color="auto" w:fill="FFFFFF"/>
             <w:tcMar>
               <w:top w:w="80" w:type="dxa"/>
               <w:bottom w:w="80" w:type="dxa"/>
@@ -15564,7 +15576,7 @@
         <w:tc>
           <w:tcPr>
             <w:tcW w:type="dxa" w:w="1701"/>
-            <w:shd w:fill="F9F9F9"/>
+            <w:shd w:val="clear" w:color="auto" w:fill="F9F9F9"/>
             <w:tcMar>
               <w:top w:w="80" w:type="dxa"/>
               <w:bottom w:w="80" w:type="dxa"/>
@@ -15590,7 +15602,7 @@
         <w:tc>
           <w:tcPr>
             <w:tcW w:type="dxa" w:w="1701"/>
-            <w:shd w:fill="F9F9F9"/>
+            <w:shd w:val="clear" w:color="auto" w:fill="F9F9F9"/>
             <w:tcMar>
               <w:top w:w="80" w:type="dxa"/>
               <w:bottom w:w="80" w:type="dxa"/>
@@ -15616,7 +15628,7 @@
         <w:tc>
           <w:tcPr>
             <w:tcW w:type="dxa" w:w="1984"/>
-            <w:shd w:fill="F9F9F9"/>
+            <w:shd w:val="clear" w:color="auto" w:fill="F9F9F9"/>
             <w:tcMar>
               <w:top w:w="80" w:type="dxa"/>
               <w:bottom w:w="80" w:type="dxa"/>
@@ -15642,7 +15654,7 @@
         <w:tc>
           <w:tcPr>
             <w:tcW w:type="dxa" w:w="3118"/>
-            <w:shd w:fill="F9F9F9"/>
+            <w:shd w:val="clear" w:color="auto" w:fill="F9F9F9"/>
             <w:tcMar>
               <w:top w:w="80" w:type="dxa"/>
               <w:bottom w:w="80" w:type="dxa"/>
@@ -15706,7 +15718,6 @@
       <w:tblPr>
         <w:tblW w:type="auto" w:w="0"/>
         <w:jc w:val="center"/>
-        <w:tblLook w:firstColumn="1" w:firstRow="1" w:lastColumn="0" w:lastRow="0" w:noHBand="0" w:noVBand="1" w:val="04A0"/>
         <w:tblBorders>
           <w:top w:val="single" w:sz="4" w:space="0" w:color="808080"/>
           <w:bottom w:val="single" w:sz="4" w:space="0" w:color="808080"/>
@@ -15715,6 +15726,7 @@
           <w:insideH w:val="single" w:sz="4" w:space="0" w:color="808080"/>
           <w:insideV w:val="none"/>
         </w:tblBorders>
+        <w:tblLook w:firstColumn="1" w:firstRow="1" w:lastColumn="0" w:lastRow="0" w:noHBand="0" w:noVBand="1" w:val="04A0"/>
       </w:tblPr>
       <w:tblGrid>
         <w:gridCol w:w="2126"/>
@@ -15724,13 +15736,13 @@
       </w:tblGrid>
       <w:tr>
         <w:trPr>
+          <w:cantSplit/>
           <w:tblHeader/>
-          <w:cantSplit/>
         </w:trPr>
         <w:tc>
           <w:tcPr>
             <w:tcW w:type="dxa" w:w="1701"/>
-            <w:shd w:fill="F2F2F2"/>
+            <w:shd w:val="clear" w:color="auto" w:fill="F2F2F2"/>
             <w:tcMar>
               <w:top w:w="100" w:type="dxa"/>
               <w:bottom w:w="100" w:type="dxa"/>
@@ -15757,7 +15769,7 @@
         <w:tc>
           <w:tcPr>
             <w:tcW w:type="dxa" w:w="1417"/>
-            <w:shd w:fill="F2F2F2"/>
+            <w:shd w:val="clear" w:color="auto" w:fill="F2F2F2"/>
             <w:tcMar>
               <w:top w:w="100" w:type="dxa"/>
               <w:bottom w:w="100" w:type="dxa"/>
@@ -15784,7 +15796,7 @@
         <w:tc>
           <w:tcPr>
             <w:tcW w:type="dxa" w:w="1984"/>
-            <w:shd w:fill="F2F2F2"/>
+            <w:shd w:val="clear" w:color="auto" w:fill="F2F2F2"/>
             <w:tcMar>
               <w:top w:w="100" w:type="dxa"/>
               <w:bottom w:w="100" w:type="dxa"/>
@@ -15811,7 +15823,7 @@
         <w:tc>
           <w:tcPr>
             <w:tcW w:type="dxa" w:w="3402"/>
-            <w:shd w:fill="F2F2F2"/>
+            <w:shd w:val="clear" w:color="auto" w:fill="F2F2F2"/>
             <w:tcMar>
               <w:top w:w="100" w:type="dxa"/>
               <w:bottom w:w="100" w:type="dxa"/>
@@ -15843,7 +15855,7 @@
         <w:tc>
           <w:tcPr>
             <w:tcW w:type="dxa" w:w="1701"/>
-            <w:shd w:fill="FFFFFF"/>
+            <w:shd w:val="clear" w:color="auto" w:fill="FFFFFF"/>
             <w:tcMar>
               <w:top w:w="80" w:type="dxa"/>
               <w:bottom w:w="80" w:type="dxa"/>
@@ -15869,7 +15881,7 @@
         <w:tc>
           <w:tcPr>
             <w:tcW w:type="dxa" w:w="1417"/>
-            <w:shd w:fill="FFFFFF"/>
+            <w:shd w:val="clear" w:color="auto" w:fill="FFFFFF"/>
             <w:tcMar>
               <w:top w:w="80" w:type="dxa"/>
               <w:bottom w:w="80" w:type="dxa"/>
@@ -15895,7 +15907,7 @@
         <w:tc>
           <w:tcPr>
             <w:tcW w:type="dxa" w:w="1984"/>
-            <w:shd w:fill="FFFFFF"/>
+            <w:shd w:val="clear" w:color="auto" w:fill="FFFFFF"/>
             <w:tcMar>
               <w:top w:w="80" w:type="dxa"/>
               <w:bottom w:w="80" w:type="dxa"/>
@@ -15921,7 +15933,7 @@
         <w:tc>
           <w:tcPr>
             <w:tcW w:type="dxa" w:w="3402"/>
-            <w:shd w:fill="FFFFFF"/>
+            <w:shd w:val="clear" w:color="auto" w:fill="FFFFFF"/>
             <w:tcMar>
               <w:top w:w="80" w:type="dxa"/>
               <w:bottom w:w="80" w:type="dxa"/>
@@ -15952,7 +15964,7 @@
         <w:tc>
           <w:tcPr>
             <w:tcW w:type="dxa" w:w="1701"/>
-            <w:shd w:fill="F9F9F9"/>
+            <w:shd w:val="clear" w:color="auto" w:fill="F9F9F9"/>
             <w:tcMar>
               <w:top w:w="80" w:type="dxa"/>
               <w:bottom w:w="80" w:type="dxa"/>
@@ -15978,7 +15990,7 @@
         <w:tc>
           <w:tcPr>
             <w:tcW w:type="dxa" w:w="1417"/>
-            <w:shd w:fill="F9F9F9"/>
+            <w:shd w:val="clear" w:color="auto" w:fill="F9F9F9"/>
             <w:tcMar>
               <w:top w:w="80" w:type="dxa"/>
               <w:bottom w:w="80" w:type="dxa"/>
@@ -16004,7 +16016,7 @@
         <w:tc>
           <w:tcPr>
             <w:tcW w:type="dxa" w:w="1984"/>
-            <w:shd w:fill="F9F9F9"/>
+            <w:shd w:val="clear" w:color="auto" w:fill="F9F9F9"/>
             <w:tcMar>
               <w:top w:w="80" w:type="dxa"/>
               <w:bottom w:w="80" w:type="dxa"/>
@@ -16030,7 +16042,7 @@
         <w:tc>
           <w:tcPr>
             <w:tcW w:type="dxa" w:w="3402"/>
-            <w:shd w:fill="F9F9F9"/>
+            <w:shd w:val="clear" w:color="auto" w:fill="F9F9F9"/>
             <w:tcMar>
               <w:top w:w="80" w:type="dxa"/>
               <w:bottom w:w="80" w:type="dxa"/>
@@ -16061,7 +16073,7 @@
         <w:tc>
           <w:tcPr>
             <w:tcW w:type="dxa" w:w="1701"/>
-            <w:shd w:fill="FFFFFF"/>
+            <w:shd w:val="clear" w:color="auto" w:fill="FFFFFF"/>
             <w:tcMar>
               <w:top w:w="80" w:type="dxa"/>
               <w:bottom w:w="80" w:type="dxa"/>
@@ -16087,7 +16099,7 @@
         <w:tc>
           <w:tcPr>
             <w:tcW w:type="dxa" w:w="1417"/>
-            <w:shd w:fill="FFFFFF"/>
+            <w:shd w:val="clear" w:color="auto" w:fill="FFFFFF"/>
             <w:tcMar>
               <w:top w:w="80" w:type="dxa"/>
               <w:bottom w:w="80" w:type="dxa"/>
@@ -16113,7 +16125,7 @@
         <w:tc>
           <w:tcPr>
             <w:tcW w:type="dxa" w:w="1984"/>
-            <w:shd w:fill="FFFFFF"/>
+            <w:shd w:val="clear" w:color="auto" w:fill="FFFFFF"/>
             <w:tcMar>
               <w:top w:w="80" w:type="dxa"/>
               <w:bottom w:w="80" w:type="dxa"/>
@@ -16139,7 +16151,7 @@
         <w:tc>
           <w:tcPr>
             <w:tcW w:type="dxa" w:w="3402"/>
-            <w:shd w:fill="FFFFFF"/>
+            <w:shd w:val="clear" w:color="auto" w:fill="FFFFFF"/>
             <w:tcMar>
               <w:top w:w="80" w:type="dxa"/>
               <w:bottom w:w="80" w:type="dxa"/>
@@ -16170,7 +16182,7 @@
         <w:tc>
           <w:tcPr>
             <w:tcW w:type="dxa" w:w="1701"/>
-            <w:shd w:fill="F9F9F9"/>
+            <w:shd w:val="clear" w:color="auto" w:fill="F9F9F9"/>
             <w:tcMar>
               <w:top w:w="80" w:type="dxa"/>
               <w:bottom w:w="80" w:type="dxa"/>
@@ -16196,7 +16208,7 @@
         <w:tc>
           <w:tcPr>
             <w:tcW w:type="dxa" w:w="1417"/>
-            <w:shd w:fill="F9F9F9"/>
+            <w:shd w:val="clear" w:color="auto" w:fill="F9F9F9"/>
             <w:tcMar>
               <w:top w:w="80" w:type="dxa"/>
               <w:bottom w:w="80" w:type="dxa"/>
@@ -16222,7 +16234,7 @@
         <w:tc>
           <w:tcPr>
             <w:tcW w:type="dxa" w:w="1984"/>
-            <w:shd w:fill="F9F9F9"/>
+            <w:shd w:val="clear" w:color="auto" w:fill="F9F9F9"/>
             <w:tcMar>
               <w:top w:w="80" w:type="dxa"/>
               <w:bottom w:w="80" w:type="dxa"/>
@@ -16248,7 +16260,7 @@
         <w:tc>
           <w:tcPr>
             <w:tcW w:type="dxa" w:w="3402"/>
-            <w:shd w:fill="F9F9F9"/>
+            <w:shd w:val="clear" w:color="auto" w:fill="F9F9F9"/>
             <w:tcMar>
               <w:top w:w="80" w:type="dxa"/>
               <w:bottom w:w="80" w:type="dxa"/>
@@ -16279,7 +16291,7 @@
         <w:tc>
           <w:tcPr>
             <w:tcW w:type="dxa" w:w="1701"/>
-            <w:shd w:fill="FFFFFF"/>
+            <w:shd w:val="clear" w:color="auto" w:fill="FFFFFF"/>
             <w:tcMar>
               <w:top w:w="80" w:type="dxa"/>
               <w:bottom w:w="80" w:type="dxa"/>
@@ -16305,7 +16317,7 @@
         <w:tc>
           <w:tcPr>
             <w:tcW w:type="dxa" w:w="1417"/>
-            <w:shd w:fill="FFFFFF"/>
+            <w:shd w:val="clear" w:color="auto" w:fill="FFFFFF"/>
             <w:tcMar>
               <w:top w:w="80" w:type="dxa"/>
               <w:bottom w:w="80" w:type="dxa"/>
@@ -16331,7 +16343,7 @@
         <w:tc>
           <w:tcPr>
             <w:tcW w:type="dxa" w:w="1984"/>
-            <w:shd w:fill="FFFFFF"/>
+            <w:shd w:val="clear" w:color="auto" w:fill="FFFFFF"/>
             <w:tcMar>
               <w:top w:w="80" w:type="dxa"/>
               <w:bottom w:w="80" w:type="dxa"/>
@@ -16357,7 +16369,7 @@
         <w:tc>
           <w:tcPr>
             <w:tcW w:type="dxa" w:w="3402"/>
-            <w:shd w:fill="FFFFFF"/>
+            <w:shd w:val="clear" w:color="auto" w:fill="FFFFFF"/>
             <w:tcMar>
               <w:top w:w="80" w:type="dxa"/>
               <w:bottom w:w="80" w:type="dxa"/>
@@ -16388,7 +16400,7 @@
         <w:tc>
           <w:tcPr>
             <w:tcW w:type="dxa" w:w="1701"/>
-            <w:shd w:fill="F9F9F9"/>
+            <w:shd w:val="clear" w:color="auto" w:fill="F9F9F9"/>
             <w:tcMar>
               <w:top w:w="80" w:type="dxa"/>
               <w:bottom w:w="80" w:type="dxa"/>
@@ -16414,7 +16426,7 @@
         <w:tc>
           <w:tcPr>
             <w:tcW w:type="dxa" w:w="1417"/>
-            <w:shd w:fill="F9F9F9"/>
+            <w:shd w:val="clear" w:color="auto" w:fill="F9F9F9"/>
             <w:tcMar>
               <w:top w:w="80" w:type="dxa"/>
               <w:bottom w:w="80" w:type="dxa"/>
@@ -16440,7 +16452,7 @@
         <w:tc>
           <w:tcPr>
             <w:tcW w:type="dxa" w:w="1984"/>
-            <w:shd w:fill="F9F9F9"/>
+            <w:shd w:val="clear" w:color="auto" w:fill="F9F9F9"/>
             <w:tcMar>
               <w:top w:w="80" w:type="dxa"/>
               <w:bottom w:w="80" w:type="dxa"/>
@@ -16466,7 +16478,7 @@
         <w:tc>
           <w:tcPr>
             <w:tcW w:type="dxa" w:w="3402"/>
-            <w:shd w:fill="F9F9F9"/>
+            <w:shd w:val="clear" w:color="auto" w:fill="F9F9F9"/>
             <w:tcMar>
               <w:top w:w="80" w:type="dxa"/>
               <w:bottom w:w="80" w:type="dxa"/>
@@ -16497,7 +16509,7 @@
         <w:tc>
           <w:tcPr>
             <w:tcW w:type="dxa" w:w="1701"/>
-            <w:shd w:fill="FFFFFF"/>
+            <w:shd w:val="clear" w:color="auto" w:fill="FFFFFF"/>
             <w:tcMar>
               <w:top w:w="80" w:type="dxa"/>
               <w:bottom w:w="80" w:type="dxa"/>
@@ -16523,7 +16535,7 @@
         <w:tc>
           <w:tcPr>
             <w:tcW w:type="dxa" w:w="1417"/>
-            <w:shd w:fill="FFFFFF"/>
+            <w:shd w:val="clear" w:color="auto" w:fill="FFFFFF"/>
             <w:tcMar>
               <w:top w:w="80" w:type="dxa"/>
               <w:bottom w:w="80" w:type="dxa"/>
@@ -16549,7 +16561,7 @@
         <w:tc>
           <w:tcPr>
             <w:tcW w:type="dxa" w:w="1984"/>
-            <w:shd w:fill="FFFFFF"/>
+            <w:shd w:val="clear" w:color="auto" w:fill="FFFFFF"/>
             <w:tcMar>
               <w:top w:w="80" w:type="dxa"/>
               <w:bottom w:w="80" w:type="dxa"/>
@@ -16575,7 +16587,7 @@
         <w:tc>
           <w:tcPr>
             <w:tcW w:type="dxa" w:w="3402"/>
-            <w:shd w:fill="FFFFFF"/>
+            <w:shd w:val="clear" w:color="auto" w:fill="FFFFFF"/>
             <w:tcMar>
               <w:top w:w="80" w:type="dxa"/>
               <w:bottom w:w="80" w:type="dxa"/>
@@ -17198,7 +17210,6 @@
       <w:tblPr>
         <w:tblW w:type="auto" w:w="0"/>
         <w:jc w:val="center"/>
-        <w:tblLook w:firstColumn="1" w:firstRow="1" w:lastColumn="0" w:lastRow="0" w:noHBand="0" w:noVBand="1" w:val="04A0"/>
         <w:tblBorders>
           <w:top w:val="single" w:sz="4" w:space="0" w:color="808080"/>
           <w:bottom w:val="single" w:sz="4" w:space="0" w:color="808080"/>
@@ -17207,6 +17218,7 @@
           <w:insideH w:val="single" w:sz="4" w:space="0" w:color="808080"/>
           <w:insideV w:val="none"/>
         </w:tblBorders>
+        <w:tblLook w:firstColumn="1" w:firstRow="1" w:lastColumn="0" w:lastRow="0" w:noHBand="0" w:noVBand="1" w:val="04A0"/>
       </w:tblPr>
       <w:tblGrid>
         <w:gridCol w:w="2835"/>
@@ -17215,13 +17227,13 @@
       </w:tblGrid>
       <w:tr>
         <w:trPr>
+          <w:cantSplit/>
           <w:tblHeader/>
-          <w:cantSplit/>
         </w:trPr>
         <w:tc>
           <w:tcPr>
             <w:tcW w:type="dxa" w:w="1417"/>
-            <w:shd w:fill="F2F2F2"/>
+            <w:shd w:val="clear" w:color="auto" w:fill="F2F2F2"/>
             <w:tcMar>
               <w:top w:w="100" w:type="dxa"/>
               <w:bottom w:w="100" w:type="dxa"/>
@@ -17248,7 +17260,7 @@
         <w:tc>
           <w:tcPr>
             <w:tcW w:type="dxa" w:w="3118"/>
-            <w:shd w:fill="F2F2F2"/>
+            <w:shd w:val="clear" w:color="auto" w:fill="F2F2F2"/>
             <w:tcMar>
               <w:top w:w="100" w:type="dxa"/>
               <w:bottom w:w="100" w:type="dxa"/>
@@ -17275,7 +17287,7 @@
         <w:tc>
           <w:tcPr>
             <w:tcW w:type="dxa" w:w="3969"/>
-            <w:shd w:fill="F2F2F2"/>
+            <w:shd w:val="clear" w:color="auto" w:fill="F2F2F2"/>
             <w:tcMar>
               <w:top w:w="100" w:type="dxa"/>
               <w:bottom w:w="100" w:type="dxa"/>
@@ -17307,7 +17319,7 @@
         <w:tc>
           <w:tcPr>
             <w:tcW w:type="dxa" w:w="1417"/>
-            <w:shd w:fill="FFFFFF"/>
+            <w:shd w:val="clear" w:color="auto" w:fill="FFFFFF"/>
             <w:tcMar>
               <w:top w:w="80" w:type="dxa"/>
               <w:bottom w:w="80" w:type="dxa"/>
@@ -17333,7 +17345,7 @@
         <w:tc>
           <w:tcPr>
             <w:tcW w:type="dxa" w:w="3118"/>
-            <w:shd w:fill="FFFFFF"/>
+            <w:shd w:val="clear" w:color="auto" w:fill="FFFFFF"/>
             <w:tcMar>
               <w:top w:w="80" w:type="dxa"/>
               <w:bottom w:w="80" w:type="dxa"/>
@@ -17359,7 +17371,7 @@
         <w:tc>
           <w:tcPr>
             <w:tcW w:type="dxa" w:w="3969"/>
-            <w:shd w:fill="FFFFFF"/>
+            <w:shd w:val="clear" w:color="auto" w:fill="FFFFFF"/>
             <w:tcMar>
               <w:top w:w="80" w:type="dxa"/>
               <w:bottom w:w="80" w:type="dxa"/>
@@ -17390,7 +17402,7 @@
         <w:tc>
           <w:tcPr>
             <w:tcW w:type="dxa" w:w="1417"/>
-            <w:shd w:fill="F9F9F9"/>
+            <w:shd w:val="clear" w:color="auto" w:fill="F9F9F9"/>
             <w:tcMar>
               <w:top w:w="80" w:type="dxa"/>
               <w:bottom w:w="80" w:type="dxa"/>
@@ -17416,7 +17428,7 @@
         <w:tc>
           <w:tcPr>
             <w:tcW w:type="dxa" w:w="3118"/>
-            <w:shd w:fill="F9F9F9"/>
+            <w:shd w:val="clear" w:color="auto" w:fill="F9F9F9"/>
             <w:tcMar>
               <w:top w:w="80" w:type="dxa"/>
               <w:bottom w:w="80" w:type="dxa"/>
@@ -17442,7 +17454,7 @@
         <w:tc>
           <w:tcPr>
             <w:tcW w:type="dxa" w:w="3969"/>
-            <w:shd w:fill="F9F9F9"/>
+            <w:shd w:val="clear" w:color="auto" w:fill="F9F9F9"/>
             <w:tcMar>
               <w:top w:w="80" w:type="dxa"/>
               <w:bottom w:w="80" w:type="dxa"/>
@@ -17473,7 +17485,7 @@
         <w:tc>
           <w:tcPr>
             <w:tcW w:type="dxa" w:w="1417"/>
-            <w:shd w:fill="FFFFFF"/>
+            <w:shd w:val="clear" w:color="auto" w:fill="FFFFFF"/>
             <w:tcMar>
               <w:top w:w="80" w:type="dxa"/>
               <w:bottom w:w="80" w:type="dxa"/>
@@ -17499,7 +17511,7 @@
         <w:tc>
           <w:tcPr>
             <w:tcW w:type="dxa" w:w="3118"/>
-            <w:shd w:fill="FFFFFF"/>
+            <w:shd w:val="clear" w:color="auto" w:fill="FFFFFF"/>
             <w:tcMar>
               <w:top w:w="80" w:type="dxa"/>
               <w:bottom w:w="80" w:type="dxa"/>
@@ -17525,7 +17537,7 @@
         <w:tc>
           <w:tcPr>
             <w:tcW w:type="dxa" w:w="3969"/>
-            <w:shd w:fill="FFFFFF"/>
+            <w:shd w:val="clear" w:color="auto" w:fill="FFFFFF"/>
             <w:tcMar>
               <w:top w:w="80" w:type="dxa"/>
               <w:bottom w:w="80" w:type="dxa"/>
@@ -17556,7 +17568,7 @@
         <w:tc>
           <w:tcPr>
             <w:tcW w:type="dxa" w:w="1417"/>
-            <w:shd w:fill="F9F9F9"/>
+            <w:shd w:val="clear" w:color="auto" w:fill="F9F9F9"/>
             <w:tcMar>
               <w:top w:w="80" w:type="dxa"/>
               <w:bottom w:w="80" w:type="dxa"/>
@@ -17582,7 +17594,7 @@
         <w:tc>
           <w:tcPr>
             <w:tcW w:type="dxa" w:w="3118"/>
-            <w:shd w:fill="F9F9F9"/>
+            <w:shd w:val="clear" w:color="auto" w:fill="F9F9F9"/>
             <w:tcMar>
               <w:top w:w="80" w:type="dxa"/>
               <w:bottom w:w="80" w:type="dxa"/>
@@ -17608,7 +17620,7 @@
         <w:tc>
           <w:tcPr>
             <w:tcW w:type="dxa" w:w="3969"/>
-            <w:shd w:fill="F9F9F9"/>
+            <w:shd w:val="clear" w:color="auto" w:fill="F9F9F9"/>
             <w:tcMar>
               <w:top w:w="80" w:type="dxa"/>
               <w:bottom w:w="80" w:type="dxa"/>
@@ -17639,7 +17651,7 @@
         <w:tc>
           <w:tcPr>
             <w:tcW w:type="dxa" w:w="1417"/>
-            <w:shd w:fill="FFFFFF"/>
+            <w:shd w:val="clear" w:color="auto" w:fill="FFFFFF"/>
             <w:tcMar>
               <w:top w:w="80" w:type="dxa"/>
               <w:bottom w:w="80" w:type="dxa"/>
@@ -17665,7 +17677,7 @@
         <w:tc>
           <w:tcPr>
             <w:tcW w:type="dxa" w:w="3118"/>
-            <w:shd w:fill="FFFFFF"/>
+            <w:shd w:val="clear" w:color="auto" w:fill="FFFFFF"/>
             <w:tcMar>
               <w:top w:w="80" w:type="dxa"/>
               <w:bottom w:w="80" w:type="dxa"/>
@@ -17691,7 +17703,7 @@
         <w:tc>
           <w:tcPr>
             <w:tcW w:type="dxa" w:w="3969"/>
-            <w:shd w:fill="FFFFFF"/>
+            <w:shd w:val="clear" w:color="auto" w:fill="FFFFFF"/>
             <w:tcMar>
               <w:top w:w="80" w:type="dxa"/>
               <w:bottom w:w="80" w:type="dxa"/>
@@ -17722,7 +17734,7 @@
         <w:tc>
           <w:tcPr>
             <w:tcW w:type="dxa" w:w="1417"/>
-            <w:shd w:fill="F9F9F9"/>
+            <w:shd w:val="clear" w:color="auto" w:fill="F9F9F9"/>
             <w:tcMar>
               <w:top w:w="80" w:type="dxa"/>
               <w:bottom w:w="80" w:type="dxa"/>
@@ -17748,7 +17760,7 @@
         <w:tc>
           <w:tcPr>
             <w:tcW w:type="dxa" w:w="3118"/>
-            <w:shd w:fill="F9F9F9"/>
+            <w:shd w:val="clear" w:color="auto" w:fill="F9F9F9"/>
             <w:tcMar>
               <w:top w:w="80" w:type="dxa"/>
               <w:bottom w:w="80" w:type="dxa"/>
@@ -17774,7 +17786,7 @@
         <w:tc>
           <w:tcPr>
             <w:tcW w:type="dxa" w:w="3969"/>
-            <w:shd w:fill="F9F9F9"/>
+            <w:shd w:val="clear" w:color="auto" w:fill="F9F9F9"/>
             <w:tcMar>
               <w:top w:w="80" w:type="dxa"/>
               <w:bottom w:w="80" w:type="dxa"/>
@@ -17805,7 +17817,7 @@
         <w:tc>
           <w:tcPr>
             <w:tcW w:type="dxa" w:w="1417"/>
-            <w:shd w:fill="FFFFFF"/>
+            <w:shd w:val="clear" w:color="auto" w:fill="FFFFFF"/>
             <w:tcMar>
               <w:top w:w="80" w:type="dxa"/>
               <w:bottom w:w="80" w:type="dxa"/>
@@ -17831,7 +17843,7 @@
         <w:tc>
           <w:tcPr>
             <w:tcW w:type="dxa" w:w="3118"/>
-            <w:shd w:fill="FFFFFF"/>
+            <w:shd w:val="clear" w:color="auto" w:fill="FFFFFF"/>
             <w:tcMar>
               <w:top w:w="80" w:type="dxa"/>
               <w:bottom w:w="80" w:type="dxa"/>
@@ -17857,7 +17869,7 @@
         <w:tc>
           <w:tcPr>
             <w:tcW w:type="dxa" w:w="3969"/>
-            <w:shd w:fill="FFFFFF"/>
+            <w:shd w:val="clear" w:color="auto" w:fill="FFFFFF"/>
             <w:tcMar>
               <w:top w:w="80" w:type="dxa"/>
               <w:bottom w:w="80" w:type="dxa"/>
@@ -18533,7 +18545,7 @@
           <w:color w:val="000000"/>
           <w:sz w:val="26"/>
         </w:rPr>
-        <w:t>Công cụ Nạp dữ liệu Hàng loạt (Bulk Dataset Ingestion Engine): Hệ thống xây dựng công cụ Python import_large_dataset.py kết hợp tệp mẫu Excel chuẩn hóa Mau_Nhap_Lieu_HoSo_KHCN.xlsx. Công cụ cho phép nạp hàng nghìn hồ sơ lịch sử từ các năm trước vào hệ thống; tự động chạy pipeline tiền xử lý PyVi, suy luận nhãn PhoBERT, tính toán đồ thị tri thức NetworkX và thiết lập điểm rủi ro cho toàn bộ cơ sở dữ liệu chỉ trong vài phút.</w:t>
+        <w:t>Công cụ Nạp dữ liệu Hàng loạt (Bulk Dataset Ingestion Engine): Hệ thống xây dựng công cụ Python import_large_dataset.py kết hợp tệp dữ liệu chuẩn hóa 12 trường Tap_Du_Lieu_Huan_Luyen_Chuan_12Truong.xlsx. Công cụ cho phép nạp hàng loạt hồ sơ lịch sử vào hệ thống; tự động chạy pipeline tiền xử lý PyVi, suy luận nhãn PhoBERT, tính toán đồ thị tri thức NetworkX và thiết lập điểm rủi ro cho toàn bộ cơ sở dữ liệu chỉ trong vài phút.</w:t>
       </w:r>
     </w:p>
     <w:p>
@@ -18703,7 +18715,7 @@
           <w:color w:val="000000"/>
           <w:sz w:val="26"/>
         </w:rPr>
-        <w:t>Nhằm đảm bảo việc đối sánh giữa hai mô hình TF-IDF + SVM (LinearSVC) và Fine-tuning PhoBERT diễn ra khách quan, triệt để và sát với bài toán thực tế nhất, nhóm nghiên cứu đã tham khảo cấu trúc của 03 nguồn dữ liệu học thuật tiếng Việt uy tín: (1) Hệ thống Tạp chí Khoa học Việt Nam Trực tuyến – VJOL (Vietnam Journals Online) thuộc Bộ KH&amp;CN; (2) Cơ sở dữ liệu Công bố KH&amp;CN Quốc gia VISTA (Cục Thông tin KH&amp;CN Quốc gia – NASATI); và (3) Tập dữ liệu chuẩn phân loại văn bản tiếng Việt VNTC. Trên cơ sở đó, nhóm đã xây dựng và chuẩn hóa Bộ dữ liệu huấn luyện &amp; kiểm thử dùng chung gồm 240 hồ sơ KH&amp;CN (lưu trữ tại tệp docs/Tap_Du_Lieu_Huan_Luyen_Chuan_12Truong.xlsx và .csv), trong đó mỗi mẫu đều chứa đầy đủ 12 trường dữ liệu đầu vào của đề tài:</w:t>
+        <w:t>Nhằm đảm bảo việc đối sánh giữa hai mô hình TF-IDF + SVM (LinearSVC) và Fine-tuning PhoBERT diễn ra khách quan, triệt để và sát với bài toán thực tế nhất, nhóm nghiên cứu đã tham khảo cấu trúc của 03 nguồn dữ liệu học thuật tiếng Việt uy tín: (1) Hệ thống Tạp chí Khoa học Việt Nam Trực tuyến – VJOL (Vietnam Journals Online) thuộc Bộ KH&amp;CN; (2) Cơ sở dữ liệu Công bố KH&amp;CN Quốc gia VISTA (Cục Thông tin KH&amp;CN Quốc gia – NASATI); và (3) Tập dữ liệu chuẩn phân loại văn bản tiếng Việt VNTC. Trên cơ sở đó, nhóm đã xây dựng và chuẩn hóa Bộ dữ liệu huấn luyện &amp; kiểm thử dùng chung gồm 240 hồ sơ KH&amp;CN (lưu trữ tại tệp docs/Tap_Du_Lieu_Huan_Luyen_Chuan_12Truong.xlsx), trong đó mỗi mẫu đều chứa đầy đủ 12 trường dữ liệu đầu vào của đề tài:</w:t>
       </w:r>
     </w:p>
     <w:p>
@@ -18844,7 +18856,6 @@
       <w:tblPr>
         <w:tblW w:type="auto" w:w="0"/>
         <w:jc w:val="center"/>
-        <w:tblLook w:firstColumn="1" w:firstRow="1" w:lastColumn="0" w:lastRow="0" w:noHBand="0" w:noVBand="1" w:val="04A0"/>
         <w:tblBorders>
           <w:top w:val="single" w:sz="4" w:space="0" w:color="808080"/>
           <w:bottom w:val="single" w:sz="4" w:space="0" w:color="808080"/>
@@ -18853,6 +18864,7 @@
           <w:insideH w:val="single" w:sz="4" w:space="0" w:color="808080"/>
           <w:insideV w:val="none"/>
         </w:tblBorders>
+        <w:tblLook w:firstColumn="1" w:firstRow="1" w:lastColumn="0" w:lastRow="0" w:noHBand="0" w:noVBand="1" w:val="04A0"/>
       </w:tblPr>
       <w:tblGrid>
         <w:gridCol w:w="1215"/>
@@ -18865,13 +18877,13 @@
       </w:tblGrid>
       <w:tr>
         <w:trPr>
+          <w:cantSplit/>
           <w:tblHeader/>
-          <w:cantSplit/>
         </w:trPr>
         <w:tc>
           <w:tcPr>
             <w:tcW w:type="dxa" w:w="2721"/>
-            <w:shd w:fill="F2F2F2"/>
+            <w:shd w:val="clear" w:color="auto" w:fill="F2F2F2"/>
             <w:tcMar>
               <w:top w:w="100" w:type="dxa"/>
               <w:bottom w:w="100" w:type="dxa"/>
@@ -18898,7 +18910,7 @@
         <w:tc>
           <w:tcPr>
             <w:tcW w:type="dxa" w:w="907"/>
-            <w:shd w:fill="F2F2F2"/>
+            <w:shd w:val="clear" w:color="auto" w:fill="F2F2F2"/>
             <w:tcMar>
               <w:top w:w="100" w:type="dxa"/>
               <w:bottom w:w="100" w:type="dxa"/>
@@ -18925,7 +18937,7 @@
         <w:tc>
           <w:tcPr>
             <w:tcW w:type="dxa" w:w="1020"/>
-            <w:shd w:fill="F2F2F2"/>
+            <w:shd w:val="clear" w:color="auto" w:fill="F2F2F2"/>
             <w:tcMar>
               <w:top w:w="100" w:type="dxa"/>
               <w:bottom w:w="100" w:type="dxa"/>
@@ -18952,7 +18964,7 @@
         <w:tc>
           <w:tcPr>
             <w:tcW w:type="dxa" w:w="1020"/>
-            <w:shd w:fill="F2F2F2"/>
+            <w:shd w:val="clear" w:color="auto" w:fill="F2F2F2"/>
             <w:tcMar>
               <w:top w:w="100" w:type="dxa"/>
               <w:bottom w:w="100" w:type="dxa"/>
@@ -18979,7 +18991,7 @@
         <w:tc>
           <w:tcPr>
             <w:tcW w:type="dxa" w:w="907"/>
-            <w:shd w:fill="F2F2F2"/>
+            <w:shd w:val="clear" w:color="auto" w:fill="F2F2F2"/>
             <w:tcMar>
               <w:top w:w="100" w:type="dxa"/>
               <w:bottom w:w="100" w:type="dxa"/>
@@ -19006,7 +19018,7 @@
         <w:tc>
           <w:tcPr>
             <w:tcW w:type="dxa" w:w="964"/>
-            <w:shd w:fill="F2F2F2"/>
+            <w:shd w:val="clear" w:color="auto" w:fill="F2F2F2"/>
             <w:tcMar>
               <w:top w:w="100" w:type="dxa"/>
               <w:bottom w:w="100" w:type="dxa"/>
@@ -19033,7 +19045,7 @@
         <w:tc>
           <w:tcPr>
             <w:tcW w:type="dxa" w:w="964"/>
-            <w:shd w:fill="F2F2F2"/>
+            <w:shd w:val="clear" w:color="auto" w:fill="F2F2F2"/>
             <w:tcMar>
               <w:top w:w="100" w:type="dxa"/>
               <w:bottom w:w="100" w:type="dxa"/>
@@ -19065,7 +19077,7 @@
         <w:tc>
           <w:tcPr>
             <w:tcW w:type="dxa" w:w="2721"/>
-            <w:shd w:fill="FFFFFF"/>
+            <w:shd w:val="clear" w:color="auto" w:fill="FFFFFF"/>
             <w:tcMar>
               <w:top w:w="80" w:type="dxa"/>
               <w:bottom w:w="80" w:type="dxa"/>
@@ -19091,7 +19103,7 @@
         <w:tc>
           <w:tcPr>
             <w:tcW w:type="dxa" w:w="907"/>
-            <w:shd w:fill="FFFFFF"/>
+            <w:shd w:val="clear" w:color="auto" w:fill="FFFFFF"/>
             <w:tcMar>
               <w:top w:w="80" w:type="dxa"/>
               <w:bottom w:w="80" w:type="dxa"/>
@@ -19117,7 +19129,7 @@
         <w:tc>
           <w:tcPr>
             <w:tcW w:type="dxa" w:w="1020"/>
-            <w:shd w:fill="FFFFFF"/>
+            <w:shd w:val="clear" w:color="auto" w:fill="FFFFFF"/>
             <w:tcMar>
               <w:top w:w="80" w:type="dxa"/>
               <w:bottom w:w="80" w:type="dxa"/>
@@ -19143,7 +19155,7 @@
         <w:tc>
           <w:tcPr>
             <w:tcW w:type="dxa" w:w="1020"/>
-            <w:shd w:fill="FFFFFF"/>
+            <w:shd w:val="clear" w:color="auto" w:fill="FFFFFF"/>
             <w:tcMar>
               <w:top w:w="80" w:type="dxa"/>
               <w:bottom w:w="80" w:type="dxa"/>
@@ -19169,7 +19181,7 @@
         <w:tc>
           <w:tcPr>
             <w:tcW w:type="dxa" w:w="907"/>
-            <w:shd w:fill="FFFFFF"/>
+            <w:shd w:val="clear" w:color="auto" w:fill="FFFFFF"/>
             <w:tcMar>
               <w:top w:w="80" w:type="dxa"/>
               <w:bottom w:w="80" w:type="dxa"/>
@@ -19195,7 +19207,7 @@
         <w:tc>
           <w:tcPr>
             <w:tcW w:type="dxa" w:w="964"/>
-            <w:shd w:fill="FFFFFF"/>
+            <w:shd w:val="clear" w:color="auto" w:fill="FFFFFF"/>
             <w:tcMar>
               <w:top w:w="80" w:type="dxa"/>
               <w:bottom w:w="80" w:type="dxa"/>
@@ -19221,7 +19233,7 @@
         <w:tc>
           <w:tcPr>
             <w:tcW w:type="dxa" w:w="964"/>
-            <w:shd w:fill="FFFFFF"/>
+            <w:shd w:val="clear" w:color="auto" w:fill="FFFFFF"/>
             <w:tcMar>
               <w:top w:w="80" w:type="dxa"/>
               <w:bottom w:w="80" w:type="dxa"/>
@@ -19252,7 +19264,7 @@
         <w:tc>
           <w:tcPr>
             <w:tcW w:type="dxa" w:w="2721"/>
-            <w:shd w:fill="F9F9F9"/>
+            <w:shd w:val="clear" w:color="auto" w:fill="F9F9F9"/>
             <w:tcMar>
               <w:top w:w="80" w:type="dxa"/>
               <w:bottom w:w="80" w:type="dxa"/>
@@ -19278,7 +19290,7 @@
         <w:tc>
           <w:tcPr>
             <w:tcW w:type="dxa" w:w="907"/>
-            <w:shd w:fill="F9F9F9"/>
+            <w:shd w:val="clear" w:color="auto" w:fill="F9F9F9"/>
             <w:tcMar>
               <w:top w:w="80" w:type="dxa"/>
               <w:bottom w:w="80" w:type="dxa"/>
@@ -19304,7 +19316,7 @@
         <w:tc>
           <w:tcPr>
             <w:tcW w:type="dxa" w:w="1020"/>
-            <w:shd w:fill="F9F9F9"/>
+            <w:shd w:val="clear" w:color="auto" w:fill="F9F9F9"/>
             <w:tcMar>
               <w:top w:w="80" w:type="dxa"/>
               <w:bottom w:w="80" w:type="dxa"/>
@@ -19330,7 +19342,7 @@
         <w:tc>
           <w:tcPr>
             <w:tcW w:type="dxa" w:w="1020"/>
-            <w:shd w:fill="F9F9F9"/>
+            <w:shd w:val="clear" w:color="auto" w:fill="F9F9F9"/>
             <w:tcMar>
               <w:top w:w="80" w:type="dxa"/>
               <w:bottom w:w="80" w:type="dxa"/>
@@ -19356,7 +19368,7 @@
         <w:tc>
           <w:tcPr>
             <w:tcW w:type="dxa" w:w="907"/>
-            <w:shd w:fill="F9F9F9"/>
+            <w:shd w:val="clear" w:color="auto" w:fill="F9F9F9"/>
             <w:tcMar>
               <w:top w:w="80" w:type="dxa"/>
               <w:bottom w:w="80" w:type="dxa"/>
@@ -19382,7 +19394,7 @@
         <w:tc>
           <w:tcPr>
             <w:tcW w:type="dxa" w:w="964"/>
-            <w:shd w:fill="F9F9F9"/>
+            <w:shd w:val="clear" w:color="auto" w:fill="F9F9F9"/>
             <w:tcMar>
               <w:top w:w="80" w:type="dxa"/>
               <w:bottom w:w="80" w:type="dxa"/>
@@ -19408,7 +19420,7 @@
         <w:tc>
           <w:tcPr>
             <w:tcW w:type="dxa" w:w="964"/>
-            <w:shd w:fill="F9F9F9"/>
+            <w:shd w:val="clear" w:color="auto" w:fill="F9F9F9"/>
             <w:tcMar>
               <w:top w:w="80" w:type="dxa"/>
               <w:bottom w:w="80" w:type="dxa"/>
@@ -19439,7 +19451,7 @@
         <w:tc>
           <w:tcPr>
             <w:tcW w:type="dxa" w:w="2721"/>
-            <w:shd w:fill="FFFFFF"/>
+            <w:shd w:val="clear" w:color="auto" w:fill="FFFFFF"/>
             <w:tcMar>
               <w:top w:w="80" w:type="dxa"/>
               <w:bottom w:w="80" w:type="dxa"/>
@@ -19465,7 +19477,7 @@
         <w:tc>
           <w:tcPr>
             <w:tcW w:type="dxa" w:w="907"/>
-            <w:shd w:fill="FFFFFF"/>
+            <w:shd w:val="clear" w:color="auto" w:fill="FFFFFF"/>
             <w:tcMar>
               <w:top w:w="80" w:type="dxa"/>
               <w:bottom w:w="80" w:type="dxa"/>
@@ -19491,7 +19503,7 @@
         <w:tc>
           <w:tcPr>
             <w:tcW w:type="dxa" w:w="1020"/>
-            <w:shd w:fill="FFFFFF"/>
+            <w:shd w:val="clear" w:color="auto" w:fill="FFFFFF"/>
             <w:tcMar>
               <w:top w:w="80" w:type="dxa"/>
               <w:bottom w:w="80" w:type="dxa"/>
@@ -19517,7 +19529,7 @@
         <w:tc>
           <w:tcPr>
             <w:tcW w:type="dxa" w:w="1020"/>
-            <w:shd w:fill="FFFFFF"/>
+            <w:shd w:val="clear" w:color="auto" w:fill="FFFFFF"/>
             <w:tcMar>
               <w:top w:w="80" w:type="dxa"/>
               <w:bottom w:w="80" w:type="dxa"/>
@@ -19543,7 +19555,7 @@
         <w:tc>
           <w:tcPr>
             <w:tcW w:type="dxa" w:w="907"/>
-            <w:shd w:fill="FFFFFF"/>
+            <w:shd w:val="clear" w:color="auto" w:fill="FFFFFF"/>
             <w:tcMar>
               <w:top w:w="80" w:type="dxa"/>
               <w:bottom w:w="80" w:type="dxa"/>
@@ -19569,7 +19581,7 @@
         <w:tc>
           <w:tcPr>
             <w:tcW w:type="dxa" w:w="964"/>
-            <w:shd w:fill="FFFFFF"/>
+            <w:shd w:val="clear" w:color="auto" w:fill="FFFFFF"/>
             <w:tcMar>
               <w:top w:w="80" w:type="dxa"/>
               <w:bottom w:w="80" w:type="dxa"/>
@@ -19595,7 +19607,7 @@
         <w:tc>
           <w:tcPr>
             <w:tcW w:type="dxa" w:w="964"/>
-            <w:shd w:fill="FFFFFF"/>
+            <w:shd w:val="clear" w:color="auto" w:fill="FFFFFF"/>
             <w:tcMar>
               <w:top w:w="80" w:type="dxa"/>
               <w:bottom w:w="80" w:type="dxa"/>
@@ -19626,7 +19638,7 @@
         <w:tc>
           <w:tcPr>
             <w:tcW w:type="dxa" w:w="2721"/>
-            <w:shd w:fill="F9F9F9"/>
+            <w:shd w:val="clear" w:color="auto" w:fill="F9F9F9"/>
             <w:tcMar>
               <w:top w:w="80" w:type="dxa"/>
               <w:bottom w:w="80" w:type="dxa"/>
@@ -19652,7 +19664,7 @@
         <w:tc>
           <w:tcPr>
             <w:tcW w:type="dxa" w:w="907"/>
-            <w:shd w:fill="F9F9F9"/>
+            <w:shd w:val="clear" w:color="auto" w:fill="F9F9F9"/>
             <w:tcMar>
               <w:top w:w="80" w:type="dxa"/>
               <w:bottom w:w="80" w:type="dxa"/>
@@ -19678,7 +19690,7 @@
         <w:tc>
           <w:tcPr>
             <w:tcW w:type="dxa" w:w="1020"/>
-            <w:shd w:fill="F9F9F9"/>
+            <w:shd w:val="clear" w:color="auto" w:fill="F9F9F9"/>
             <w:tcMar>
               <w:top w:w="80" w:type="dxa"/>
               <w:bottom w:w="80" w:type="dxa"/>
@@ -19704,7 +19716,7 @@
         <w:tc>
           <w:tcPr>
             <w:tcW w:type="dxa" w:w="1020"/>
-            <w:shd w:fill="F9F9F9"/>
+            <w:shd w:val="clear" w:color="auto" w:fill="F9F9F9"/>
             <w:tcMar>
               <w:top w:w="80" w:type="dxa"/>
               <w:bottom w:w="80" w:type="dxa"/>
@@ -19730,7 +19742,7 @@
         <w:tc>
           <w:tcPr>
             <w:tcW w:type="dxa" w:w="907"/>
-            <w:shd w:fill="F9F9F9"/>
+            <w:shd w:val="clear" w:color="auto" w:fill="F9F9F9"/>
             <w:tcMar>
               <w:top w:w="80" w:type="dxa"/>
               <w:bottom w:w="80" w:type="dxa"/>
@@ -19756,7 +19768,7 @@
         <w:tc>
           <w:tcPr>
             <w:tcW w:type="dxa" w:w="964"/>
-            <w:shd w:fill="F9F9F9"/>
+            <w:shd w:val="clear" w:color="auto" w:fill="F9F9F9"/>
             <w:tcMar>
               <w:top w:w="80" w:type="dxa"/>
               <w:bottom w:w="80" w:type="dxa"/>
@@ -19782,7 +19794,7 @@
         <w:tc>
           <w:tcPr>
             <w:tcW w:type="dxa" w:w="964"/>
-            <w:shd w:fill="F9F9F9"/>
+            <w:shd w:val="clear" w:color="auto" w:fill="F9F9F9"/>
             <w:tcMar>
               <w:top w:w="80" w:type="dxa"/>
               <w:bottom w:w="80" w:type="dxa"/>
@@ -19813,7 +19825,7 @@
         <w:tc>
           <w:tcPr>
             <w:tcW w:type="dxa" w:w="2721"/>
-            <w:shd w:fill="FFFFFF"/>
+            <w:shd w:val="clear" w:color="auto" w:fill="FFFFFF"/>
             <w:tcMar>
               <w:top w:w="80" w:type="dxa"/>
               <w:bottom w:w="80" w:type="dxa"/>
@@ -19839,7 +19851,7 @@
         <w:tc>
           <w:tcPr>
             <w:tcW w:type="dxa" w:w="907"/>
-            <w:shd w:fill="FFFFFF"/>
+            <w:shd w:val="clear" w:color="auto" w:fill="FFFFFF"/>
             <w:tcMar>
               <w:top w:w="80" w:type="dxa"/>
               <w:bottom w:w="80" w:type="dxa"/>
@@ -19865,7 +19877,7 @@
         <w:tc>
           <w:tcPr>
             <w:tcW w:type="dxa" w:w="1020"/>
-            <w:shd w:fill="FFFFFF"/>
+            <w:shd w:val="clear" w:color="auto" w:fill="FFFFFF"/>
             <w:tcMar>
               <w:top w:w="80" w:type="dxa"/>
               <w:bottom w:w="80" w:type="dxa"/>
@@ -19891,7 +19903,7 @@
         <w:tc>
           <w:tcPr>
             <w:tcW w:type="dxa" w:w="1020"/>
-            <w:shd w:fill="FFFFFF"/>
+            <w:shd w:val="clear" w:color="auto" w:fill="FFFFFF"/>
             <w:tcMar>
               <w:top w:w="80" w:type="dxa"/>
               <w:bottom w:w="80" w:type="dxa"/>
@@ -19917,7 +19929,7 @@
         <w:tc>
           <w:tcPr>
             <w:tcW w:type="dxa" w:w="907"/>
-            <w:shd w:fill="FFFFFF"/>
+            <w:shd w:val="clear" w:color="auto" w:fill="FFFFFF"/>
             <w:tcMar>
               <w:top w:w="80" w:type="dxa"/>
               <w:bottom w:w="80" w:type="dxa"/>
@@ -19943,7 +19955,7 @@
         <w:tc>
           <w:tcPr>
             <w:tcW w:type="dxa" w:w="964"/>
-            <w:shd w:fill="FFFFFF"/>
+            <w:shd w:val="clear" w:color="auto" w:fill="FFFFFF"/>
             <w:tcMar>
               <w:top w:w="80" w:type="dxa"/>
               <w:bottom w:w="80" w:type="dxa"/>
@@ -19969,7 +19981,7 @@
         <w:tc>
           <w:tcPr>
             <w:tcW w:type="dxa" w:w="964"/>
-            <w:shd w:fill="FFFFFF"/>
+            <w:shd w:val="clear" w:color="auto" w:fill="FFFFFF"/>
             <w:tcMar>
               <w:top w:w="80" w:type="dxa"/>
               <w:bottom w:w="80" w:type="dxa"/>
@@ -20000,7 +20012,7 @@
         <w:tc>
           <w:tcPr>
             <w:tcW w:type="dxa" w:w="2721"/>
-            <w:shd w:fill="F9F9F9"/>
+            <w:shd w:val="clear" w:color="auto" w:fill="F9F9F9"/>
             <w:tcMar>
               <w:top w:w="80" w:type="dxa"/>
               <w:bottom w:w="80" w:type="dxa"/>
@@ -20026,7 +20038,7 @@
         <w:tc>
           <w:tcPr>
             <w:tcW w:type="dxa" w:w="907"/>
-            <w:shd w:fill="F9F9F9"/>
+            <w:shd w:val="clear" w:color="auto" w:fill="F9F9F9"/>
             <w:tcMar>
               <w:top w:w="80" w:type="dxa"/>
               <w:bottom w:w="80" w:type="dxa"/>
@@ -20052,7 +20064,7 @@
         <w:tc>
           <w:tcPr>
             <w:tcW w:type="dxa" w:w="1020"/>
-            <w:shd w:fill="F9F9F9"/>
+            <w:shd w:val="clear" w:color="auto" w:fill="F9F9F9"/>
             <w:tcMar>
               <w:top w:w="80" w:type="dxa"/>
               <w:bottom w:w="80" w:type="dxa"/>
@@ -20078,7 +20090,7 @@
         <w:tc>
           <w:tcPr>
             <w:tcW w:type="dxa" w:w="1020"/>
-            <w:shd w:fill="F9F9F9"/>
+            <w:shd w:val="clear" w:color="auto" w:fill="F9F9F9"/>
             <w:tcMar>
               <w:top w:w="80" w:type="dxa"/>
               <w:bottom w:w="80" w:type="dxa"/>
@@ -20104,7 +20116,7 @@
         <w:tc>
           <w:tcPr>
             <w:tcW w:type="dxa" w:w="907"/>
-            <w:shd w:fill="F9F9F9"/>
+            <w:shd w:val="clear" w:color="auto" w:fill="F9F9F9"/>
             <w:tcMar>
               <w:top w:w="80" w:type="dxa"/>
               <w:bottom w:w="80" w:type="dxa"/>
@@ -20130,7 +20142,7 @@
         <w:tc>
           <w:tcPr>
             <w:tcW w:type="dxa" w:w="964"/>
-            <w:shd w:fill="F9F9F9"/>
+            <w:shd w:val="clear" w:color="auto" w:fill="F9F9F9"/>
             <w:tcMar>
               <w:top w:w="80" w:type="dxa"/>
               <w:bottom w:w="80" w:type="dxa"/>
@@ -20156,7 +20168,7 @@
         <w:tc>
           <w:tcPr>
             <w:tcW w:type="dxa" w:w="964"/>
-            <w:shd w:fill="F9F9F9"/>
+            <w:shd w:val="clear" w:color="auto" w:fill="F9F9F9"/>
             <w:tcMar>
               <w:top w:w="80" w:type="dxa"/>
               <w:bottom w:w="80" w:type="dxa"/>
@@ -20187,7 +20199,7 @@
         <w:tc>
           <w:tcPr>
             <w:tcW w:type="dxa" w:w="2721"/>
-            <w:shd w:fill="FFFFFF"/>
+            <w:shd w:val="clear" w:color="auto" w:fill="FFFFFF"/>
             <w:tcMar>
               <w:top w:w="80" w:type="dxa"/>
               <w:bottom w:w="80" w:type="dxa"/>
@@ -20213,7 +20225,7 @@
         <w:tc>
           <w:tcPr>
             <w:tcW w:type="dxa" w:w="907"/>
-            <w:shd w:fill="FFFFFF"/>
+            <w:shd w:val="clear" w:color="auto" w:fill="FFFFFF"/>
             <w:tcMar>
               <w:top w:w="80" w:type="dxa"/>
               <w:bottom w:w="80" w:type="dxa"/>
@@ -20239,7 +20251,7 @@
         <w:tc>
           <w:tcPr>
             <w:tcW w:type="dxa" w:w="1020"/>
-            <w:shd w:fill="FFFFFF"/>
+            <w:shd w:val="clear" w:color="auto" w:fill="FFFFFF"/>
             <w:tcMar>
               <w:top w:w="80" w:type="dxa"/>
               <w:bottom w:w="80" w:type="dxa"/>
@@ -20265,7 +20277,7 @@
         <w:tc>
           <w:tcPr>
             <w:tcW w:type="dxa" w:w="1020"/>
-            <w:shd w:fill="FFFFFF"/>
+            <w:shd w:val="clear" w:color="auto" w:fill="FFFFFF"/>
             <w:tcMar>
               <w:top w:w="80" w:type="dxa"/>
               <w:bottom w:w="80" w:type="dxa"/>
@@ -20291,7 +20303,7 @@
         <w:tc>
           <w:tcPr>
             <w:tcW w:type="dxa" w:w="907"/>
-            <w:shd w:fill="FFFFFF"/>
+            <w:shd w:val="clear" w:color="auto" w:fill="FFFFFF"/>
             <w:tcMar>
               <w:top w:w="80" w:type="dxa"/>
               <w:bottom w:w="80" w:type="dxa"/>
@@ -20317,7 +20329,7 @@
         <w:tc>
           <w:tcPr>
             <w:tcW w:type="dxa" w:w="964"/>
-            <w:shd w:fill="FFFFFF"/>
+            <w:shd w:val="clear" w:color="auto" w:fill="FFFFFF"/>
             <w:tcMar>
               <w:top w:w="80" w:type="dxa"/>
               <w:bottom w:w="80" w:type="dxa"/>
@@ -20343,7 +20355,7 @@
         <w:tc>
           <w:tcPr>
             <w:tcW w:type="dxa" w:w="964"/>
-            <w:shd w:fill="FFFFFF"/>
+            <w:shd w:val="clear" w:color="auto" w:fill="FFFFFF"/>
             <w:tcMar>
               <w:top w:w="80" w:type="dxa"/>
               <w:bottom w:w="80" w:type="dxa"/>
@@ -20423,7 +20435,6 @@
       <w:tblPr>
         <w:tblW w:type="auto" w:w="0"/>
         <w:jc w:val="center"/>
-        <w:tblLook w:firstColumn="1" w:firstRow="1" w:lastColumn="0" w:lastRow="0" w:noHBand="0" w:noVBand="1" w:val="04A0"/>
         <w:tblBorders>
           <w:top w:val="single" w:sz="4" w:space="0" w:color="808080"/>
           <w:bottom w:val="single" w:sz="4" w:space="0" w:color="808080"/>
@@ -20432,6 +20443,7 @@
           <w:insideH w:val="single" w:sz="4" w:space="0" w:color="808080"/>
           <w:insideV w:val="none"/>
         </w:tblBorders>
+        <w:tblLook w:firstColumn="1" w:firstRow="1" w:lastColumn="0" w:lastRow="0" w:noHBand="0" w:noVBand="1" w:val="04A0"/>
       </w:tblPr>
       <w:tblGrid>
         <w:gridCol w:w="1701"/>
@@ -20442,13 +20454,13 @@
       </w:tblGrid>
       <w:tr>
         <w:trPr>
+          <w:cantSplit/>
           <w:tblHeader/>
-          <w:cantSplit/>
         </w:trPr>
         <w:tc>
           <w:tcPr>
             <w:tcW w:type="dxa" w:w="2154"/>
-            <w:shd w:fill="F2F2F2"/>
+            <w:shd w:val="clear" w:color="auto" w:fill="F2F2F2"/>
             <w:tcMar>
               <w:top w:w="100" w:type="dxa"/>
               <w:bottom w:w="100" w:type="dxa"/>
@@ -20475,7 +20487,7 @@
         <w:tc>
           <w:tcPr>
             <w:tcW w:type="dxa" w:w="1814"/>
-            <w:shd w:fill="F2F2F2"/>
+            <w:shd w:val="clear" w:color="auto" w:fill="F2F2F2"/>
             <w:tcMar>
               <w:top w:w="100" w:type="dxa"/>
               <w:bottom w:w="100" w:type="dxa"/>
@@ -20502,7 +20514,7 @@
         <w:tc>
           <w:tcPr>
             <w:tcW w:type="dxa" w:w="1814"/>
-            <w:shd w:fill="F2F2F2"/>
+            <w:shd w:val="clear" w:color="auto" w:fill="F2F2F2"/>
             <w:tcMar>
               <w:top w:w="100" w:type="dxa"/>
               <w:bottom w:w="100" w:type="dxa"/>
@@ -20529,7 +20541,7 @@
         <w:tc>
           <w:tcPr>
             <w:tcW w:type="dxa" w:w="1814"/>
-            <w:shd w:fill="F2F2F2"/>
+            <w:shd w:val="clear" w:color="auto" w:fill="F2F2F2"/>
             <w:tcMar>
               <w:top w:w="100" w:type="dxa"/>
               <w:bottom w:w="100" w:type="dxa"/>
@@ -20556,7 +20568,7 @@
         <w:tc>
           <w:tcPr>
             <w:tcW w:type="dxa" w:w="1757"/>
-            <w:shd w:fill="F2F2F2"/>
+            <w:shd w:val="clear" w:color="auto" w:fill="F2F2F2"/>
             <w:tcMar>
               <w:top w:w="100" w:type="dxa"/>
               <w:bottom w:w="100" w:type="dxa"/>
@@ -20588,7 +20600,7 @@
         <w:tc>
           <w:tcPr>
             <w:tcW w:type="dxa" w:w="2154"/>
-            <w:shd w:fill="FFFFFF"/>
+            <w:shd w:val="clear" w:color="auto" w:fill="FFFFFF"/>
             <w:tcMar>
               <w:top w:w="80" w:type="dxa"/>
               <w:bottom w:w="80" w:type="dxa"/>
@@ -20614,7 +20626,7 @@
         <w:tc>
           <w:tcPr>
             <w:tcW w:type="dxa" w:w="1814"/>
-            <w:shd w:fill="FFFFFF"/>
+            <w:shd w:val="clear" w:color="auto" w:fill="FFFFFF"/>
             <w:tcMar>
               <w:top w:w="80" w:type="dxa"/>
               <w:bottom w:w="80" w:type="dxa"/>
@@ -20640,7 +20652,7 @@
         <w:tc>
           <w:tcPr>
             <w:tcW w:type="dxa" w:w="1814"/>
-            <w:shd w:fill="FFFFFF"/>
+            <w:shd w:val="clear" w:color="auto" w:fill="FFFFFF"/>
             <w:tcMar>
               <w:top w:w="80" w:type="dxa"/>
               <w:bottom w:w="80" w:type="dxa"/>
@@ -20666,7 +20678,7 @@
         <w:tc>
           <w:tcPr>
             <w:tcW w:type="dxa" w:w="1814"/>
-            <w:shd w:fill="FFFFFF"/>
+            <w:shd w:val="clear" w:color="auto" w:fill="FFFFFF"/>
             <w:tcMar>
               <w:top w:w="80" w:type="dxa"/>
               <w:bottom w:w="80" w:type="dxa"/>
@@ -20692,7 +20704,7 @@
         <w:tc>
           <w:tcPr>
             <w:tcW w:type="dxa" w:w="1757"/>
-            <w:shd w:fill="FFFFFF"/>
+            <w:shd w:val="clear" w:color="auto" w:fill="FFFFFF"/>
             <w:tcMar>
               <w:top w:w="80" w:type="dxa"/>
               <w:bottom w:w="80" w:type="dxa"/>
@@ -20723,7 +20735,7 @@
         <w:tc>
           <w:tcPr>
             <w:tcW w:type="dxa" w:w="2154"/>
-            <w:shd w:fill="F9F9F9"/>
+            <w:shd w:val="clear" w:color="auto" w:fill="F9F9F9"/>
             <w:tcMar>
               <w:top w:w="80" w:type="dxa"/>
               <w:bottom w:w="80" w:type="dxa"/>
@@ -20749,7 +20761,7 @@
         <w:tc>
           <w:tcPr>
             <w:tcW w:type="dxa" w:w="1814"/>
-            <w:shd w:fill="F9F9F9"/>
+            <w:shd w:val="clear" w:color="auto" w:fill="F9F9F9"/>
             <w:tcMar>
               <w:top w:w="80" w:type="dxa"/>
               <w:bottom w:w="80" w:type="dxa"/>
@@ -20775,7 +20787,7 @@
         <w:tc>
           <w:tcPr>
             <w:tcW w:type="dxa" w:w="1814"/>
-            <w:shd w:fill="F9F9F9"/>
+            <w:shd w:val="clear" w:color="auto" w:fill="F9F9F9"/>
             <w:tcMar>
               <w:top w:w="80" w:type="dxa"/>
               <w:bottom w:w="80" w:type="dxa"/>
@@ -20801,7 +20813,7 @@
         <w:tc>
           <w:tcPr>
             <w:tcW w:type="dxa" w:w="1814"/>
-            <w:shd w:fill="F9F9F9"/>
+            <w:shd w:val="clear" w:color="auto" w:fill="F9F9F9"/>
             <w:tcMar>
               <w:top w:w="80" w:type="dxa"/>
               <w:bottom w:w="80" w:type="dxa"/>
@@ -20827,7 +20839,7 @@
         <w:tc>
           <w:tcPr>
             <w:tcW w:type="dxa" w:w="1757"/>
-            <w:shd w:fill="F9F9F9"/>
+            <w:shd w:val="clear" w:color="auto" w:fill="F9F9F9"/>
             <w:tcMar>
               <w:top w:w="80" w:type="dxa"/>
               <w:bottom w:w="80" w:type="dxa"/>
@@ -20858,7 +20870,7 @@
         <w:tc>
           <w:tcPr>
             <w:tcW w:type="dxa" w:w="2154"/>
-            <w:shd w:fill="FFFFFF"/>
+            <w:shd w:val="clear" w:color="auto" w:fill="FFFFFF"/>
             <w:tcMar>
               <w:top w:w="80" w:type="dxa"/>
               <w:bottom w:w="80" w:type="dxa"/>
@@ -20884,7 +20896,7 @@
         <w:tc>
           <w:tcPr>
             <w:tcW w:type="dxa" w:w="1814"/>
-            <w:shd w:fill="FFFFFF"/>
+            <w:shd w:val="clear" w:color="auto" w:fill="FFFFFF"/>
             <w:tcMar>
               <w:top w:w="80" w:type="dxa"/>
               <w:bottom w:w="80" w:type="dxa"/>
@@ -20910,7 +20922,7 @@
         <w:tc>
           <w:tcPr>
             <w:tcW w:type="dxa" w:w="1814"/>
-            <w:shd w:fill="FFFFFF"/>
+            <w:shd w:val="clear" w:color="auto" w:fill="FFFFFF"/>
             <w:tcMar>
               <w:top w:w="80" w:type="dxa"/>
               <w:bottom w:w="80" w:type="dxa"/>
@@ -20936,7 +20948,7 @@
         <w:tc>
           <w:tcPr>
             <w:tcW w:type="dxa" w:w="1814"/>
-            <w:shd w:fill="FFFFFF"/>
+            <w:shd w:val="clear" w:color="auto" w:fill="FFFFFF"/>
             <w:tcMar>
               <w:top w:w="80" w:type="dxa"/>
               <w:bottom w:w="80" w:type="dxa"/>
@@ -20962,7 +20974,7 @@
         <w:tc>
           <w:tcPr>
             <w:tcW w:type="dxa" w:w="1757"/>
-            <w:shd w:fill="FFFFFF"/>
+            <w:shd w:val="clear" w:color="auto" w:fill="FFFFFF"/>
             <w:tcMar>
               <w:top w:w="80" w:type="dxa"/>
               <w:bottom w:w="80" w:type="dxa"/>
@@ -20993,7 +21005,7 @@
         <w:tc>
           <w:tcPr>
             <w:tcW w:type="dxa" w:w="2154"/>
-            <w:shd w:fill="F9F9F9"/>
+            <w:shd w:val="clear" w:color="auto" w:fill="F9F9F9"/>
             <w:tcMar>
               <w:top w:w="80" w:type="dxa"/>
               <w:bottom w:w="80" w:type="dxa"/>
@@ -21019,7 +21031,7 @@
         <w:tc>
           <w:tcPr>
             <w:tcW w:type="dxa" w:w="1814"/>
-            <w:shd w:fill="F9F9F9"/>
+            <w:shd w:val="clear" w:color="auto" w:fill="F9F9F9"/>
             <w:tcMar>
               <w:top w:w="80" w:type="dxa"/>
               <w:bottom w:w="80" w:type="dxa"/>
@@ -21045,7 +21057,7 @@
         <w:tc>
           <w:tcPr>
             <w:tcW w:type="dxa" w:w="1814"/>
-            <w:shd w:fill="F9F9F9"/>
+            <w:shd w:val="clear" w:color="auto" w:fill="F9F9F9"/>
             <w:tcMar>
               <w:top w:w="80" w:type="dxa"/>
               <w:bottom w:w="80" w:type="dxa"/>
@@ -21071,7 +21083,7 @@
         <w:tc>
           <w:tcPr>
             <w:tcW w:type="dxa" w:w="1814"/>
-            <w:shd w:fill="F9F9F9"/>
+            <w:shd w:val="clear" w:color="auto" w:fill="F9F9F9"/>
             <w:tcMar>
               <w:top w:w="80" w:type="dxa"/>
               <w:bottom w:w="80" w:type="dxa"/>
@@ -21097,7 +21109,7 @@
         <w:tc>
           <w:tcPr>
             <w:tcW w:type="dxa" w:w="1757"/>
-            <w:shd w:fill="F9F9F9"/>
+            <w:shd w:val="clear" w:color="auto" w:fill="F9F9F9"/>
             <w:tcMar>
               <w:top w:w="80" w:type="dxa"/>
               <w:bottom w:w="80" w:type="dxa"/>
@@ -21128,7 +21140,7 @@
         <w:tc>
           <w:tcPr>
             <w:tcW w:type="dxa" w:w="2154"/>
-            <w:shd w:fill="FFFFFF"/>
+            <w:shd w:val="clear" w:color="auto" w:fill="FFFFFF"/>
             <w:tcMar>
               <w:top w:w="80" w:type="dxa"/>
               <w:bottom w:w="80" w:type="dxa"/>
@@ -21154,7 +21166,7 @@
         <w:tc>
           <w:tcPr>
             <w:tcW w:type="dxa" w:w="1814"/>
-            <w:shd w:fill="FFFFFF"/>
+            <w:shd w:val="clear" w:color="auto" w:fill="FFFFFF"/>
             <w:tcMar>
               <w:top w:w="80" w:type="dxa"/>
               <w:bottom w:w="80" w:type="dxa"/>
@@ -21180,7 +21192,7 @@
         <w:tc>
           <w:tcPr>
             <w:tcW w:type="dxa" w:w="1814"/>
-            <w:shd w:fill="FFFFFF"/>
+            <w:shd w:val="clear" w:color="auto" w:fill="FFFFFF"/>
             <w:tcMar>
               <w:top w:w="80" w:type="dxa"/>
               <w:bottom w:w="80" w:type="dxa"/>
@@ -21206,7 +21218,7 @@
         <w:tc>
           <w:tcPr>
             <w:tcW w:type="dxa" w:w="1814"/>
-            <w:shd w:fill="FFFFFF"/>
+            <w:shd w:val="clear" w:color="auto" w:fill="FFFFFF"/>
             <w:tcMar>
               <w:top w:w="80" w:type="dxa"/>
               <w:bottom w:w="80" w:type="dxa"/>
@@ -21232,7 +21244,7 @@
         <w:tc>
           <w:tcPr>
             <w:tcW w:type="dxa" w:w="1757"/>
-            <w:shd w:fill="FFFFFF"/>
+            <w:shd w:val="clear" w:color="auto" w:fill="FFFFFF"/>
             <w:tcMar>
               <w:top w:w="80" w:type="dxa"/>
               <w:bottom w:w="80" w:type="dxa"/>
@@ -21263,7 +21275,7 @@
         <w:tc>
           <w:tcPr>
             <w:tcW w:type="dxa" w:w="2154"/>
-            <w:shd w:fill="F9F9F9"/>
+            <w:shd w:val="clear" w:color="auto" w:fill="F9F9F9"/>
             <w:tcMar>
               <w:top w:w="80" w:type="dxa"/>
               <w:bottom w:w="80" w:type="dxa"/>
@@ -21289,7 +21301,7 @@
         <w:tc>
           <w:tcPr>
             <w:tcW w:type="dxa" w:w="1814"/>
-            <w:shd w:fill="F9F9F9"/>
+            <w:shd w:val="clear" w:color="auto" w:fill="F9F9F9"/>
             <w:tcMar>
               <w:top w:w="80" w:type="dxa"/>
               <w:bottom w:w="80" w:type="dxa"/>
@@ -21315,7 +21327,7 @@
         <w:tc>
           <w:tcPr>
             <w:tcW w:type="dxa" w:w="1814"/>
-            <w:shd w:fill="F9F9F9"/>
+            <w:shd w:val="clear" w:color="auto" w:fill="F9F9F9"/>
             <w:tcMar>
               <w:top w:w="80" w:type="dxa"/>
               <w:bottom w:w="80" w:type="dxa"/>
@@ -21341,7 +21353,7 @@
         <w:tc>
           <w:tcPr>
             <w:tcW w:type="dxa" w:w="1814"/>
-            <w:shd w:fill="F9F9F9"/>
+            <w:shd w:val="clear" w:color="auto" w:fill="F9F9F9"/>
             <w:tcMar>
               <w:top w:w="80" w:type="dxa"/>
               <w:bottom w:w="80" w:type="dxa"/>
@@ -21367,7 +21379,7 @@
         <w:tc>
           <w:tcPr>
             <w:tcW w:type="dxa" w:w="1757"/>
-            <w:shd w:fill="F9F9F9"/>
+            <w:shd w:val="clear" w:color="auto" w:fill="F9F9F9"/>
             <w:tcMar>
               <w:top w:w="80" w:type="dxa"/>
               <w:bottom w:w="80" w:type="dxa"/>
@@ -21398,7 +21410,7 @@
         <w:tc>
           <w:tcPr>
             <w:tcW w:type="dxa" w:w="2154"/>
-            <w:shd w:fill="FFFFFF"/>
+            <w:shd w:val="clear" w:color="auto" w:fill="FFFFFF"/>
             <w:tcMar>
               <w:top w:w="80" w:type="dxa"/>
               <w:bottom w:w="80" w:type="dxa"/>
@@ -21424,7 +21436,7 @@
         <w:tc>
           <w:tcPr>
             <w:tcW w:type="dxa" w:w="1814"/>
-            <w:shd w:fill="FFFFFF"/>
+            <w:shd w:val="clear" w:color="auto" w:fill="FFFFFF"/>
             <w:tcMar>
               <w:top w:w="80" w:type="dxa"/>
               <w:bottom w:w="80" w:type="dxa"/>
@@ -21450,7 +21462,7 @@
         <w:tc>
           <w:tcPr>
             <w:tcW w:type="dxa" w:w="1814"/>
-            <w:shd w:fill="FFFFFF"/>
+            <w:shd w:val="clear" w:color="auto" w:fill="FFFFFF"/>
             <w:tcMar>
               <w:top w:w="80" w:type="dxa"/>
               <w:bottom w:w="80" w:type="dxa"/>
@@ -21476,7 +21488,7 @@
         <w:tc>
           <w:tcPr>
             <w:tcW w:type="dxa" w:w="1814"/>
-            <w:shd w:fill="FFFFFF"/>
+            <w:shd w:val="clear" w:color="auto" w:fill="FFFFFF"/>
             <w:tcMar>
               <w:top w:w="80" w:type="dxa"/>
               <w:bottom w:w="80" w:type="dxa"/>
@@ -21502,7 +21514,7 @@
         <w:tc>
           <w:tcPr>
             <w:tcW w:type="dxa" w:w="1757"/>
-            <w:shd w:fill="FFFFFF"/>
+            <w:shd w:val="clear" w:color="auto" w:fill="FFFFFF"/>
             <w:tcMar>
               <w:top w:w="80" w:type="dxa"/>
               <w:bottom w:w="80" w:type="dxa"/>
@@ -21533,7 +21545,7 @@
         <w:tc>
           <w:tcPr>
             <w:tcW w:type="dxa" w:w="2154"/>
-            <w:shd w:fill="F9F9F9"/>
+            <w:shd w:val="clear" w:color="auto" w:fill="F9F9F9"/>
             <w:tcMar>
               <w:top w:w="80" w:type="dxa"/>
               <w:bottom w:w="80" w:type="dxa"/>
@@ -21559,7 +21571,7 @@
         <w:tc>
           <w:tcPr>
             <w:tcW w:type="dxa" w:w="1814"/>
-            <w:shd w:fill="F9F9F9"/>
+            <w:shd w:val="clear" w:color="auto" w:fill="F9F9F9"/>
             <w:tcMar>
               <w:top w:w="80" w:type="dxa"/>
               <w:bottom w:w="80" w:type="dxa"/>
@@ -21585,7 +21597,7 @@
         <w:tc>
           <w:tcPr>
             <w:tcW w:type="dxa" w:w="1814"/>
-            <w:shd w:fill="F9F9F9"/>
+            <w:shd w:val="clear" w:color="auto" w:fill="F9F9F9"/>
             <w:tcMar>
               <w:top w:w="80" w:type="dxa"/>
               <w:bottom w:w="80" w:type="dxa"/>
@@ -21611,7 +21623,7 @@
         <w:tc>
           <w:tcPr>
             <w:tcW w:type="dxa" w:w="1814"/>
-            <w:shd w:fill="F9F9F9"/>
+            <w:shd w:val="clear" w:color="auto" w:fill="F9F9F9"/>
             <w:tcMar>
               <w:top w:w="80" w:type="dxa"/>
               <w:bottom w:w="80" w:type="dxa"/>
@@ -21637,7 +21649,7 @@
         <w:tc>
           <w:tcPr>
             <w:tcW w:type="dxa" w:w="1757"/>
-            <w:shd w:fill="F9F9F9"/>
+            <w:shd w:val="clear" w:color="auto" w:fill="F9F9F9"/>
             <w:tcMar>
               <w:top w:w="80" w:type="dxa"/>
               <w:bottom w:w="80" w:type="dxa"/>
@@ -21668,7 +21680,7 @@
         <w:tc>
           <w:tcPr>
             <w:tcW w:type="dxa" w:w="2154"/>
-            <w:shd w:fill="FFFFFF"/>
+            <w:shd w:val="clear" w:color="auto" w:fill="FFFFFF"/>
             <w:tcMar>
               <w:top w:w="80" w:type="dxa"/>
               <w:bottom w:w="80" w:type="dxa"/>
@@ -21694,7 +21706,7 @@
         <w:tc>
           <w:tcPr>
             <w:tcW w:type="dxa" w:w="1814"/>
-            <w:shd w:fill="FFFFFF"/>
+            <w:shd w:val="clear" w:color="auto" w:fill="FFFFFF"/>
             <w:tcMar>
               <w:top w:w="80" w:type="dxa"/>
               <w:bottom w:w="80" w:type="dxa"/>
@@ -21720,7 +21732,7 @@
         <w:tc>
           <w:tcPr>
             <w:tcW w:type="dxa" w:w="1814"/>
-            <w:shd w:fill="FFFFFF"/>
+            <w:shd w:val="clear" w:color="auto" w:fill="FFFFFF"/>
             <w:tcMar>
               <w:top w:w="80" w:type="dxa"/>
               <w:bottom w:w="80" w:type="dxa"/>
@@ -21746,7 +21758,7 @@
         <w:tc>
           <w:tcPr>
             <w:tcW w:type="dxa" w:w="1814"/>
-            <w:shd w:fill="FFFFFF"/>
+            <w:shd w:val="clear" w:color="auto" w:fill="FFFFFF"/>
             <w:tcMar>
               <w:top w:w="80" w:type="dxa"/>
               <w:bottom w:w="80" w:type="dxa"/>
@@ -21772,7 +21784,7 @@
         <w:tc>
           <w:tcPr>
             <w:tcW w:type="dxa" w:w="1757"/>
-            <w:shd w:fill="FFFFFF"/>
+            <w:shd w:val="clear" w:color="auto" w:fill="FFFFFF"/>
             <w:tcMar>
               <w:top w:w="80" w:type="dxa"/>
               <w:bottom w:w="80" w:type="dxa"/>
@@ -21803,7 +21815,7 @@
         <w:tc>
           <w:tcPr>
             <w:tcW w:type="dxa" w:w="2154"/>
-            <w:shd w:fill="F9F9F9"/>
+            <w:shd w:val="clear" w:color="auto" w:fill="F9F9F9"/>
             <w:tcMar>
               <w:top w:w="80" w:type="dxa"/>
               <w:bottom w:w="80" w:type="dxa"/>
@@ -21829,7 +21841,7 @@
         <w:tc>
           <w:tcPr>
             <w:tcW w:type="dxa" w:w="1814"/>
-            <w:shd w:fill="F9F9F9"/>
+            <w:shd w:val="clear" w:color="auto" w:fill="F9F9F9"/>
             <w:tcMar>
               <w:top w:w="80" w:type="dxa"/>
               <w:bottom w:w="80" w:type="dxa"/>
@@ -21855,7 +21867,7 @@
         <w:tc>
           <w:tcPr>
             <w:tcW w:type="dxa" w:w="1814"/>
-            <w:shd w:fill="F9F9F9"/>
+            <w:shd w:val="clear" w:color="auto" w:fill="F9F9F9"/>
             <w:tcMar>
               <w:top w:w="80" w:type="dxa"/>
               <w:bottom w:w="80" w:type="dxa"/>
@@ -21881,7 +21893,7 @@
         <w:tc>
           <w:tcPr>
             <w:tcW w:type="dxa" w:w="1814"/>
-            <w:shd w:fill="F9F9F9"/>
+            <w:shd w:val="clear" w:color="auto" w:fill="F9F9F9"/>
             <w:tcMar>
               <w:top w:w="80" w:type="dxa"/>
               <w:bottom w:w="80" w:type="dxa"/>
@@ -21907,7 +21919,7 @@
         <w:tc>
           <w:tcPr>
             <w:tcW w:type="dxa" w:w="1757"/>
-            <w:shd w:fill="F9F9F9"/>
+            <w:shd w:val="clear" w:color="auto" w:fill="F9F9F9"/>
             <w:tcMar>
               <w:top w:w="80" w:type="dxa"/>
               <w:bottom w:w="80" w:type="dxa"/>
@@ -21938,7 +21950,7 @@
         <w:tc>
           <w:tcPr>
             <w:tcW w:type="dxa" w:w="2154"/>
-            <w:shd w:fill="FFFFFF"/>
+            <w:shd w:val="clear" w:color="auto" w:fill="FFFFFF"/>
             <w:tcMar>
               <w:top w:w="80" w:type="dxa"/>
               <w:bottom w:w="80" w:type="dxa"/>
@@ -21964,7 +21976,7 @@
         <w:tc>
           <w:tcPr>
             <w:tcW w:type="dxa" w:w="1814"/>
-            <w:shd w:fill="FFFFFF"/>
+            <w:shd w:val="clear" w:color="auto" w:fill="FFFFFF"/>
             <w:tcMar>
               <w:top w:w="80" w:type="dxa"/>
               <w:bottom w:w="80" w:type="dxa"/>
@@ -21990,7 +22002,7 @@
         <w:tc>
           <w:tcPr>
             <w:tcW w:type="dxa" w:w="1814"/>
-            <w:shd w:fill="FFFFFF"/>
+            <w:shd w:val="clear" w:color="auto" w:fill="FFFFFF"/>
             <w:tcMar>
               <w:top w:w="80" w:type="dxa"/>
               <w:bottom w:w="80" w:type="dxa"/>
@@ -22016,7 +22028,7 @@
         <w:tc>
           <w:tcPr>
             <w:tcW w:type="dxa" w:w="1814"/>
-            <w:shd w:fill="FFFFFF"/>
+            <w:shd w:val="clear" w:color="auto" w:fill="FFFFFF"/>
             <w:tcMar>
               <w:top w:w="80" w:type="dxa"/>
               <w:bottom w:w="80" w:type="dxa"/>
@@ -22042,7 +22054,7 @@
         <w:tc>
           <w:tcPr>
             <w:tcW w:type="dxa" w:w="1757"/>
-            <w:shd w:fill="FFFFFF"/>
+            <w:shd w:val="clear" w:color="auto" w:fill="FFFFFF"/>
             <w:tcMar>
               <w:top w:w="80" w:type="dxa"/>
               <w:bottom w:w="80" w:type="dxa"/>
@@ -22373,7 +22385,6 @@
       <w:tblPr>
         <w:tblW w:type="auto" w:w="0"/>
         <w:jc w:val="center"/>
-        <w:tblLook w:firstColumn="1" w:firstRow="1" w:lastColumn="0" w:lastRow="0" w:noHBand="0" w:noVBand="1" w:val="04A0"/>
         <w:tblBorders>
           <w:top w:val="single" w:sz="4" w:space="0" w:color="808080"/>
           <w:bottom w:val="single" w:sz="4" w:space="0" w:color="808080"/>
@@ -22382,6 +22393,7 @@
           <w:insideH w:val="single" w:sz="4" w:space="0" w:color="808080"/>
           <w:insideV w:val="none"/>
         </w:tblBorders>
+        <w:tblLook w:firstColumn="1" w:firstRow="1" w:lastColumn="0" w:lastRow="0" w:noHBand="0" w:noVBand="1" w:val="04A0"/>
       </w:tblPr>
       <w:tblGrid>
         <w:gridCol w:w="2126"/>
@@ -22391,13 +22403,13 @@
       </w:tblGrid>
       <w:tr>
         <w:trPr>
+          <w:cantSplit/>
           <w:tblHeader/>
-          <w:cantSplit/>
         </w:trPr>
         <w:tc>
           <w:tcPr>
             <w:tcW w:type="dxa" w:w="2551"/>
-            <w:shd w:fill="F2F2F2"/>
+            <w:shd w:val="clear" w:color="auto" w:fill="F2F2F2"/>
             <w:tcMar>
               <w:top w:w="100" w:type="dxa"/>
               <w:bottom w:w="100" w:type="dxa"/>
@@ -22424,7 +22436,7 @@
         <w:tc>
           <w:tcPr>
             <w:tcW w:type="dxa" w:w="1984"/>
-            <w:shd w:fill="F2F2F2"/>
+            <w:shd w:val="clear" w:color="auto" w:fill="F2F2F2"/>
             <w:tcMar>
               <w:top w:w="100" w:type="dxa"/>
               <w:bottom w:w="100" w:type="dxa"/>
@@ -22451,7 +22463,7 @@
         <w:tc>
           <w:tcPr>
             <w:tcW w:type="dxa" w:w="1984"/>
-            <w:shd w:fill="F2F2F2"/>
+            <w:shd w:val="clear" w:color="auto" w:fill="F2F2F2"/>
             <w:tcMar>
               <w:top w:w="100" w:type="dxa"/>
               <w:bottom w:w="100" w:type="dxa"/>
@@ -22478,7 +22490,7 @@
         <w:tc>
           <w:tcPr>
             <w:tcW w:type="dxa" w:w="1984"/>
-            <w:shd w:fill="F2F2F2"/>
+            <w:shd w:val="clear" w:color="auto" w:fill="F2F2F2"/>
             <w:tcMar>
               <w:top w:w="100" w:type="dxa"/>
               <w:bottom w:w="100" w:type="dxa"/>
@@ -22510,7 +22522,7 @@
         <w:tc>
           <w:tcPr>
             <w:tcW w:type="dxa" w:w="2551"/>
-            <w:shd w:fill="FFFFFF"/>
+            <w:shd w:val="clear" w:color="auto" w:fill="FFFFFF"/>
             <w:tcMar>
               <w:top w:w="80" w:type="dxa"/>
               <w:bottom w:w="80" w:type="dxa"/>
@@ -22536,7 +22548,7 @@
         <w:tc>
           <w:tcPr>
             <w:tcW w:type="dxa" w:w="1984"/>
-            <w:shd w:fill="FFFFFF"/>
+            <w:shd w:val="clear" w:color="auto" w:fill="FFFFFF"/>
             <w:tcMar>
               <w:top w:w="80" w:type="dxa"/>
               <w:bottom w:w="80" w:type="dxa"/>
@@ -22562,7 +22574,7 @@
         <w:tc>
           <w:tcPr>
             <w:tcW w:type="dxa" w:w="1984"/>
-            <w:shd w:fill="FFFFFF"/>
+            <w:shd w:val="clear" w:color="auto" w:fill="FFFFFF"/>
             <w:tcMar>
               <w:top w:w="80" w:type="dxa"/>
               <w:bottom w:w="80" w:type="dxa"/>
@@ -22588,7 +22600,7 @@
         <w:tc>
           <w:tcPr>
             <w:tcW w:type="dxa" w:w="1984"/>
-            <w:shd w:fill="FFFFFF"/>
+            <w:shd w:val="clear" w:color="auto" w:fill="FFFFFF"/>
             <w:tcMar>
               <w:top w:w="80" w:type="dxa"/>
               <w:bottom w:w="80" w:type="dxa"/>
@@ -22619,7 +22631,7 @@
         <w:tc>
           <w:tcPr>
             <w:tcW w:type="dxa" w:w="2551"/>
-            <w:shd w:fill="F9F9F9"/>
+            <w:shd w:val="clear" w:color="auto" w:fill="F9F9F9"/>
             <w:tcMar>
               <w:top w:w="80" w:type="dxa"/>
               <w:bottom w:w="80" w:type="dxa"/>
@@ -22645,7 +22657,7 @@
         <w:tc>
           <w:tcPr>
             <w:tcW w:type="dxa" w:w="1984"/>
-            <w:shd w:fill="F9F9F9"/>
+            <w:shd w:val="clear" w:color="auto" w:fill="F9F9F9"/>
             <w:tcMar>
               <w:top w:w="80" w:type="dxa"/>
               <w:bottom w:w="80" w:type="dxa"/>
@@ -22671,7 +22683,7 @@
         <w:tc>
           <w:tcPr>
             <w:tcW w:type="dxa" w:w="1984"/>
-            <w:shd w:fill="F9F9F9"/>
+            <w:shd w:val="clear" w:color="auto" w:fill="F9F9F9"/>
             <w:tcMar>
               <w:top w:w="80" w:type="dxa"/>
               <w:bottom w:w="80" w:type="dxa"/>
@@ -22697,7 +22709,7 @@
         <w:tc>
           <w:tcPr>
             <w:tcW w:type="dxa" w:w="1984"/>
-            <w:shd w:fill="F9F9F9"/>
+            <w:shd w:val="clear" w:color="auto" w:fill="F9F9F9"/>
             <w:tcMar>
               <w:top w:w="80" w:type="dxa"/>
               <w:bottom w:w="80" w:type="dxa"/>
@@ -22728,7 +22740,7 @@
         <w:tc>
           <w:tcPr>
             <w:tcW w:type="dxa" w:w="2551"/>
-            <w:shd w:fill="FFFFFF"/>
+            <w:shd w:val="clear" w:color="auto" w:fill="FFFFFF"/>
             <w:tcMar>
               <w:top w:w="80" w:type="dxa"/>
               <w:bottom w:w="80" w:type="dxa"/>
@@ -22754,7 +22766,7 @@
         <w:tc>
           <w:tcPr>
             <w:tcW w:type="dxa" w:w="1984"/>
-            <w:shd w:fill="FFFFFF"/>
+            <w:shd w:val="clear" w:color="auto" w:fill="FFFFFF"/>
             <w:tcMar>
               <w:top w:w="80" w:type="dxa"/>
               <w:bottom w:w="80" w:type="dxa"/>
@@ -22780,7 +22792,7 @@
         <w:tc>
           <w:tcPr>
             <w:tcW w:type="dxa" w:w="1984"/>
-            <w:shd w:fill="FFFFFF"/>
+            <w:shd w:val="clear" w:color="auto" w:fill="FFFFFF"/>
             <w:tcMar>
               <w:top w:w="80" w:type="dxa"/>
               <w:bottom w:w="80" w:type="dxa"/>
@@ -22806,7 +22818,7 @@
         <w:tc>
           <w:tcPr>
             <w:tcW w:type="dxa" w:w="1984"/>
-            <w:shd w:fill="FFFFFF"/>
+            <w:shd w:val="clear" w:color="auto" w:fill="FFFFFF"/>
             <w:tcMar>
               <w:top w:w="80" w:type="dxa"/>
               <w:bottom w:w="80" w:type="dxa"/>
@@ -22837,7 +22849,7 @@
         <w:tc>
           <w:tcPr>
             <w:tcW w:type="dxa" w:w="2551"/>
-            <w:shd w:fill="F9F9F9"/>
+            <w:shd w:val="clear" w:color="auto" w:fill="F9F9F9"/>
             <w:tcMar>
               <w:top w:w="80" w:type="dxa"/>
               <w:bottom w:w="80" w:type="dxa"/>
@@ -22863,7 +22875,7 @@
         <w:tc>
           <w:tcPr>
             <w:tcW w:type="dxa" w:w="1984"/>
-            <w:shd w:fill="F9F9F9"/>
+            <w:shd w:val="clear" w:color="auto" w:fill="F9F9F9"/>
             <w:tcMar>
               <w:top w:w="80" w:type="dxa"/>
               <w:bottom w:w="80" w:type="dxa"/>
@@ -22889,7 +22901,7 @@
         <w:tc>
           <w:tcPr>
             <w:tcW w:type="dxa" w:w="1984"/>
-            <w:shd w:fill="F9F9F9"/>
+            <w:shd w:val="clear" w:color="auto" w:fill="F9F9F9"/>
             <w:tcMar>
               <w:top w:w="80" w:type="dxa"/>
               <w:bottom w:w="80" w:type="dxa"/>
@@ -22915,7 +22927,7 @@
         <w:tc>
           <w:tcPr>
             <w:tcW w:type="dxa" w:w="1984"/>
-            <w:shd w:fill="F9F9F9"/>
+            <w:shd w:val="clear" w:color="auto" w:fill="F9F9F9"/>
             <w:tcMar>
               <w:top w:w="80" w:type="dxa"/>
               <w:bottom w:w="80" w:type="dxa"/>
@@ -22946,7 +22958,7 @@
         <w:tc>
           <w:tcPr>
             <w:tcW w:type="dxa" w:w="2551"/>
-            <w:shd w:fill="FFFFFF"/>
+            <w:shd w:val="clear" w:color="auto" w:fill="FFFFFF"/>
             <w:tcMar>
               <w:top w:w="80" w:type="dxa"/>
               <w:bottom w:w="80" w:type="dxa"/>
@@ -22972,7 +22984,7 @@
         <w:tc>
           <w:tcPr>
             <w:tcW w:type="dxa" w:w="1984"/>
-            <w:shd w:fill="FFFFFF"/>
+            <w:shd w:val="clear" w:color="auto" w:fill="FFFFFF"/>
             <w:tcMar>
               <w:top w:w="80" w:type="dxa"/>
               <w:bottom w:w="80" w:type="dxa"/>
@@ -22998,7 +23010,7 @@
         <w:tc>
           <w:tcPr>
             <w:tcW w:type="dxa" w:w="1984"/>
-            <w:shd w:fill="FFFFFF"/>
+            <w:shd w:val="clear" w:color="auto" w:fill="FFFFFF"/>
             <w:tcMar>
               <w:top w:w="80" w:type="dxa"/>
               <w:bottom w:w="80" w:type="dxa"/>
@@ -23024,7 +23036,7 @@
         <w:tc>
           <w:tcPr>
             <w:tcW w:type="dxa" w:w="1984"/>
-            <w:shd w:fill="FFFFFF"/>
+            <w:shd w:val="clear" w:color="auto" w:fill="FFFFFF"/>
             <w:tcMar>
               <w:top w:w="80" w:type="dxa"/>
               <w:bottom w:w="80" w:type="dxa"/>
@@ -23879,9 +23891,9 @@
       <w:footerReference w:type="default" r:id="rId11"/>
       <w:pgSz w:w="11906" w:h="16838"/>
       <w:pgMar w:top="1417" w:right="1417" w:bottom="1417" w:left="1984" w:header="720" w:footer="720" w:gutter="0"/>
+      <w:pgNumType w:fmt="decimal" w:start="1"/>
       <w:cols w:space="720"/>
       <w:docGrid w:linePitch="360"/>
-      <w:pgNumType w:fmt="decimal" w:start="1"/>
     </w:sectPr>
   </w:body>
 </w:document>
@@ -23908,12 +23920,36 @@
     <w:r>
       <w:rPr>
         <w:rFonts w:ascii="Times New Roman" w:hAnsi="Times New Roman"/>
-        <w:color w:val="000000"/>
-        <w:sz w:val="20"/>
+        <w:sz w:val="24"/>
       </w:rPr>
       <w:fldChar w:fldCharType="begin"/>
-      <w:instrText xml:space="preserve">PAGE</w:instrText>
+    </w:r>
+    <w:r>
+      <w:rPr>
+        <w:rFonts w:ascii="Times New Roman" w:hAnsi="Times New Roman"/>
+        <w:sz w:val="24"/>
+      </w:rPr>
+      <w:instrText xml:space="preserve"> PAGE </w:instrText>
+    </w:r>
+    <w:r>
+      <w:rPr>
+        <w:rFonts w:ascii="Times New Roman" w:hAnsi="Times New Roman"/>
+        <w:sz w:val="24"/>
+      </w:rPr>
       <w:fldChar w:fldCharType="separate"/>
+    </w:r>
+    <w:r>
+      <w:rPr>
+        <w:rFonts w:ascii="Times New Roman" w:hAnsi="Times New Roman"/>
+        <w:sz w:val="24"/>
+      </w:rPr>
+      <w:t>1</w:t>
+    </w:r>
+    <w:r>
+      <w:rPr>
+        <w:rFonts w:ascii="Times New Roman" w:hAnsi="Times New Roman"/>
+        <w:sz w:val="24"/>
+      </w:rPr>
       <w:fldChar w:fldCharType="end"/>
     </w:r>
   </w:p>
@@ -23930,12 +23966,36 @@
     <w:r>
       <w:rPr>
         <w:rFonts w:ascii="Times New Roman" w:hAnsi="Times New Roman"/>
-        <w:color w:val="000000"/>
-        <w:sz w:val="20"/>
+        <w:sz w:val="24"/>
       </w:rPr>
       <w:fldChar w:fldCharType="begin"/>
-      <w:instrText xml:space="preserve">PAGE</w:instrText>
+    </w:r>
+    <w:r>
+      <w:rPr>
+        <w:rFonts w:ascii="Times New Roman" w:hAnsi="Times New Roman"/>
+        <w:sz w:val="24"/>
+      </w:rPr>
+      <w:instrText xml:space="preserve"> PAGE </w:instrText>
+    </w:r>
+    <w:r>
+      <w:rPr>
+        <w:rFonts w:ascii="Times New Roman" w:hAnsi="Times New Roman"/>
+        <w:sz w:val="24"/>
+      </w:rPr>
       <w:fldChar w:fldCharType="separate"/>
+    </w:r>
+    <w:r>
+      <w:rPr>
+        <w:rFonts w:ascii="Times New Roman" w:hAnsi="Times New Roman"/>
+        <w:sz w:val="24"/>
+      </w:rPr>
+      <w:t>1</w:t>
+    </w:r>
+    <w:r>
+      <w:rPr>
+        <w:rFonts w:ascii="Times New Roman" w:hAnsi="Times New Roman"/>
+        <w:sz w:val="24"/>
+      </w:rPr>
       <w:fldChar w:fldCharType="end"/>
     </w:r>
   </w:p>
